--- a/sprawozdanie5.docx
+++ b/sprawozdanie5.docx
@@ -1338,7 +1338,7 @@
           <w:noProof/>
         </w:rPr>
         <w:drawing>
-          <wp:anchor distT="0" distB="0" distL="114300" distR="114300" simplePos="0" relativeHeight="251663360" behindDoc="0" locked="0" layoutInCell="1" allowOverlap="1" wp14:anchorId="326B863A" wp14:editId="2F1A2FD0">
+          <wp:anchor distT="0" distB="0" distL="114300" distR="114300" simplePos="0" relativeHeight="251663360" behindDoc="0" locked="0" layoutInCell="1" allowOverlap="1" wp14:anchorId="326B863A" wp14:editId="5C47FDB9">
             <wp:simplePos x="0" y="0"/>
             <wp:positionH relativeFrom="column">
               <wp:posOffset>424180</wp:posOffset>
@@ -1452,14 +1452,51 @@
           <w:szCs w:val="24"/>
         </w:rPr>
         <w:lastRenderedPageBreak/>
-        <w:t>Na podstawie przedstawionego histogramu rozkładu błędu względnego można z całą pewnością ocenić, że algorytm zachłanny, mimo faktu bycia jedynie niedokładną heurystyką, radzi sobie z wyznaczonym zadaniem doskonale.</w:t>
+        <w:t xml:space="preserve">Analiza przedstawionego histogramu oraz wygenerowanych metryk dla 1000 losowych instancji </w:t>
+      </w:r>
+      <w:r>
+        <w:rPr>
+          <w:sz w:val="24"/>
+          <w:szCs w:val="24"/>
+        </w:rPr>
+        <w:t>(gdzie liczba przedmiotów n była losowana z przedziału [20, 100], a pojemność plecaka b z przedziału [50, 200])</w:t>
+      </w:r>
+      <w:r>
+        <w:rPr>
+          <w:sz w:val="24"/>
+          <w:szCs w:val="24"/>
+        </w:rPr>
+        <w:t xml:space="preserve"> </w:t>
+      </w:r>
+      <w:r>
+        <w:rPr>
+          <w:sz w:val="24"/>
+          <w:szCs w:val="24"/>
+        </w:rPr>
+        <w:t xml:space="preserve">pozwala ocenić, że algorytm zachłanny radzi sobie z wyznaczonym zadaniem doskonale. Jego średnia jakość rozwiązania w stosunku do optimum wynosi aż </w:t>
+      </w:r>
+      <w:r>
+        <w:rPr>
+          <w:b/>
+          <w:bCs/>
+          <w:sz w:val="24"/>
+          <w:szCs w:val="24"/>
+        </w:rPr>
+        <w:t>99,19%</w:t>
+      </w:r>
+      <w:r>
+        <w:rPr>
+          <w:sz w:val="24"/>
+          <w:szCs w:val="24"/>
+        </w:rPr>
+        <w:t>.</w:t>
       </w:r>
     </w:p>
     <w:p>
       <w:pPr>
         <w:numPr>
           <w:ilvl w:val="0"/>
-          <w:numId w:val="4"/>
+          <w:numId w:val="5"/>
         </w:numPr>
         <w:rPr>
           <w:sz w:val="24"/>
@@ -1480,14 +1517,30 @@
           <w:sz w:val="24"/>
           <w:szCs w:val="24"/>
         </w:rPr>
-        <w:t xml:space="preserve"> Najwyższy słupek na wykresie odpowiada przedziałowi błędu względnego równego 0%. Świadczy to o tym, że w ponad połowie testowanych przypadków (częstość ponad 500/1000) heurystyka zachłanna bezbłędnie zidentyfikowała rozwiązanie idealne, w 100% pokrywające się z wynikiem algorytmu dynamicznego.</w:t>
+        <w:t xml:space="preserve"> Najwyższy słupek na wykresie odpowiada przedziałowi błędu względnego równego 0%. Zjawisko to potwierdzają surowe dane – w </w:t>
+      </w:r>
+      <w:r>
+        <w:rPr>
+          <w:b/>
+          <w:bCs/>
+          <w:sz w:val="24"/>
+          <w:szCs w:val="24"/>
+        </w:rPr>
+        <w:t>53,40%</w:t>
+      </w:r>
+      <w:r>
+        <w:rPr>
+          <w:sz w:val="24"/>
+          <w:szCs w:val="24"/>
+        </w:rPr>
+        <w:t xml:space="preserve"> testowanych przypadków heurystyka zachłanna bezbłędnie zidentyfikowała rozwiązanie idealne, w pełni pokrywające się z wynikiem algorytmu dynamicznego.</w:t>
       </w:r>
     </w:p>
     <w:p>
       <w:pPr>
         <w:numPr>
           <w:ilvl w:val="0"/>
-          <w:numId w:val="4"/>
+          <w:numId w:val="5"/>
         </w:numPr>
         <w:rPr>
           <w:sz w:val="24"/>
@@ -1508,14 +1561,30 @@
           <w:sz w:val="24"/>
           <w:szCs w:val="24"/>
         </w:rPr>
-        <w:t xml:space="preserve"> Dla instancji, w których AZ nie sprostał wyznaczeniu optimum, dominującym zbiorem jest kategoria błędu 0-5%. Dowodzi to faktu, że nawet w przypadku potknięć, algorytm ten traci do rozwiązania idealnego zaledwie marginalne ułamki całkowitej wartości ładunku.</w:t>
+        <w:t xml:space="preserve"> Dla instancji, w których algorytm zachłanny nie sprostał wyznaczeniu optimum, dominującym zbiorem jest najniższa kategoria błędu 0-5%. Największe zaobserwowane odchylenie bezwzględne w całym eksperymencie wyniosło zaledwie </w:t>
+      </w:r>
+      <w:r>
+        <w:rPr>
+          <w:b/>
+          <w:bCs/>
+          <w:sz w:val="24"/>
+          <w:szCs w:val="24"/>
+        </w:rPr>
+        <w:t>10 jednostek</w:t>
+      </w:r>
+      <w:r>
+        <w:rPr>
+          <w:sz w:val="24"/>
+          <w:szCs w:val="24"/>
+        </w:rPr>
+        <w:t>. Dowodzi to, że nawet w przypadku potknięć, algorytm traci do rozwiązania idealnego zaledwie marginalne ułamki całkowitej wartości ładunku.</w:t>
       </w:r>
     </w:p>
     <w:p>
       <w:pPr>
         <w:numPr>
           <w:ilvl w:val="0"/>
-          <w:numId w:val="4"/>
+          <w:numId w:val="5"/>
         </w:numPr>
         <w:rPr>
           <w:sz w:val="24"/>
@@ -1524,10 +1593,19 @@
       </w:pPr>
       <w:r>
         <w:rPr>
+          <w:b/>
+          <w:bCs/>
           <w:sz w:val="24"/>
           <w:szCs w:val="24"/>
         </w:rPr>
-        <w:t>Błędy krytyczne (przedziały powyżej 10-20% oraz &gt;20%) niemal nie występują, co czyni ten algorytm wysoce stabilnym i bezpiecznym do stosowania w warunkach wymagających natychmiastowego czasu odpowiedzi.</w:t>
+        <w:t>Błędy krytyczne:</w:t>
+      </w:r>
+      <w:r>
+        <w:rPr>
+          <w:sz w:val="24"/>
+          <w:szCs w:val="24"/>
+        </w:rPr>
+        <w:t xml:space="preserve"> Przedziały błędów powyżej 10-20% oraz &gt;20% niemal całkowicie nie występują na wykresie. Czyni to ten algorytm wysoce stabilnym, bezpiecznym i optymalnym kompromisem pomiędzy jakością rozwiązania a czasem wykonywania obliczeń.</w:t>
       </w:r>
     </w:p>
     <w:p>
@@ -2832,6 +2910,7 @@
                 <w:lang w:eastAsia="pl-PL"/>
                 <w14:ligatures w14:val="none"/>
               </w:rPr>
+              <w:lastRenderedPageBreak/>
               <w:t>20</w:t>
             </w:r>
           </w:p>
@@ -7941,6 +8020,7 @@
                 <w:lang w:eastAsia="pl-PL"/>
                 <w14:ligatures w14:val="none"/>
               </w:rPr>
+              <w:lastRenderedPageBreak/>
               <w:t>240</w:t>
             </w:r>
           </w:p>
@@ -11997,6 +12077,7 @@
                 <w:sz w:val="24"/>
                 <w:szCs w:val="24"/>
               </w:rPr>
+              <w:lastRenderedPageBreak/>
               <w:t>Średnia jakość rozwiązania zachłannego</w:t>
             </w:r>
           </w:p>
@@ -13254,6 +13335,155 @@
     </w:lvl>
   </w:abstractNum>
   <w:abstractNum w:abstractNumId="3" w15:restartNumberingAfterBreak="0">
+    <w:nsid w:val="52F425E8"/>
+    <w:multiLevelType w:val="multilevel"/>
+    <w:tmpl w:val="01C2ACBE"/>
+    <w:lvl w:ilvl="0">
+      <w:start w:val="1"/>
+      <w:numFmt w:val="bullet"/>
+      <w:lvlText w:val=""/>
+      <w:lvlJc w:val="left"/>
+      <w:pPr>
+        <w:tabs>
+          <w:tab w:val="num" w:pos="720"/>
+        </w:tabs>
+        <w:ind w:left="720" w:hanging="360"/>
+      </w:pPr>
+      <w:rPr>
+        <w:rFonts w:ascii="Symbol" w:hAnsi="Symbol" w:hint="default"/>
+        <w:sz w:val="20"/>
+      </w:rPr>
+    </w:lvl>
+    <w:lvl w:ilvl="1" w:tentative="1">
+      <w:start w:val="1"/>
+      <w:numFmt w:val="bullet"/>
+      <w:lvlText w:val="o"/>
+      <w:lvlJc w:val="left"/>
+      <w:pPr>
+        <w:tabs>
+          <w:tab w:val="num" w:pos="1440"/>
+        </w:tabs>
+        <w:ind w:left="1440" w:hanging="360"/>
+      </w:pPr>
+      <w:rPr>
+        <w:rFonts w:ascii="Courier New" w:hAnsi="Courier New" w:hint="default"/>
+        <w:sz w:val="20"/>
+      </w:rPr>
+    </w:lvl>
+    <w:lvl w:ilvl="2" w:tentative="1">
+      <w:start w:val="1"/>
+      <w:numFmt w:val="bullet"/>
+      <w:lvlText w:val=""/>
+      <w:lvlJc w:val="left"/>
+      <w:pPr>
+        <w:tabs>
+          <w:tab w:val="num" w:pos="2160"/>
+        </w:tabs>
+        <w:ind w:left="2160" w:hanging="360"/>
+      </w:pPr>
+      <w:rPr>
+        <w:rFonts w:ascii="Wingdings" w:hAnsi="Wingdings" w:hint="default"/>
+        <w:sz w:val="20"/>
+      </w:rPr>
+    </w:lvl>
+    <w:lvl w:ilvl="3" w:tentative="1">
+      <w:start w:val="1"/>
+      <w:numFmt w:val="bullet"/>
+      <w:lvlText w:val=""/>
+      <w:lvlJc w:val="left"/>
+      <w:pPr>
+        <w:tabs>
+          <w:tab w:val="num" w:pos="2880"/>
+        </w:tabs>
+        <w:ind w:left="2880" w:hanging="360"/>
+      </w:pPr>
+      <w:rPr>
+        <w:rFonts w:ascii="Wingdings" w:hAnsi="Wingdings" w:hint="default"/>
+        <w:sz w:val="20"/>
+      </w:rPr>
+    </w:lvl>
+    <w:lvl w:ilvl="4" w:tentative="1">
+      <w:start w:val="1"/>
+      <w:numFmt w:val="bullet"/>
+      <w:lvlText w:val=""/>
+      <w:lvlJc w:val="left"/>
+      <w:pPr>
+        <w:tabs>
+          <w:tab w:val="num" w:pos="3600"/>
+        </w:tabs>
+        <w:ind w:left="3600" w:hanging="360"/>
+      </w:pPr>
+      <w:rPr>
+        <w:rFonts w:ascii="Wingdings" w:hAnsi="Wingdings" w:hint="default"/>
+        <w:sz w:val="20"/>
+      </w:rPr>
+    </w:lvl>
+    <w:lvl w:ilvl="5" w:tentative="1">
+      <w:start w:val="1"/>
+      <w:numFmt w:val="bullet"/>
+      <w:lvlText w:val=""/>
+      <w:lvlJc w:val="left"/>
+      <w:pPr>
+        <w:tabs>
+          <w:tab w:val="num" w:pos="4320"/>
+        </w:tabs>
+        <w:ind w:left="4320" w:hanging="360"/>
+      </w:pPr>
+      <w:rPr>
+        <w:rFonts w:ascii="Wingdings" w:hAnsi="Wingdings" w:hint="default"/>
+        <w:sz w:val="20"/>
+      </w:rPr>
+    </w:lvl>
+    <w:lvl w:ilvl="6" w:tentative="1">
+      <w:start w:val="1"/>
+      <w:numFmt w:val="bullet"/>
+      <w:lvlText w:val=""/>
+      <w:lvlJc w:val="left"/>
+      <w:pPr>
+        <w:tabs>
+          <w:tab w:val="num" w:pos="5040"/>
+        </w:tabs>
+        <w:ind w:left="5040" w:hanging="360"/>
+      </w:pPr>
+      <w:rPr>
+        <w:rFonts w:ascii="Wingdings" w:hAnsi="Wingdings" w:hint="default"/>
+        <w:sz w:val="20"/>
+      </w:rPr>
+    </w:lvl>
+    <w:lvl w:ilvl="7" w:tentative="1">
+      <w:start w:val="1"/>
+      <w:numFmt w:val="bullet"/>
+      <w:lvlText w:val=""/>
+      <w:lvlJc w:val="left"/>
+      <w:pPr>
+        <w:tabs>
+          <w:tab w:val="num" w:pos="5760"/>
+        </w:tabs>
+        <w:ind w:left="5760" w:hanging="360"/>
+      </w:pPr>
+      <w:rPr>
+        <w:rFonts w:ascii="Wingdings" w:hAnsi="Wingdings" w:hint="default"/>
+        <w:sz w:val="20"/>
+      </w:rPr>
+    </w:lvl>
+    <w:lvl w:ilvl="8" w:tentative="1">
+      <w:start w:val="1"/>
+      <w:numFmt w:val="bullet"/>
+      <w:lvlText w:val=""/>
+      <w:lvlJc w:val="left"/>
+      <w:pPr>
+        <w:tabs>
+          <w:tab w:val="num" w:pos="6480"/>
+        </w:tabs>
+        <w:ind w:left="6480" w:hanging="360"/>
+      </w:pPr>
+      <w:rPr>
+        <w:rFonts w:ascii="Wingdings" w:hAnsi="Wingdings" w:hint="default"/>
+        <w:sz w:val="20"/>
+      </w:rPr>
+    </w:lvl>
+  </w:abstractNum>
+  <w:abstractNum w:abstractNumId="4" w15:restartNumberingAfterBreak="0">
     <w:nsid w:val="64E97A2E"/>
     <w:multiLevelType w:val="multilevel"/>
     <w:tmpl w:val="20A233B0"/>
@@ -13409,10 +13639,13 @@
     <w:abstractNumId w:val="0"/>
   </w:num>
   <w:num w:numId="3" w16cid:durableId="895313768">
-    <w:abstractNumId w:val="3"/>
+    <w:abstractNumId w:val="4"/>
   </w:num>
   <w:num w:numId="4" w16cid:durableId="967664191">
     <w:abstractNumId w:val="1"/>
+  </w:num>
+  <w:num w:numId="5" w16cid:durableId="1347488795">
+    <w:abstractNumId w:val="3"/>
   </w:num>
 </w:numbering>
 </file>
@@ -20106,8 +20339,10 @@
               </a:defRPr>
             </a:pPr>
             <a:r>
-              <a:rPr lang="pl-PL" sz="1400" b="0" i="0" u="none" strike="noStrike" baseline="0"/>
-              <a:t>Histogram rozkładu błędu względnego algorytmu zachłannego</a:t>
+              <a:rPr lang="pl-PL" sz="1400" b="0" i="0" u="none" strike="noStrike" baseline="0">
+                <a:effectLst/>
+              </a:rPr>
+              <a:t>Jakosc algorytmu zachlannego (AZ) wzgledem optimum (AD)</a:t>
             </a:r>
             <a:endParaRPr lang="pl-PL"/>
           </a:p>

--- a/sprawozdanie5.docx
+++ b/sprawozdanie5.docx
@@ -4,75 +4,21 @@
   <w:body>
     <w:p>
       <w:pPr>
+        <w:pStyle w:val="Tytu"/>
         <w:jc w:val="center"/>
-        <w:rPr>
-          <w:sz w:val="56"/>
-          <w:szCs w:val="56"/>
-        </w:rPr>
       </w:pPr>
       <w:r>
-        <w:rPr>
-          <w:sz w:val="56"/>
-          <w:szCs w:val="56"/>
-        </w:rPr>
         <w:t>Algorytmy dokładne i heurystyczne dla problemu plecakowego</w:t>
       </w:r>
     </w:p>
     <w:p>
       <w:pPr>
+        <w:pStyle w:val="Podtytu"/>
         <w:jc w:val="center"/>
-        <w:rPr>
-          <w:sz w:val="24"/>
-          <w:szCs w:val="24"/>
-        </w:rPr>
       </w:pPr>
       <w:r>
-        <w:rPr>
-          <w:sz w:val="24"/>
-          <w:szCs w:val="24"/>
-        </w:rPr>
-        <w:t xml:space="preserve">Sara </w:t>
+        <w:t>Sara Rachmańczuk 167898, Maria Linkowska 167906</w:t>
       </w:r>
-      <w:proofErr w:type="spellStart"/>
-      <w:r>
-        <w:rPr>
-          <w:sz w:val="24"/>
-          <w:szCs w:val="24"/>
-        </w:rPr>
-        <w:t>Rachmańczuk</w:t>
-      </w:r>
-      <w:proofErr w:type="spellEnd"/>
-      <w:r>
-        <w:rPr>
-          <w:sz w:val="24"/>
-          <w:szCs w:val="24"/>
-        </w:rPr>
-        <w:t xml:space="preserve"> 167898, Maria </w:t>
-      </w:r>
-      <w:proofErr w:type="spellStart"/>
-      <w:r>
-        <w:rPr>
-          <w:sz w:val="24"/>
-          <w:szCs w:val="24"/>
-        </w:rPr>
-        <w:t>Linkowska</w:t>
-      </w:r>
-      <w:proofErr w:type="spellEnd"/>
-      <w:r>
-        <w:rPr>
-          <w:sz w:val="24"/>
-          <w:szCs w:val="24"/>
-        </w:rPr>
-        <w:t xml:space="preserve"> 167906</w:t>
-      </w:r>
-    </w:p>
-    <w:p>
-      <w:pPr>
-        <w:rPr>
-          <w:sz w:val="24"/>
-          <w:szCs w:val="24"/>
-        </w:rPr>
-      </w:pPr>
     </w:p>
     <w:p>
       <w:pPr>
@@ -81,6 +27,7 @@
           <w:ilvl w:val="0"/>
           <w:numId w:val="1"/>
         </w:numPr>
+        <w:jc w:val="both"/>
         <w:rPr>
           <w:sz w:val="24"/>
           <w:szCs w:val="24"/>
@@ -88,20 +35,29 @@
       </w:pPr>
       <w:r>
         <w:rPr>
-          <w:sz w:val="24"/>
-          <w:szCs w:val="24"/>
-        </w:rPr>
-        <w:t>Cel zadania.</w:t>
+          <w:b/>
+          <w:bCs/>
+          <w:sz w:val="24"/>
+          <w:szCs w:val="24"/>
+        </w:rPr>
+        <w:t>Cel zadania</w:t>
       </w:r>
-    </w:p>
-    <w:p>
-      <w:pPr>
-        <w:ind w:left="360"/>
-        <w:rPr>
-          <w:sz w:val="24"/>
-          <w:szCs w:val="24"/>
-        </w:rPr>
-      </w:pPr>
+      <w:r>
+        <w:rPr>
+          <w:b/>
+          <w:bCs/>
+          <w:sz w:val="24"/>
+          <w:szCs w:val="24"/>
+        </w:rPr>
+        <w:t>:</w:t>
+      </w:r>
+      <w:r>
+        <w:rPr>
+          <w:sz w:val="24"/>
+          <w:szCs w:val="24"/>
+        </w:rPr>
+        <w:t xml:space="preserve"> </w:t>
+      </w:r>
       <w:r>
         <w:rPr>
           <w:sz w:val="24"/>
@@ -117,13 +73,18 @@
           <w:ilvl w:val="0"/>
           <w:numId w:val="1"/>
         </w:numPr>
-        <w:rPr>
+        <w:jc w:val="both"/>
+        <w:rPr>
+          <w:b/>
+          <w:bCs/>
           <w:sz w:val="24"/>
           <w:szCs w:val="24"/>
         </w:rPr>
       </w:pPr>
       <w:r>
         <w:rPr>
+          <w:b/>
+          <w:bCs/>
           <w:sz w:val="24"/>
           <w:szCs w:val="24"/>
         </w:rPr>
@@ -131,6 +92,8 @@
       </w:r>
       <w:r>
         <w:rPr>
+          <w:b/>
+          <w:bCs/>
           <w:sz w:val="24"/>
           <w:szCs w:val="24"/>
         </w:rPr>
@@ -139,182 +102,185 @@
     </w:p>
     <w:p>
       <w:pPr>
-        <w:pStyle w:val="NormalnyWeb"/>
-        <w:spacing w:before="0" w:beforeAutospacing="0"/>
-        <w:ind w:left="720"/>
-        <w:rPr>
-          <w:rFonts w:asciiTheme="minorHAnsi" w:hAnsiTheme="minorHAnsi" w:cs="Arial"/>
+        <w:pStyle w:val="Akapitzlist"/>
+        <w:numPr>
+          <w:ilvl w:val="1"/>
+          <w:numId w:val="1"/>
+        </w:numPr>
+        <w:jc w:val="both"/>
+        <w:rPr>
+          <w:sz w:val="24"/>
+          <w:szCs w:val="24"/>
         </w:rPr>
       </w:pPr>
       <w:r>
         <w:rPr>
-          <w:rFonts w:asciiTheme="minorHAnsi" w:hAnsiTheme="minorHAnsi"/>
-        </w:rPr>
-        <w:t xml:space="preserve"> </w:t>
+          <w:rFonts w:cs="Arial"/>
+          <w:b/>
+          <w:bCs/>
+          <w:sz w:val="24"/>
+          <w:szCs w:val="24"/>
+        </w:rPr>
+        <w:t>AB (Algorytm Brute-Force / Siłowy):</w:t>
       </w:r>
       <w:r>
         <w:rPr>
-          <w:rFonts w:asciiTheme="minorHAnsi" w:hAnsiTheme="minorHAnsi" w:cs="Arial"/>
-          <w:b/>
-          <w:bCs/>
-        </w:rPr>
-        <w:t>2.1. AB (Algorytm Brute-Force / Siłowy):</w:t>
-      </w:r>
-      <w:r>
-        <w:rPr>
-          <w:rFonts w:asciiTheme="minorHAnsi" w:hAnsiTheme="minorHAnsi" w:cs="Arial"/>
+          <w:rFonts w:cs="Arial"/>
+          <w:sz w:val="24"/>
+          <w:szCs w:val="24"/>
         </w:rPr>
         <w:t xml:space="preserve"> Metoda oparta na wyczerpującym przeszukiwaniu przestrzeni rozwiązań. Sprawdza absolutnie wszystkie </w:t>
       </w:r>
       <w:r>
         <w:rPr>
           <w:rStyle w:val="math-inline"/>
-          <w:rFonts w:asciiTheme="minorHAnsi" w:hAnsiTheme="minorHAnsi" w:cs="Arial"/>
+          <w:rFonts w:cs="Arial"/>
+          <w:sz w:val="24"/>
+          <w:szCs w:val="24"/>
         </w:rPr>
         <w:t>2^n</w:t>
       </w:r>
       <w:r>
         <w:rPr>
-          <w:rFonts w:asciiTheme="minorHAnsi" w:hAnsiTheme="minorHAnsi" w:cs="Arial"/>
+          <w:rFonts w:cs="Arial"/>
+          <w:sz w:val="24"/>
+          <w:szCs w:val="24"/>
         </w:rPr>
         <w:t xml:space="preserve"> możliwych kombinacji wyboru przedmiotów. Zawsze gwarantuje znalezienie optimum, jednak jego złożoność czasowa jest wykładnicza.</w:t>
       </w:r>
     </w:p>
     <w:p>
       <w:pPr>
-        <w:pStyle w:val="NormalnyWeb"/>
-        <w:spacing w:before="0" w:beforeAutospacing="0"/>
-        <w:ind w:left="720"/>
-        <w:rPr>
-          <w:rFonts w:asciiTheme="minorHAnsi" w:hAnsiTheme="minorHAnsi" w:cs="Arial"/>
+        <w:pStyle w:val="Akapitzlist"/>
+        <w:numPr>
+          <w:ilvl w:val="1"/>
+          <w:numId w:val="1"/>
+        </w:numPr>
+        <w:jc w:val="both"/>
+        <w:rPr>
+          <w:sz w:val="24"/>
+          <w:szCs w:val="24"/>
         </w:rPr>
       </w:pPr>
       <w:r>
         <w:rPr>
-          <w:rFonts w:asciiTheme="minorHAnsi" w:hAnsiTheme="minorHAnsi"/>
-        </w:rPr>
-        <w:t xml:space="preserve"> </w:t>
+          <w:rFonts w:cs="Arial"/>
+          <w:b/>
+          <w:bCs/>
+          <w:sz w:val="24"/>
+          <w:szCs w:val="24"/>
+        </w:rPr>
+        <w:t>AD (Algorytm Dynamiczny):</w:t>
       </w:r>
       <w:r>
         <w:rPr>
-          <w:rFonts w:asciiTheme="minorHAnsi" w:hAnsiTheme="minorHAnsi" w:cs="Arial"/>
-          <w:b/>
-          <w:bCs/>
-        </w:rPr>
-        <w:t>2.2. AD (Algorytm Dynamiczny):</w:t>
+          <w:rFonts w:cs="Arial"/>
+          <w:sz w:val="24"/>
+          <w:szCs w:val="24"/>
+        </w:rPr>
+        <w:t xml:space="preserve"> Dokładny algorytm wykorzystujący programowanie dynamiczne. Opiera się na tablicowaniu (zapamiętywaniu wyników dla mniejszych podproblemów), co pozwala na odnalezienie optymalnego układu w znacznie krótszym czasie pseudowielomianowym </w:t>
       </w:r>
       <w:r>
         <w:rPr>
-          <w:rFonts w:asciiTheme="minorHAnsi" w:hAnsiTheme="minorHAnsi" w:cs="Arial"/>
-        </w:rPr>
-        <w:t xml:space="preserve"> Dokładny algorytm wykorzystujący programowanie dynamiczne. Opiera się na tablicowaniu (zapamiętywaniu wyników dla mniejszych </w:t>
-      </w:r>
-      <w:proofErr w:type="spellStart"/>
-      <w:r>
-        <w:rPr>
-          <w:rFonts w:asciiTheme="minorHAnsi" w:hAnsiTheme="minorHAnsi" w:cs="Arial"/>
-        </w:rPr>
-        <w:t>podproblemów</w:t>
-      </w:r>
-      <w:proofErr w:type="spellEnd"/>
-      <w:r>
-        <w:rPr>
-          <w:rFonts w:asciiTheme="minorHAnsi" w:hAnsiTheme="minorHAnsi" w:cs="Arial"/>
-        </w:rPr>
-        <w:t xml:space="preserve">), co pozwala na odnalezienie optymalnego układu w znacznie krótszym czasie pseudowielomianowym </w:t>
-      </w:r>
-      <w:r>
-        <w:rPr>
           <w:rStyle w:val="math-inline"/>
-          <w:rFonts w:asciiTheme="minorHAnsi" w:hAnsiTheme="minorHAnsi" w:cs="Arial"/>
+          <w:rFonts w:cs="Arial"/>
+          <w:sz w:val="24"/>
+          <w:szCs w:val="24"/>
         </w:rPr>
         <w:t>O(n</w:t>
       </w:r>
       <w:r>
         <w:rPr>
           <w:rStyle w:val="math-inline"/>
-          <w:rFonts w:asciiTheme="minorHAnsi" w:hAnsiTheme="minorHAnsi" w:cs="Arial"/>
+          <w:rFonts w:cs="Arial"/>
+          <w:sz w:val="24"/>
+          <w:szCs w:val="24"/>
         </w:rPr>
         <w:t>*</w:t>
       </w:r>
       <w:r>
         <w:rPr>
           <w:rStyle w:val="math-inline"/>
-          <w:rFonts w:asciiTheme="minorHAnsi" w:hAnsiTheme="minorHAnsi" w:cs="Arial"/>
+          <w:rFonts w:cs="Arial"/>
+          <w:sz w:val="24"/>
+          <w:szCs w:val="24"/>
         </w:rPr>
         <w:t>b)</w:t>
       </w:r>
       <w:r>
         <w:rPr>
-          <w:rFonts w:asciiTheme="minorHAnsi" w:hAnsiTheme="minorHAnsi" w:cs="Arial"/>
+          <w:rFonts w:cs="Arial"/>
+          <w:sz w:val="24"/>
+          <w:szCs w:val="24"/>
         </w:rPr>
         <w:t>.</w:t>
       </w:r>
     </w:p>
     <w:p>
       <w:pPr>
-        <w:pStyle w:val="NormalnyWeb"/>
-        <w:spacing w:before="0" w:beforeAutospacing="0"/>
-        <w:ind w:left="720"/>
-        <w:rPr>
-          <w:rFonts w:asciiTheme="minorHAnsi" w:hAnsiTheme="minorHAnsi" w:cs="Arial"/>
+        <w:pStyle w:val="Akapitzlist"/>
+        <w:numPr>
+          <w:ilvl w:val="1"/>
+          <w:numId w:val="1"/>
+        </w:numPr>
+        <w:jc w:val="both"/>
+        <w:rPr>
+          <w:sz w:val="24"/>
+          <w:szCs w:val="24"/>
         </w:rPr>
       </w:pPr>
       <w:r>
         <w:rPr>
-          <w:rFonts w:asciiTheme="minorHAnsi" w:hAnsiTheme="minorHAnsi"/>
-        </w:rPr>
-        <w:t xml:space="preserve"> </w:t>
+          <w:rFonts w:cs="Arial"/>
+          <w:b/>
+          <w:bCs/>
+          <w:sz w:val="24"/>
+          <w:szCs w:val="24"/>
+        </w:rPr>
+        <w:t>AZ (Algorytm Zachłanny):</w:t>
       </w:r>
       <w:r>
         <w:rPr>
-          <w:rFonts w:asciiTheme="minorHAnsi" w:hAnsiTheme="minorHAnsi" w:cs="Arial"/>
-          <w:b/>
-          <w:bCs/>
-        </w:rPr>
-        <w:t>2.3. AZ (Algorytm Zachłanny):</w:t>
-      </w:r>
-      <w:r>
-        <w:rPr>
-          <w:rFonts w:asciiTheme="minorHAnsi" w:hAnsiTheme="minorHAnsi" w:cs="Arial"/>
+          <w:rFonts w:cs="Arial"/>
+          <w:sz w:val="24"/>
+          <w:szCs w:val="24"/>
         </w:rPr>
         <w:t xml:space="preserve"> Heurystyka optymalizacyjna, która w pierwszej kolejności sortuje przedmioty według ich wskaźnika opłacalności (stosunek użyteczności </w:t>
       </w:r>
       <w:r>
         <w:rPr>
           <w:rStyle w:val="math-inline"/>
-          <w:rFonts w:asciiTheme="minorHAnsi" w:hAnsiTheme="minorHAnsi" w:cs="Arial"/>
+          <w:rFonts w:cs="Arial"/>
+          <w:sz w:val="24"/>
+          <w:szCs w:val="24"/>
         </w:rPr>
         <w:t>u(i)</w:t>
       </w:r>
       <w:r>
         <w:rPr>
-          <w:rFonts w:asciiTheme="minorHAnsi" w:hAnsiTheme="minorHAnsi" w:cs="Arial"/>
+          <w:rFonts w:cs="Arial"/>
+          <w:sz w:val="24"/>
+          <w:szCs w:val="24"/>
         </w:rPr>
         <w:t xml:space="preserve"> do rozmiaru </w:t>
       </w:r>
       <w:r>
         <w:rPr>
           <w:rStyle w:val="math-inline"/>
-          <w:rFonts w:asciiTheme="minorHAnsi" w:hAnsiTheme="minorHAnsi" w:cs="Arial"/>
+          <w:rFonts w:cs="Arial"/>
+          <w:sz w:val="24"/>
+          <w:szCs w:val="24"/>
         </w:rPr>
         <w:t>r(i)</w:t>
       </w:r>
       <w:r>
         <w:rPr>
-          <w:rFonts w:asciiTheme="minorHAnsi" w:hAnsiTheme="minorHAnsi" w:cs="Arial"/>
+          <w:rFonts w:cs="Arial"/>
+          <w:sz w:val="24"/>
+          <w:szCs w:val="24"/>
         </w:rPr>
         <w:t>), a następnie umieszcza w plecaku najbardziej opłacalne elementy, aż do wyczerpania pojemności. Jest niezwykle szybka, ale nie gwarantuje znalezienia rozwiązania optymalnego.</w:t>
       </w:r>
-    </w:p>
-    <w:p>
-      <w:pPr>
-        <w:ind w:left="360"/>
-        <w:rPr>
-          <w:sz w:val="24"/>
-          <w:szCs w:val="24"/>
-        </w:rPr>
-      </w:pPr>
     </w:p>
     <w:p>
       <w:pPr>
@@ -323,6 +289,7 @@
           <w:ilvl w:val="0"/>
           <w:numId w:val="1"/>
         </w:numPr>
+        <w:jc w:val="both"/>
         <w:rPr>
           <w:sz w:val="24"/>
           <w:szCs w:val="24"/>
@@ -330,6 +297,8 @@
       </w:pPr>
       <w:r>
         <w:rPr>
+          <w:b/>
+          <w:bCs/>
           <w:sz w:val="24"/>
           <w:szCs w:val="24"/>
         </w:rPr>
@@ -337,34 +306,36 @@
       </w:r>
       <w:r>
         <w:rPr>
-          <w:sz w:val="24"/>
-          <w:szCs w:val="24"/>
-        </w:rPr>
-        <w:t>.</w:t>
+          <w:b/>
+          <w:bCs/>
+          <w:sz w:val="24"/>
+          <w:szCs w:val="24"/>
+        </w:rPr>
+        <w:t>:</w:t>
+      </w:r>
+      <w:r>
+        <w:rPr>
+          <w:sz w:val="24"/>
+          <w:szCs w:val="24"/>
+        </w:rPr>
+        <w:t xml:space="preserve"> </w:t>
+      </w:r>
+      <w:r>
+        <w:rPr>
+          <w:sz w:val="24"/>
+          <w:szCs w:val="24"/>
+        </w:rPr>
+        <w:t>Generowanie danych wejściowych polegało na losowaniu zbiorów przedmiotów o liczności n. Każdy przedmiot posiadał unikalny identyfikator, naturalny rozmiar r(i) oraz naturalną użyteczność u(i). Eksperymenty podzielono na trzy odrębne procedury pomiarowe:</w:t>
       </w:r>
     </w:p>
     <w:p>
       <w:pPr>
-        <w:ind w:left="360"/>
-        <w:rPr>
-          <w:sz w:val="24"/>
-          <w:szCs w:val="24"/>
-        </w:rPr>
-      </w:pPr>
-      <w:r>
-        <w:rPr>
-          <w:sz w:val="24"/>
-          <w:szCs w:val="24"/>
-        </w:rPr>
-        <w:t xml:space="preserve">Generowanie danych wejściowych polegało na losowaniu zbiorów przedmiotów o liczności n. Każdy przedmiot posiadał unikalny identyfikator, naturalny rozmiar r(i) oraz naturalną użyteczność u(i). Eksperymenty podzielono na trzy odrębne procedury pomiarowe: </w:t>
-      </w:r>
-    </w:p>
-    <w:p>
-      <w:pPr>
+        <w:pStyle w:val="Akapitzlist"/>
         <w:numPr>
-          <w:ilvl w:val="0"/>
-          <w:numId w:val="2"/>
+          <w:ilvl w:val="1"/>
+          <w:numId w:val="1"/>
         </w:numPr>
+        <w:jc w:val="both"/>
         <w:rPr>
           <w:sz w:val="24"/>
           <w:szCs w:val="24"/>
@@ -389,10 +360,12 @@
     </w:p>
     <w:p>
       <w:pPr>
+        <w:pStyle w:val="Akapitzlist"/>
         <w:numPr>
-          <w:ilvl w:val="0"/>
-          <w:numId w:val="2"/>
+          <w:ilvl w:val="1"/>
+          <w:numId w:val="1"/>
         </w:numPr>
+        <w:jc w:val="both"/>
         <w:rPr>
           <w:sz w:val="24"/>
           <w:szCs w:val="24"/>
@@ -405,7 +378,6 @@
           <w:sz w:val="24"/>
           <w:szCs w:val="24"/>
         </w:rPr>
-        <w:lastRenderedPageBreak/>
         <w:t>Eksperyment 2 (Wpływ pojemności ładunkowej):</w:t>
       </w:r>
       <w:r>
@@ -418,10 +390,12 @@
     </w:p>
     <w:p>
       <w:pPr>
+        <w:pStyle w:val="Akapitzlist"/>
         <w:numPr>
-          <w:ilvl w:val="0"/>
-          <w:numId w:val="2"/>
+          <w:ilvl w:val="1"/>
+          <w:numId w:val="1"/>
         </w:numPr>
+        <w:jc w:val="both"/>
         <w:rPr>
           <w:sz w:val="24"/>
           <w:szCs w:val="24"/>
@@ -584,6 +558,7 @@
     <w:p>
       <w:pPr>
         <w:ind w:left="360"/>
+        <w:jc w:val="both"/>
         <w:rPr>
           <w:sz w:val="24"/>
           <w:szCs w:val="24"/>
@@ -600,6 +575,37 @@
     <w:p>
       <w:pPr>
         <w:ind w:left="360"/>
+        <w:jc w:val="both"/>
+        <w:rPr>
+          <w:sz w:val="24"/>
+          <w:szCs w:val="24"/>
+        </w:rPr>
+      </w:pPr>
+    </w:p>
+    <w:p>
+      <w:pPr>
+        <w:ind w:left="360"/>
+        <w:jc w:val="both"/>
+        <w:rPr>
+          <w:sz w:val="24"/>
+          <w:szCs w:val="24"/>
+        </w:rPr>
+      </w:pPr>
+    </w:p>
+    <w:p>
+      <w:pPr>
+        <w:ind w:left="360"/>
+        <w:jc w:val="both"/>
+        <w:rPr>
+          <w:sz w:val="24"/>
+          <w:szCs w:val="24"/>
+        </w:rPr>
+      </w:pPr>
+    </w:p>
+    <w:p>
+      <w:pPr>
+        <w:ind w:left="360"/>
+        <w:jc w:val="both"/>
         <w:rPr>
           <w:sz w:val="24"/>
           <w:szCs w:val="24"/>
@@ -614,32 +620,22 @@
           <w:numId w:val="1"/>
         </w:numPr>
         <w:rPr>
+          <w:b/>
+          <w:bCs/>
           <w:sz w:val="24"/>
           <w:szCs w:val="24"/>
         </w:rPr>
       </w:pPr>
       <w:r>
         <w:rPr>
-          <w:sz w:val="24"/>
-          <w:szCs w:val="24"/>
-        </w:rPr>
+          <w:b/>
+          <w:bCs/>
+          <w:sz w:val="24"/>
+          <w:szCs w:val="24"/>
+        </w:rPr>
+        <w:lastRenderedPageBreak/>
         <w:t>Analiza wykresów.</w:t>
       </w:r>
-    </w:p>
-    <w:p>
-      <w:pPr>
-        <w:pStyle w:val="Akapitzlist"/>
-        <w:spacing w:after="0" w:line="240" w:lineRule="auto"/>
-        <w:ind w:left="644"/>
-        <w:rPr>
-          <w:rFonts w:ascii="Times New Roman" w:eastAsia="Times New Roman" w:hAnsi="Times New Roman" w:cs="Times New Roman"/>
-          <w:kern w:val="0"/>
-          <w:sz w:val="24"/>
-          <w:szCs w:val="24"/>
-          <w:lang w:eastAsia="pl-PL"/>
-          <w14:ligatures w14:val="none"/>
-        </w:rPr>
-      </w:pPr>
     </w:p>
     <w:p>
       <w:pPr>
@@ -660,82 +656,25 @@
       </w:pPr>
       <w:r>
         <w:rPr>
-          <w:rFonts w:eastAsia="Times New Roman" w:cs="Times New Roman"/>
-          <w:kern w:val="0"/>
-          <w:sz w:val="24"/>
-          <w:szCs w:val="24"/>
-          <w:lang w:eastAsia="pl-PL"/>
-          <w14:ligatures w14:val="none"/>
-        </w:rPr>
-        <w:t xml:space="preserve">Zależność czasu obliczeń od liczby elementów </w:t>
-      </w:r>
-      <w:r>
-        <w:rPr>
-          <w:rFonts w:eastAsia="Times New Roman" w:cs="Arial"/>
-          <w:kern w:val="0"/>
-          <w:sz w:val="24"/>
-          <w:szCs w:val="24"/>
-          <w:lang w:eastAsia="pl-PL"/>
-          <w14:ligatures w14:val="none"/>
-        </w:rPr>
-        <w:t>n</w:t>
-      </w:r>
-      <w:r>
-        <w:rPr>
-          <w:rFonts w:eastAsia="Times New Roman" w:cs="Times New Roman"/>
-          <w:kern w:val="0"/>
-          <w:sz w:val="24"/>
-          <w:szCs w:val="24"/>
-          <w:lang w:eastAsia="pl-PL"/>
-          <w14:ligatures w14:val="none"/>
-        </w:rPr>
-        <w:t xml:space="preserve"> przy stałej pojemności </w:t>
-      </w:r>
-      <w:r>
-        <w:rPr>
-          <w:rFonts w:eastAsia="Times New Roman" w:cs="Arial"/>
-          <w:kern w:val="0"/>
-          <w:sz w:val="24"/>
-          <w:szCs w:val="24"/>
-          <w:lang w:eastAsia="pl-PL"/>
-          <w14:ligatures w14:val="none"/>
-        </w:rPr>
-        <w:t>b</w:t>
-      </w:r>
-    </w:p>
-    <w:p>
-      <w:pPr>
-        <w:spacing w:after="0" w:line="240" w:lineRule="auto"/>
-        <w:rPr>
-          <w:rFonts w:eastAsia="Times New Roman" w:cs="Times New Roman"/>
-          <w:kern w:val="0"/>
-          <w:sz w:val="24"/>
-          <w:szCs w:val="24"/>
-          <w:lang w:eastAsia="pl-PL"/>
-          <w14:ligatures w14:val="none"/>
-        </w:rPr>
-      </w:pPr>
-      <w:r>
-        <w:rPr>
           <w:noProof/>
         </w:rPr>
         <w:drawing>
-          <wp:anchor distT="0" distB="0" distL="114300" distR="114300" simplePos="0" relativeHeight="251658240" behindDoc="1" locked="0" layoutInCell="1" allowOverlap="1" wp14:anchorId="02EB3871" wp14:editId="193467DE">
+          <wp:anchor distT="0" distB="0" distL="114300" distR="114300" simplePos="0" relativeHeight="251658240" behindDoc="1" locked="0" layoutInCell="1" allowOverlap="1" wp14:anchorId="02EB3871" wp14:editId="26AAF4D4">
             <wp:simplePos x="0" y="0"/>
-            <wp:positionH relativeFrom="column">
-              <wp:posOffset>62230</wp:posOffset>
+            <wp:positionH relativeFrom="margin">
+              <wp:align>left</wp:align>
             </wp:positionH>
             <wp:positionV relativeFrom="paragraph">
-              <wp:posOffset>241300</wp:posOffset>
+              <wp:posOffset>256540</wp:posOffset>
             </wp:positionV>
-            <wp:extent cx="5760720" cy="3533140"/>
-            <wp:effectExtent l="0" t="0" r="11430" b="10160"/>
+            <wp:extent cx="6637020" cy="3154680"/>
+            <wp:effectExtent l="0" t="0" r="11430" b="7620"/>
             <wp:wrapTight wrapText="bothSides">
               <wp:wrapPolygon edited="0">
                 <wp:start x="0" y="0"/>
-                <wp:lineTo x="0" y="21546"/>
-                <wp:lineTo x="21571" y="21546"/>
-                <wp:lineTo x="21571" y="0"/>
+                <wp:lineTo x="0" y="21522"/>
+                <wp:lineTo x="21575" y="21522"/>
+                <wp:lineTo x="21575" y="0"/>
                 <wp:lineTo x="0" y="0"/>
               </wp:wrapPolygon>
             </wp:wrapTight>
@@ -752,14 +691,64 @@
                 <c:chart xmlns:c="http://schemas.openxmlformats.org/drawingml/2006/chart" xmlns:r="http://schemas.openxmlformats.org/officeDocument/2006/relationships" r:id="rId5"/>
               </a:graphicData>
             </a:graphic>
+            <wp14:sizeRelH relativeFrom="margin">
+              <wp14:pctWidth>0</wp14:pctWidth>
+            </wp14:sizeRelH>
+            <wp14:sizeRelV relativeFrom="margin">
+              <wp14:pctHeight>0</wp14:pctHeight>
+            </wp14:sizeRelV>
           </wp:anchor>
         </w:drawing>
       </w:r>
+      <w:r>
+        <w:rPr>
+          <w:rFonts w:eastAsia="Times New Roman" w:cs="Times New Roman"/>
+          <w:kern w:val="0"/>
+          <w:sz w:val="24"/>
+          <w:szCs w:val="24"/>
+          <w:lang w:eastAsia="pl-PL"/>
+          <w14:ligatures w14:val="none"/>
+        </w:rPr>
+        <w:t xml:space="preserve">Zależność czasu obliczeń od liczby elementów </w:t>
+      </w:r>
+      <w:r>
+        <w:rPr>
+          <w:rFonts w:eastAsia="Times New Roman" w:cs="Arial"/>
+          <w:kern w:val="0"/>
+          <w:sz w:val="24"/>
+          <w:szCs w:val="24"/>
+          <w:lang w:eastAsia="pl-PL"/>
+          <w14:ligatures w14:val="none"/>
+        </w:rPr>
+        <w:t>n</w:t>
+      </w:r>
+      <w:r>
+        <w:rPr>
+          <w:rFonts w:eastAsia="Times New Roman" w:cs="Times New Roman"/>
+          <w:kern w:val="0"/>
+          <w:sz w:val="24"/>
+          <w:szCs w:val="24"/>
+          <w:lang w:eastAsia="pl-PL"/>
+          <w14:ligatures w14:val="none"/>
+        </w:rPr>
+        <w:t xml:space="preserve"> przy stałej pojemności </w:t>
+      </w:r>
+      <w:r>
+        <w:rPr>
+          <w:rFonts w:eastAsia="Times New Roman" w:cs="Arial"/>
+          <w:kern w:val="0"/>
+          <w:sz w:val="24"/>
+          <w:szCs w:val="24"/>
+          <w:lang w:eastAsia="pl-PL"/>
+          <w14:ligatures w14:val="none"/>
+        </w:rPr>
+        <w:t>b</w:t>
+      </w:r>
     </w:p>
     <w:p>
       <w:pPr>
         <w:spacing w:after="0" w:line="240" w:lineRule="auto"/>
-        <w:ind w:left="644"/>
+        <w:jc w:val="both"/>
         <w:rPr>
           <w:rFonts w:eastAsia="Times New Roman" w:cs="Times New Roman"/>
           <w:kern w:val="0"/>
@@ -778,7 +767,30 @@
           <w:lang w:eastAsia="pl-PL"/>
           <w14:ligatures w14:val="none"/>
         </w:rPr>
-        <w:t>Wykres przedstawia wykładniczy wzrost czasu obliczeń dla algorytmu siłowego (AB) w miarę powiększania liczby przedmiotów n. Złożoność rzędu O(2^n) sprawia, że krzywa drastycznie pnie się w górę, podczas gdy krzywe algorytmów mądrzejszych (AD) i heurystycznych (AZ) pozostają płaskie, oscylując wokół zera milisekund na tle tej skali.</w:t>
+        <w:t>Wykres przedstawia wykładniczy wzrost czasu obliczeń dla algorytmu siłowego (AB) w miarę powiększania liczby przedmiotów n. Złożoność rzędu O(2</w:t>
+      </w:r>
+      <w:r>
+        <w:rPr>
+          <w:rFonts w:eastAsia="Times New Roman" w:cs="Times New Roman"/>
+          <w:kern w:val="0"/>
+          <w:sz w:val="24"/>
+          <w:szCs w:val="24"/>
+          <w:vertAlign w:val="superscript"/>
+          <w:lang w:eastAsia="pl-PL"/>
+          <w14:ligatures w14:val="none"/>
+        </w:rPr>
+        <w:t>n</w:t>
+      </w:r>
+      <w:r>
+        <w:rPr>
+          <w:rFonts w:eastAsia="Times New Roman" w:cs="Times New Roman"/>
+          <w:kern w:val="0"/>
+          <w:sz w:val="24"/>
+          <w:szCs w:val="24"/>
+          <w:lang w:eastAsia="pl-PL"/>
+          <w14:ligatures w14:val="none"/>
+        </w:rPr>
+        <w:t>) sprawia, że krzywa drastycznie pnie się w górę, podczas gdy krzywe algorytmów mądrzejszych (AD) i heurystycznych (AZ) pozostają płaskie, oscylując wokół zera milisekund na tle tej skali.</w:t>
       </w:r>
     </w:p>
     <w:p>
@@ -814,45 +826,25 @@
       </w:pPr>
       <w:r>
         <w:rPr>
-          <w:rFonts w:eastAsia="Times New Roman" w:cs="Times New Roman"/>
-          <w:kern w:val="0"/>
-          <w:sz w:val="24"/>
-          <w:szCs w:val="24"/>
-          <w:lang w:eastAsia="pl-PL"/>
-          <w14:ligatures w14:val="none"/>
-        </w:rPr>
-        <w:t xml:space="preserve"> Zależność czasu obliczeń od pojemności ładunkowej b przy stałym n=20</w:t>
-      </w:r>
-    </w:p>
-    <w:p>
-      <w:pPr>
-        <w:rPr>
-          <w:sz w:val="24"/>
-          <w:szCs w:val="24"/>
-        </w:rPr>
-      </w:pPr>
-      <w:r>
-        <w:rPr>
           <w:noProof/>
         </w:rPr>
-        <w:lastRenderedPageBreak/>
         <w:drawing>
-          <wp:anchor distT="0" distB="0" distL="114300" distR="114300" simplePos="0" relativeHeight="251659264" behindDoc="1" locked="0" layoutInCell="1" allowOverlap="1" wp14:anchorId="14CCCA58" wp14:editId="518A12DC">
+          <wp:anchor distT="0" distB="0" distL="114300" distR="114300" simplePos="0" relativeHeight="251659264" behindDoc="1" locked="0" layoutInCell="1" allowOverlap="1" wp14:anchorId="14CCCA58" wp14:editId="6772490D">
             <wp:simplePos x="0" y="0"/>
-            <wp:positionH relativeFrom="column">
-              <wp:posOffset>24130</wp:posOffset>
+            <wp:positionH relativeFrom="margin">
+              <wp:align>right</wp:align>
             </wp:positionH>
             <wp:positionV relativeFrom="paragraph">
-              <wp:posOffset>0</wp:posOffset>
+              <wp:posOffset>347345</wp:posOffset>
             </wp:positionV>
-            <wp:extent cx="5760720" cy="3528060"/>
+            <wp:extent cx="6637020" cy="3299460"/>
             <wp:effectExtent l="0" t="0" r="11430" b="15240"/>
             <wp:wrapTight wrapText="bothSides">
               <wp:wrapPolygon edited="0">
                 <wp:start x="0" y="0"/>
-                <wp:lineTo x="0" y="21577"/>
-                <wp:lineTo x="21571" y="21577"/>
-                <wp:lineTo x="21571" y="0"/>
+                <wp:lineTo x="0" y="21575"/>
+                <wp:lineTo x="21575" y="21575"/>
+                <wp:lineTo x="21575" y="0"/>
                 <wp:lineTo x="0" y="0"/>
               </wp:wrapPolygon>
             </wp:wrapTight>
@@ -869,13 +861,30 @@
                 <c:chart xmlns:c="http://schemas.openxmlformats.org/drawingml/2006/chart" xmlns:r="http://schemas.openxmlformats.org/officeDocument/2006/relationships" r:id="rId6"/>
               </a:graphicData>
             </a:graphic>
+            <wp14:sizeRelH relativeFrom="margin">
+              <wp14:pctWidth>0</wp14:pctWidth>
+            </wp14:sizeRelH>
+            <wp14:sizeRelV relativeFrom="margin">
+              <wp14:pctHeight>0</wp14:pctHeight>
+            </wp14:sizeRelV>
           </wp:anchor>
         </w:drawing>
       </w:r>
+      <w:r>
+        <w:rPr>
+          <w:rFonts w:eastAsia="Times New Roman" w:cs="Times New Roman"/>
+          <w:kern w:val="0"/>
+          <w:sz w:val="24"/>
+          <w:szCs w:val="24"/>
+          <w:lang w:eastAsia="pl-PL"/>
+          <w14:ligatures w14:val="none"/>
+        </w:rPr>
+        <w:t xml:space="preserve"> Zależność czasu obliczeń od pojemności ładunkowej b przy stałym n=20</w:t>
+      </w:r>
     </w:p>
     <w:p>
       <w:pPr>
-        <w:ind w:left="360"/>
+        <w:jc w:val="both"/>
         <w:rPr>
           <w:sz w:val="24"/>
           <w:szCs w:val="24"/>
@@ -891,7 +900,7 @@
     </w:p>
     <w:p>
       <w:pPr>
-        <w:ind w:left="360"/>
+        <w:jc w:val="both"/>
         <w:rPr>
           <w:sz w:val="24"/>
           <w:szCs w:val="24"/>
@@ -900,114 +909,12 @@
     </w:p>
     <w:p>
       <w:pPr>
-        <w:ind w:left="360"/>
-        <w:rPr>
-          <w:sz w:val="24"/>
-          <w:szCs w:val="24"/>
-        </w:rPr>
-      </w:pPr>
-    </w:p>
-    <w:p>
-      <w:pPr>
-        <w:ind w:left="360"/>
-        <w:rPr>
-          <w:sz w:val="24"/>
-          <w:szCs w:val="24"/>
-        </w:rPr>
-      </w:pPr>
-    </w:p>
-    <w:p>
-      <w:pPr>
-        <w:ind w:left="360"/>
-        <w:rPr>
-          <w:sz w:val="24"/>
-          <w:szCs w:val="24"/>
-        </w:rPr>
-      </w:pPr>
-    </w:p>
-    <w:p>
-      <w:pPr>
-        <w:ind w:left="360"/>
-        <w:rPr>
-          <w:sz w:val="24"/>
-          <w:szCs w:val="24"/>
-        </w:rPr>
-      </w:pPr>
-    </w:p>
-    <w:p>
-      <w:pPr>
-        <w:ind w:left="360"/>
-        <w:rPr>
-          <w:sz w:val="24"/>
-          <w:szCs w:val="24"/>
-        </w:rPr>
-      </w:pPr>
-    </w:p>
-    <w:p>
-      <w:pPr>
-        <w:ind w:left="360"/>
-        <w:rPr>
-          <w:sz w:val="24"/>
-          <w:szCs w:val="24"/>
-        </w:rPr>
-      </w:pPr>
-    </w:p>
-    <w:p>
-      <w:pPr>
-        <w:ind w:left="360"/>
-        <w:rPr>
-          <w:sz w:val="24"/>
-          <w:szCs w:val="24"/>
-        </w:rPr>
-      </w:pPr>
-    </w:p>
-    <w:p>
-      <w:pPr>
-        <w:ind w:left="360"/>
-        <w:rPr>
-          <w:sz w:val="24"/>
-          <w:szCs w:val="24"/>
-        </w:rPr>
-      </w:pPr>
-    </w:p>
-    <w:p>
-      <w:pPr>
-        <w:ind w:left="360"/>
-        <w:rPr>
-          <w:sz w:val="24"/>
-          <w:szCs w:val="24"/>
-        </w:rPr>
-      </w:pPr>
-    </w:p>
-    <w:p>
-      <w:pPr>
-        <w:ind w:left="360"/>
-        <w:rPr>
-          <w:sz w:val="24"/>
-          <w:szCs w:val="24"/>
-        </w:rPr>
-      </w:pPr>
-    </w:p>
-    <w:p>
-      <w:pPr>
-        <w:ind w:left="360"/>
-        <w:rPr>
-          <w:sz w:val="24"/>
-          <w:szCs w:val="24"/>
-        </w:rPr>
-      </w:pPr>
-    </w:p>
-    <w:p>
-      <w:pPr>
-        <w:ind w:left="360"/>
-        <w:rPr>
-          <w:sz w:val="24"/>
-          <w:szCs w:val="24"/>
-        </w:rPr>
-      </w:pPr>
-    </w:p>
-    <w:p>
-      <w:pPr>
+        <w:pStyle w:val="Akapitzlist"/>
+        <w:numPr>
+          <w:ilvl w:val="0"/>
+          <w:numId w:val="1"/>
+        </w:numPr>
+        <w:jc w:val="both"/>
         <w:rPr>
           <w:sz w:val="24"/>
           <w:szCs w:val="24"/>
@@ -1019,12 +926,17 @@
           <w:szCs w:val="24"/>
         </w:rPr>
         <w:lastRenderedPageBreak/>
-        <w:t>4.3. Wykresy powierzchniowe 3D zależności czasu obliczeń t = f(n, b)</w:t>
+        <w:t>Wykresy powierzchniowe 3D zależności czasu obliczeń t = f(n, b)</w:t>
       </w:r>
     </w:p>
     <w:p>
       <w:pPr>
-        <w:ind w:firstLine="708"/>
+        <w:pStyle w:val="Akapitzlist"/>
+        <w:numPr>
+          <w:ilvl w:val="1"/>
+          <w:numId w:val="1"/>
+        </w:numPr>
+        <w:jc w:val="both"/>
         <w:rPr>
           <w:sz w:val="24"/>
           <w:szCs w:val="24"/>
@@ -1035,16 +947,16 @@
           <w:noProof/>
         </w:rPr>
         <w:drawing>
-          <wp:anchor distT="0" distB="0" distL="114300" distR="114300" simplePos="0" relativeHeight="251660288" behindDoc="0" locked="0" layoutInCell="1" allowOverlap="1" wp14:anchorId="2C7D71DE" wp14:editId="0E515D49">
+          <wp:anchor distT="0" distB="0" distL="114300" distR="114300" simplePos="0" relativeHeight="251660288" behindDoc="0" locked="0" layoutInCell="1" allowOverlap="1" wp14:anchorId="2C7D71DE" wp14:editId="2119CFFB">
             <wp:simplePos x="0" y="0"/>
-            <wp:positionH relativeFrom="column">
-              <wp:posOffset>-90170</wp:posOffset>
+            <wp:positionH relativeFrom="margin">
+              <wp:align>right</wp:align>
             </wp:positionH>
             <wp:positionV relativeFrom="paragraph">
-              <wp:posOffset>283210</wp:posOffset>
+              <wp:posOffset>287020</wp:posOffset>
             </wp:positionV>
-            <wp:extent cx="6027420" cy="4200525"/>
-            <wp:effectExtent l="0" t="0" r="11430" b="9525"/>
+            <wp:extent cx="6728460" cy="3497580"/>
+            <wp:effectExtent l="0" t="0" r="15240" b="7620"/>
             <wp:wrapSquare wrapText="bothSides"/>
             <wp:docPr id="608577060" name="Wykres 1">
               <a:extLst xmlns:a="http://schemas.openxmlformats.org/drawingml/2006/main">
@@ -1073,7 +985,7 @@
           <w:sz w:val="24"/>
           <w:szCs w:val="24"/>
         </w:rPr>
-        <w:t>4.3.1. Algorytm dynamiczny</w:t>
+        <w:t>Algorytm dynamiczny</w:t>
       </w:r>
     </w:p>
     <w:p>
@@ -1086,7 +998,7 @@
     </w:p>
     <w:p>
       <w:pPr>
-        <w:ind w:left="720"/>
+        <w:jc w:val="both"/>
         <w:rPr>
           <w:sz w:val="24"/>
           <w:szCs w:val="24"/>
@@ -1111,15 +1023,11 @@
     </w:p>
     <w:p>
       <w:pPr>
-        <w:rPr>
-          <w:sz w:val="24"/>
-          <w:szCs w:val="24"/>
-        </w:rPr>
-      </w:pPr>
-    </w:p>
-    <w:p>
-      <w:pPr>
-        <w:ind w:firstLine="708"/>
+        <w:pStyle w:val="Akapitzlist"/>
+        <w:numPr>
+          <w:ilvl w:val="1"/>
+          <w:numId w:val="1"/>
+        </w:numPr>
         <w:rPr>
           <w:sz w:val="24"/>
           <w:szCs w:val="24"/>
@@ -1127,20 +1035,21 @@
       </w:pPr>
       <w:r>
         <w:rPr>
+          <w:b/>
+          <w:bCs/>
           <w:noProof/>
         </w:rPr>
-        <w:lastRenderedPageBreak/>
         <w:drawing>
-          <wp:anchor distT="0" distB="0" distL="114300" distR="114300" simplePos="0" relativeHeight="251661312" behindDoc="0" locked="0" layoutInCell="1" allowOverlap="1" wp14:anchorId="303B996C" wp14:editId="55AB23EA">
+          <wp:anchor distT="0" distB="0" distL="114300" distR="114300" simplePos="0" relativeHeight="251661312" behindDoc="0" locked="0" layoutInCell="1" allowOverlap="1" wp14:anchorId="303B996C" wp14:editId="24CBCEBD">
             <wp:simplePos x="0" y="0"/>
-            <wp:positionH relativeFrom="column">
-              <wp:posOffset>-54610</wp:posOffset>
+            <wp:positionH relativeFrom="margin">
+              <wp:align>right</wp:align>
             </wp:positionH>
             <wp:positionV relativeFrom="paragraph">
-              <wp:posOffset>303530</wp:posOffset>
+              <wp:posOffset>304165</wp:posOffset>
             </wp:positionV>
-            <wp:extent cx="5760720" cy="3608070"/>
-            <wp:effectExtent l="0" t="0" r="11430" b="11430"/>
+            <wp:extent cx="6682740" cy="3390900"/>
+            <wp:effectExtent l="0" t="0" r="3810" b="0"/>
             <wp:wrapSquare wrapText="bothSides"/>
             <wp:docPr id="1235894598" name="Wykres 1">
               <a:extLst xmlns:a="http://schemas.openxmlformats.org/drawingml/2006/main">
@@ -1155,6 +1064,12 @@
                 <c:chart xmlns:c="http://schemas.openxmlformats.org/drawingml/2006/chart" xmlns:r="http://schemas.openxmlformats.org/officeDocument/2006/relationships" r:id="rId8"/>
               </a:graphicData>
             </a:graphic>
+            <wp14:sizeRelH relativeFrom="margin">
+              <wp14:pctWidth>0</wp14:pctWidth>
+            </wp14:sizeRelH>
+            <wp14:sizeRelV relativeFrom="margin">
+              <wp14:pctHeight>0</wp14:pctHeight>
+            </wp14:sizeRelV>
           </wp:anchor>
         </w:drawing>
       </w:r>
@@ -1163,7 +1078,7 @@
           <w:sz w:val="24"/>
           <w:szCs w:val="24"/>
         </w:rPr>
-        <w:t>4.3.2. Algorytm siłowy</w:t>
+        <w:t>Algorytm siłowy</w:t>
       </w:r>
     </w:p>
     <w:p>
@@ -1176,7 +1091,7 @@
     </w:p>
     <w:p>
       <w:pPr>
-        <w:ind w:left="720"/>
+        <w:jc w:val="both"/>
         <w:rPr>
           <w:sz w:val="24"/>
           <w:szCs w:val="24"/>
@@ -1209,7 +1124,11 @@
     </w:p>
     <w:p>
       <w:pPr>
-        <w:ind w:firstLine="708"/>
+        <w:pStyle w:val="Akapitzlist"/>
+        <w:numPr>
+          <w:ilvl w:val="1"/>
+          <w:numId w:val="1"/>
+        </w:numPr>
         <w:rPr>
           <w:sz w:val="24"/>
           <w:szCs w:val="24"/>
@@ -1221,16 +1140,16 @@
         </w:rPr>
         <w:lastRenderedPageBreak/>
         <w:drawing>
-          <wp:anchor distT="0" distB="0" distL="114300" distR="114300" simplePos="0" relativeHeight="251662336" behindDoc="0" locked="0" layoutInCell="1" allowOverlap="1" wp14:anchorId="78EE09E2" wp14:editId="66F956C6">
+          <wp:anchor distT="0" distB="0" distL="114300" distR="114300" simplePos="0" relativeHeight="251662336" behindDoc="0" locked="0" layoutInCell="1" allowOverlap="1" wp14:anchorId="78EE09E2" wp14:editId="03F9560E">
             <wp:simplePos x="0" y="0"/>
-            <wp:positionH relativeFrom="column">
-              <wp:posOffset>-33020</wp:posOffset>
+            <wp:positionH relativeFrom="margin">
+              <wp:align>right</wp:align>
             </wp:positionH>
             <wp:positionV relativeFrom="paragraph">
-              <wp:posOffset>300355</wp:posOffset>
+              <wp:posOffset>274320</wp:posOffset>
             </wp:positionV>
-            <wp:extent cx="5724525" cy="3890964"/>
-            <wp:effectExtent l="0" t="0" r="9525" b="14605"/>
+            <wp:extent cx="6667500" cy="3741420"/>
+            <wp:effectExtent l="0" t="0" r="0" b="11430"/>
             <wp:wrapSquare wrapText="bothSides"/>
             <wp:docPr id="233371775" name="Wykres 1">
               <a:extLst xmlns:a="http://schemas.openxmlformats.org/drawingml/2006/main">
@@ -1245,6 +1164,12 @@
                 <c:chart xmlns:c="http://schemas.openxmlformats.org/drawingml/2006/chart" xmlns:r="http://schemas.openxmlformats.org/officeDocument/2006/relationships" r:id="rId9"/>
               </a:graphicData>
             </a:graphic>
+            <wp14:sizeRelH relativeFrom="margin">
+              <wp14:pctWidth>0</wp14:pctWidth>
+            </wp14:sizeRelH>
+            <wp14:sizeRelV relativeFrom="margin">
+              <wp14:pctHeight>0</wp14:pctHeight>
+            </wp14:sizeRelV>
           </wp:anchor>
         </w:drawing>
       </w:r>
@@ -1253,20 +1178,12 @@
           <w:sz w:val="24"/>
           <w:szCs w:val="24"/>
         </w:rPr>
-        <w:t>4.3.3. Algorytm zachłanny</w:t>
+        <w:t>Algorytm zachłanny</w:t>
       </w:r>
     </w:p>
     <w:p>
       <w:pPr>
-        <w:rPr>
-          <w:sz w:val="24"/>
-          <w:szCs w:val="24"/>
-        </w:rPr>
-      </w:pPr>
-    </w:p>
-    <w:p>
-      <w:pPr>
-        <w:ind w:left="720"/>
+        <w:jc w:val="both"/>
         <w:rPr>
           <w:sz w:val="24"/>
           <w:szCs w:val="24"/>
@@ -1291,23 +1208,11 @@
     </w:p>
     <w:p>
       <w:pPr>
-        <w:rPr>
-          <w:sz w:val="24"/>
-          <w:szCs w:val="24"/>
-        </w:rPr>
-      </w:pPr>
-    </w:p>
-    <w:p>
-      <w:pPr>
-        <w:rPr>
-          <w:sz w:val="24"/>
-          <w:szCs w:val="24"/>
-        </w:rPr>
-      </w:pPr>
-    </w:p>
-    <w:p>
-      <w:pPr>
-        <w:ind w:left="360"/>
+        <w:pStyle w:val="Akapitzlist"/>
+        <w:numPr>
+          <w:ilvl w:val="0"/>
+          <w:numId w:val="1"/>
+        </w:numPr>
         <w:rPr>
           <w:sz w:val="24"/>
           <w:szCs w:val="24"/>
@@ -1315,39 +1220,19 @@
       </w:pPr>
       <w:r>
         <w:rPr>
-          <w:b/>
-          <w:bCs/>
-          <w:sz w:val="24"/>
-          <w:szCs w:val="24"/>
-        </w:rPr>
-        <w:t>4.4. Wykres jakości rozwiązań algorytmu zachłannego (Histogram)</w:t>
-      </w:r>
-    </w:p>
-    <w:p>
-      <w:pPr>
-        <w:ind w:left="360"/>
-        <w:rPr>
-          <w:i/>
-          <w:iCs/>
-          <w:sz w:val="24"/>
-          <w:szCs w:val="24"/>
-        </w:rPr>
-      </w:pPr>
-      <w:r>
-        <w:rPr>
           <w:noProof/>
         </w:rPr>
         <w:drawing>
-          <wp:anchor distT="0" distB="0" distL="114300" distR="114300" simplePos="0" relativeHeight="251663360" behindDoc="0" locked="0" layoutInCell="1" allowOverlap="1" wp14:anchorId="326B863A" wp14:editId="5C47FDB9">
+          <wp:anchor distT="0" distB="0" distL="114300" distR="114300" simplePos="0" relativeHeight="251663360" behindDoc="0" locked="0" layoutInCell="1" allowOverlap="1" wp14:anchorId="326B863A" wp14:editId="2B3810C3">
             <wp:simplePos x="0" y="0"/>
-            <wp:positionH relativeFrom="column">
-              <wp:posOffset>424180</wp:posOffset>
+            <wp:positionH relativeFrom="margin">
+              <wp:align>left</wp:align>
             </wp:positionH>
             <wp:positionV relativeFrom="paragraph">
-              <wp:posOffset>27305</wp:posOffset>
+              <wp:posOffset>334010</wp:posOffset>
             </wp:positionV>
-            <wp:extent cx="4219575" cy="2743200"/>
-            <wp:effectExtent l="0" t="0" r="9525" b="0"/>
+            <wp:extent cx="6637020" cy="2743200"/>
+            <wp:effectExtent l="0" t="0" r="11430" b="0"/>
             <wp:wrapSquare wrapText="bothSides"/>
             <wp:docPr id="1971659790" name="Wykres 1">
               <a:extLst xmlns:a="http://schemas.openxmlformats.org/drawingml/2006/main">
@@ -1371,13 +1256,20 @@
           </wp:anchor>
         </w:drawing>
       </w:r>
+      <w:r>
+        <w:rPr>
+          <w:b/>
+          <w:bCs/>
+          <w:sz w:val="24"/>
+          <w:szCs w:val="24"/>
+        </w:rPr>
+        <w:t>Wykres jakości rozwiązań algorytmu zachłannego (Histogram)</w:t>
+      </w:r>
     </w:p>
     <w:p>
       <w:pPr>
-        <w:ind w:left="360"/>
-        <w:rPr>
-          <w:i/>
-          <w:iCs/>
+        <w:jc w:val="both"/>
+        <w:rPr>
           <w:sz w:val="24"/>
           <w:szCs w:val="24"/>
         </w:rPr>
@@ -1385,62 +1277,7 @@
     </w:p>
     <w:p>
       <w:pPr>
-        <w:ind w:left="360"/>
-        <w:rPr>
-          <w:i/>
-          <w:iCs/>
-          <w:sz w:val="24"/>
-          <w:szCs w:val="24"/>
-        </w:rPr>
-      </w:pPr>
-    </w:p>
-    <w:p>
-      <w:pPr>
-        <w:ind w:left="360"/>
-        <w:rPr>
-          <w:i/>
-          <w:iCs/>
-          <w:sz w:val="24"/>
-          <w:szCs w:val="24"/>
-        </w:rPr>
-      </w:pPr>
-    </w:p>
-    <w:p>
-      <w:pPr>
-        <w:ind w:left="360"/>
-        <w:rPr>
-          <w:i/>
-          <w:iCs/>
-          <w:sz w:val="24"/>
-          <w:szCs w:val="24"/>
-        </w:rPr>
-      </w:pPr>
-    </w:p>
-    <w:p>
-      <w:pPr>
-        <w:ind w:left="360"/>
-        <w:rPr>
-          <w:i/>
-          <w:iCs/>
-          <w:sz w:val="24"/>
-          <w:szCs w:val="24"/>
-        </w:rPr>
-      </w:pPr>
-    </w:p>
-    <w:p>
-      <w:pPr>
-        <w:ind w:left="360"/>
-        <w:rPr>
-          <w:i/>
-          <w:iCs/>
-          <w:sz w:val="24"/>
-          <w:szCs w:val="24"/>
-        </w:rPr>
-      </w:pPr>
-    </w:p>
-    <w:p>
-      <w:pPr>
-        <w:ind w:left="360"/>
+        <w:jc w:val="both"/>
         <w:rPr>
           <w:sz w:val="24"/>
           <w:szCs w:val="24"/>
@@ -1451,7 +1288,6 @@
           <w:sz w:val="24"/>
           <w:szCs w:val="24"/>
         </w:rPr>
-        <w:lastRenderedPageBreak/>
         <w:t xml:space="preserve">Analiza przedstawionego histogramu oraz wygenerowanych metryk dla 1000 losowych instancji </w:t>
       </w:r>
       <w:r>
@@ -1498,6 +1334,7 @@
           <w:ilvl w:val="0"/>
           <w:numId w:val="5"/>
         </w:numPr>
+        <w:jc w:val="both"/>
         <w:rPr>
           <w:sz w:val="24"/>
           <w:szCs w:val="24"/>
@@ -1542,6 +1379,7 @@
           <w:ilvl w:val="0"/>
           <w:numId w:val="5"/>
         </w:numPr>
+        <w:jc w:val="both"/>
         <w:rPr>
           <w:sz w:val="24"/>
           <w:szCs w:val="24"/>
@@ -1554,6 +1392,7 @@
           <w:sz w:val="24"/>
           <w:szCs w:val="24"/>
         </w:rPr>
+        <w:lastRenderedPageBreak/>
         <w:t>Typowe wielkości odchyleń:</w:t>
       </w:r>
       <w:r>
@@ -1586,6 +1425,7 @@
           <w:ilvl w:val="0"/>
           <w:numId w:val="5"/>
         </w:numPr>
+        <w:jc w:val="both"/>
         <w:rPr>
           <w:sz w:val="24"/>
           <w:szCs w:val="24"/>
@@ -1610,16 +1450,1102 @@
     </w:p>
     <w:p>
       <w:pPr>
-        <w:ind w:left="360"/>
-        <w:rPr>
-          <w:sz w:val="24"/>
-          <w:szCs w:val="24"/>
-        </w:rPr>
-      </w:pPr>
+        <w:pStyle w:val="Akapitzlist"/>
+        <w:numPr>
+          <w:ilvl w:val="0"/>
+          <w:numId w:val="1"/>
+        </w:numPr>
+        <w:jc w:val="both"/>
+        <w:rPr>
+          <w:b/>
+          <w:bCs/>
+          <w:sz w:val="24"/>
+          <w:szCs w:val="24"/>
+        </w:rPr>
+      </w:pPr>
+      <w:r>
+        <w:rPr>
+          <w:b/>
+          <w:bCs/>
+          <w:sz w:val="24"/>
+          <w:szCs w:val="24"/>
+        </w:rPr>
+        <w:t>Analizę wyników eksperymentów obliczeniowych:</w:t>
+      </w:r>
     </w:p>
     <w:p>
       <w:pPr>
-        <w:ind w:left="360"/>
+        <w:jc w:val="both"/>
+        <w:rPr>
+          <w:b/>
+          <w:bCs/>
+          <w:sz w:val="24"/>
+          <w:szCs w:val="24"/>
+        </w:rPr>
+      </w:pPr>
+      <w:r>
+        <w:rPr>
+          <w:b/>
+          <w:bCs/>
+          <w:sz w:val="24"/>
+          <w:szCs w:val="24"/>
+        </w:rPr>
+        <w:t>Jak rośnie czas działania algorytmu siłowego wraz ze wzrostem liczby elementów i dla jakich wartości n czas ten staje się nieakceptowalnie długi z perspektywy praktycznej?</w:t>
+      </w:r>
+    </w:p>
+    <w:p>
+      <w:pPr>
+        <w:jc w:val="both"/>
+        <w:rPr>
+          <w:sz w:val="24"/>
+          <w:szCs w:val="24"/>
+        </w:rPr>
+      </w:pPr>
+      <w:r>
+        <w:rPr>
+          <w:sz w:val="24"/>
+          <w:szCs w:val="24"/>
+        </w:rPr>
+        <w:t>Czas działania algorytmu siłowego rośnie w tempie wykładniczym. Jak wynika z tabeli pomiarów, dla małych wartości n (10-15) czas ten jest ułamkiem sekundy. Jednak już dla n=20 wynosi ponad 142 ms, a dla n=24 przekracza 2,6 sekundy. Biorąc pod uwagę złożoność problemu, każda kolejna dodana sztuka asortymentu podwaja czas obliczeń. Z perspektywy praktycznej czas ten staje się nieakceptowalnie długi dla n &gt; 25, gdzie obliczenia zaczynają zajmować minuty, a następnie godziny i lata dla większych zbiorów.</w:t>
+      </w:r>
+    </w:p>
+    <w:p>
+      <w:pPr>
+        <w:jc w:val="both"/>
+        <w:rPr>
+          <w:b/>
+          <w:bCs/>
+          <w:sz w:val="24"/>
+          <w:szCs w:val="24"/>
+        </w:rPr>
+      </w:pPr>
+      <w:r>
+        <w:rPr>
+          <w:b/>
+          <w:bCs/>
+          <w:sz w:val="24"/>
+          <w:szCs w:val="24"/>
+        </w:rPr>
+        <w:t>Czy pojemność miejsca ładunkowego b ma zauważalny wpływ na efektywność algorytmu siłowego?</w:t>
+      </w:r>
+    </w:p>
+    <w:p>
+      <w:pPr>
+        <w:jc w:val="both"/>
+        <w:rPr>
+          <w:sz w:val="24"/>
+          <w:szCs w:val="24"/>
+        </w:rPr>
+      </w:pPr>
+      <w:r>
+        <w:rPr>
+          <w:sz w:val="24"/>
+          <w:szCs w:val="24"/>
+        </w:rPr>
+        <w:t>Pojemność miejsca ładunkowego nie ma absolutnie żadnego wpływu na algorytm siłowy. Sprawdza on z góry zadaną liczbę kombinacji, niezależnie od tego, czy plecak ma pojemność 20, czy 300.</w:t>
+      </w:r>
+    </w:p>
+    <w:p>
+      <w:pPr>
+        <w:jc w:val="both"/>
+        <w:rPr>
+          <w:b/>
+          <w:bCs/>
+          <w:sz w:val="24"/>
+          <w:szCs w:val="24"/>
+        </w:rPr>
+      </w:pPr>
+      <w:r>
+        <w:rPr>
+          <w:b/>
+          <w:bCs/>
+          <w:sz w:val="24"/>
+          <w:szCs w:val="24"/>
+        </w:rPr>
+        <w:t>Czy algorytm programowania dynamicznego zawsze jest szybszy od algorytmu siłowego?</w:t>
+      </w:r>
+    </w:p>
+    <w:p>
+      <w:pPr>
+        <w:jc w:val="both"/>
+        <w:rPr>
+          <w:sz w:val="24"/>
+          <w:szCs w:val="24"/>
+        </w:rPr>
+      </w:pPr>
+      <w:r>
+        <w:rPr>
+          <w:sz w:val="24"/>
+          <w:szCs w:val="24"/>
+        </w:rPr>
+        <w:t>Algorytm dynamiczny (AD) nie zawsze jest szybszy od siłowego. Choć w naszych eksperymentach AD był bezkonkurencyjny, w teoretycznym scenariuszu, gdzie pojemność plecaka (b) byłaby gigantyczna (np. liczona w milionach), a liczba przedmiotów (n) bardzo mała (np. 3), algorytm siłowy wykonałby zaledwie 8 operacji, podczas gdy algorytm dynamiczny musiałby zaalokować i przetworzyć potężną tablicę, co spowolniłoby jego działanie lub doprowadziło do błędu braku pamięci.</w:t>
+      </w:r>
+    </w:p>
+    <w:p>
+      <w:pPr>
+        <w:jc w:val="both"/>
+        <w:rPr>
+          <w:b/>
+          <w:bCs/>
+          <w:sz w:val="24"/>
+          <w:szCs w:val="24"/>
+        </w:rPr>
+      </w:pPr>
+      <w:r>
+        <w:rPr>
+          <w:b/>
+          <w:bCs/>
+          <w:sz w:val="24"/>
+          <w:szCs w:val="24"/>
+        </w:rPr>
+        <w:t>Który z zaimplementowanych algorytmów dokładnych jest bardziej wrażliwy na zmianę liczby przedmiotów n, a który na zmianę dostępnej pojemności b?</w:t>
+      </w:r>
+    </w:p>
+    <w:p>
+      <w:pPr>
+        <w:jc w:val="both"/>
+        <w:rPr>
+          <w:sz w:val="24"/>
+          <w:szCs w:val="24"/>
+        </w:rPr>
+      </w:pPr>
+      <w:r>
+        <w:rPr>
+          <w:sz w:val="24"/>
+          <w:szCs w:val="24"/>
+        </w:rPr>
+        <w:t>Algorytm siłowy (AB) jest skrajnie wrażliwy na zmianę liczby przedmiotów (n) , pozostając niewrażliwym na pojemność (b). Algorytm dynamiczny (AD) wykazuje z kolei wrażliwość na oba te parametry – zarówno wzrost n, jak i b powoduje proporcjonalne, liniowe wydłużenie czasu jego obliczeń.</w:t>
+      </w:r>
+    </w:p>
+    <w:p>
+      <w:pPr>
+        <w:jc w:val="both"/>
+        <w:rPr>
+          <w:b/>
+          <w:bCs/>
+          <w:sz w:val="24"/>
+          <w:szCs w:val="24"/>
+        </w:rPr>
+      </w:pPr>
+      <w:r>
+        <w:rPr>
+          <w:b/>
+          <w:bCs/>
+          <w:sz w:val="24"/>
+          <w:szCs w:val="24"/>
+        </w:rPr>
+        <w:t>Jak często algorytm zachłanny znajduje rozwiązanie optymalne?</w:t>
+      </w:r>
+    </w:p>
+    <w:p>
+      <w:pPr>
+        <w:jc w:val="both"/>
+        <w:rPr>
+          <w:sz w:val="24"/>
+          <w:szCs w:val="24"/>
+        </w:rPr>
+      </w:pPr>
+      <w:r>
+        <w:rPr>
+          <w:sz w:val="24"/>
+          <w:szCs w:val="24"/>
+        </w:rPr>
+        <w:t>Zgodnie z wynikami eksperymentu 3, algorytm zachłanny odnalazł idealne optimum w 53,40% testowanych przypadków.</w:t>
+      </w:r>
+    </w:p>
+    <w:p>
+      <w:pPr>
+        <w:jc w:val="both"/>
+        <w:rPr>
+          <w:b/>
+          <w:bCs/>
+          <w:sz w:val="24"/>
+          <w:szCs w:val="24"/>
+        </w:rPr>
+      </w:pPr>
+      <w:r>
+        <w:rPr>
+          <w:b/>
+          <w:bCs/>
+          <w:sz w:val="24"/>
+          <w:szCs w:val="24"/>
+        </w:rPr>
+        <w:t>Jak bardzo rozwiązania zachłanne odbiegają od optimum?</w:t>
+      </w:r>
+    </w:p>
+    <w:p>
+      <w:pPr>
+        <w:jc w:val="both"/>
+        <w:rPr>
+          <w:sz w:val="24"/>
+          <w:szCs w:val="24"/>
+        </w:rPr>
+      </w:pPr>
+      <w:r>
+        <w:rPr>
+          <w:sz w:val="24"/>
+          <w:szCs w:val="24"/>
+        </w:rPr>
+        <w:t>Algorytm ten jest wysoce precyzyjny. Średnia jakość rozwiązań suboptymalnych wyniosła 99,19% w stosunku do optimum. Nawet gdy algorytm zawodził, najczęstszy błąd mieścił się w niewielkim przedziale 0-5%, a maksymalne odchylenie bezwzględne osiągnęło zaledwie 10 jednostek.</w:t>
+      </w:r>
+    </w:p>
+    <w:p>
+      <w:pPr>
+        <w:jc w:val="both"/>
+        <w:rPr>
+          <w:b/>
+          <w:bCs/>
+          <w:sz w:val="24"/>
+          <w:szCs w:val="24"/>
+        </w:rPr>
+      </w:pPr>
+      <w:r>
+        <w:rPr>
+          <w:b/>
+          <w:bCs/>
+          <w:sz w:val="24"/>
+          <w:szCs w:val="24"/>
+        </w:rPr>
+        <w:t>Czy można wskazać charakterystyczne przypadki, dla których algorytm zachłanny zawodzi?</w:t>
+      </w:r>
+    </w:p>
+    <w:p>
+      <w:pPr>
+        <w:jc w:val="both"/>
+        <w:rPr>
+          <w:sz w:val="24"/>
+          <w:szCs w:val="24"/>
+        </w:rPr>
+      </w:pPr>
+      <w:r>
+        <w:rPr>
+          <w:sz w:val="24"/>
+          <w:szCs w:val="24"/>
+        </w:rPr>
+        <w:lastRenderedPageBreak/>
+        <w:t>Heurystyka ta zawodzi w specyficznym układzie danych. Dzieje się tak, gdy mamy jeden bardzo mały przedmiot o rewelacyjnym wskaźniku opłacalności, który zostanie wybrany jako pierwszy, oraz duży przedmiot o nieco niższej opłacalności, ale znacznie większej całkowitej wartości. Jeśli mały przedmiot "zabierze" ułamek miejsca i zablokuje możliwość spakowania dużego przedmiotu, algorytm zachłanny utknie z małym zyskiem i niewykorzystanym miejscem, zamiast wziąć tylko duży przedmiot i zyskać więcej.</w:t>
+      </w:r>
+    </w:p>
+    <w:p>
+      <w:pPr>
+        <w:pStyle w:val="Akapitzlist"/>
+        <w:numPr>
+          <w:ilvl w:val="0"/>
+          <w:numId w:val="1"/>
+        </w:numPr>
+        <w:rPr>
+          <w:b/>
+          <w:bCs/>
+          <w:sz w:val="24"/>
+          <w:szCs w:val="24"/>
+        </w:rPr>
+      </w:pPr>
+      <w:r>
+        <w:rPr>
+          <w:b/>
+          <w:bCs/>
+          <w:sz w:val="24"/>
+          <w:szCs w:val="24"/>
+        </w:rPr>
+        <w:t>Analiza złożoności obliczeniowej</w:t>
+      </w:r>
+    </w:p>
+    <w:tbl>
+      <w:tblPr>
+        <w:tblStyle w:val="Tabela-Siatka"/>
+        <w:tblW w:w="10523" w:type="dxa"/>
+        <w:tblLook w:val="04A0" w:firstRow="1" w:lastRow="0" w:firstColumn="1" w:lastColumn="0" w:noHBand="0" w:noVBand="1"/>
+      </w:tblPr>
+      <w:tblGrid>
+        <w:gridCol w:w="3507"/>
+        <w:gridCol w:w="3508"/>
+        <w:gridCol w:w="3508"/>
+      </w:tblGrid>
+      <w:tr>
+        <w:trPr>
+          <w:trHeight w:val="410"/>
+        </w:trPr>
+        <w:tc>
+          <w:tcPr>
+            <w:tcW w:w="3507" w:type="dxa"/>
+          </w:tcPr>
+          <w:p>
+            <w:pPr>
+              <w:jc w:val="center"/>
+              <w:rPr>
+                <w:b/>
+                <w:bCs/>
+                <w:sz w:val="24"/>
+                <w:szCs w:val="24"/>
+              </w:rPr>
+            </w:pPr>
+            <w:r>
+              <w:rPr>
+                <w:b/>
+                <w:bCs/>
+                <w:sz w:val="24"/>
+                <w:szCs w:val="24"/>
+              </w:rPr>
+              <w:t>Algorytm</w:t>
+            </w:r>
+          </w:p>
+        </w:tc>
+        <w:tc>
+          <w:tcPr>
+            <w:tcW w:w="3508" w:type="dxa"/>
+          </w:tcPr>
+          <w:p>
+            <w:pPr>
+              <w:jc w:val="center"/>
+              <w:rPr>
+                <w:b/>
+                <w:bCs/>
+                <w:sz w:val="24"/>
+                <w:szCs w:val="24"/>
+              </w:rPr>
+            </w:pPr>
+            <w:r>
+              <w:rPr>
+                <w:b/>
+                <w:bCs/>
+                <w:sz w:val="24"/>
+                <w:szCs w:val="24"/>
+              </w:rPr>
+              <w:t>Złożoność czasowa</w:t>
+            </w:r>
+          </w:p>
+        </w:tc>
+        <w:tc>
+          <w:tcPr>
+            <w:tcW w:w="3508" w:type="dxa"/>
+          </w:tcPr>
+          <w:p>
+            <w:pPr>
+              <w:jc w:val="center"/>
+              <w:rPr>
+                <w:b/>
+                <w:bCs/>
+                <w:sz w:val="24"/>
+                <w:szCs w:val="24"/>
+              </w:rPr>
+            </w:pPr>
+            <w:r>
+              <w:rPr>
+                <w:b/>
+                <w:bCs/>
+                <w:sz w:val="24"/>
+                <w:szCs w:val="24"/>
+              </w:rPr>
+              <w:t>Złożoność pamięciowa</w:t>
+            </w:r>
+          </w:p>
+        </w:tc>
+      </w:tr>
+      <w:tr>
+        <w:trPr>
+          <w:trHeight w:val="410"/>
+        </w:trPr>
+        <w:tc>
+          <w:tcPr>
+            <w:tcW w:w="3507" w:type="dxa"/>
+          </w:tcPr>
+          <w:p>
+            <w:pPr>
+              <w:jc w:val="center"/>
+              <w:rPr>
+                <w:b/>
+                <w:bCs/>
+                <w:sz w:val="24"/>
+                <w:szCs w:val="24"/>
+              </w:rPr>
+            </w:pPr>
+            <w:r>
+              <w:rPr>
+                <w:b/>
+                <w:bCs/>
+                <w:sz w:val="24"/>
+                <w:szCs w:val="24"/>
+              </w:rPr>
+              <w:t>Algorytm Siłowy</w:t>
+            </w:r>
+          </w:p>
+        </w:tc>
+        <w:tc>
+          <w:tcPr>
+            <w:tcW w:w="3508" w:type="dxa"/>
+          </w:tcPr>
+          <w:p>
+            <w:pPr>
+              <w:jc w:val="center"/>
+              <w:rPr>
+                <w:sz w:val="24"/>
+                <w:szCs w:val="24"/>
+              </w:rPr>
+            </w:pPr>
+            <w:r>
+              <w:rPr>
+                <w:sz w:val="24"/>
+                <w:szCs w:val="24"/>
+              </w:rPr>
+              <w:t>O(2</w:t>
+            </w:r>
+            <w:r>
+              <w:rPr>
+                <w:sz w:val="24"/>
+                <w:szCs w:val="24"/>
+                <w:vertAlign w:val="superscript"/>
+              </w:rPr>
+              <w:t>n</w:t>
+            </w:r>
+            <w:r>
+              <w:rPr>
+                <w:sz w:val="24"/>
+                <w:szCs w:val="24"/>
+              </w:rPr>
+              <w:t>)</w:t>
+            </w:r>
+          </w:p>
+        </w:tc>
+        <w:tc>
+          <w:tcPr>
+            <w:tcW w:w="3508" w:type="dxa"/>
+          </w:tcPr>
+          <w:p>
+            <w:pPr>
+              <w:jc w:val="center"/>
+              <w:rPr>
+                <w:sz w:val="24"/>
+                <w:szCs w:val="24"/>
+              </w:rPr>
+            </w:pPr>
+            <w:r>
+              <w:rPr>
+                <w:sz w:val="24"/>
+                <w:szCs w:val="24"/>
+              </w:rPr>
+              <w:t>O(n)</w:t>
+            </w:r>
+          </w:p>
+        </w:tc>
+      </w:tr>
+      <w:tr>
+        <w:trPr>
+          <w:trHeight w:val="427"/>
+        </w:trPr>
+        <w:tc>
+          <w:tcPr>
+            <w:tcW w:w="3507" w:type="dxa"/>
+          </w:tcPr>
+          <w:p>
+            <w:pPr>
+              <w:jc w:val="center"/>
+              <w:rPr>
+                <w:b/>
+                <w:bCs/>
+                <w:sz w:val="24"/>
+                <w:szCs w:val="24"/>
+              </w:rPr>
+            </w:pPr>
+            <w:r>
+              <w:rPr>
+                <w:b/>
+                <w:bCs/>
+                <w:sz w:val="24"/>
+                <w:szCs w:val="24"/>
+              </w:rPr>
+              <w:t>Algorytm Dynamiczny</w:t>
+            </w:r>
+          </w:p>
+        </w:tc>
+        <w:tc>
+          <w:tcPr>
+            <w:tcW w:w="3508" w:type="dxa"/>
+          </w:tcPr>
+          <w:p>
+            <w:pPr>
+              <w:jc w:val="center"/>
+              <w:rPr>
+                <w:sz w:val="24"/>
+                <w:szCs w:val="24"/>
+              </w:rPr>
+            </w:pPr>
+            <w:r>
+              <w:rPr>
+                <w:sz w:val="24"/>
+                <w:szCs w:val="24"/>
+              </w:rPr>
+              <w:t>O(n*b)</w:t>
+            </w:r>
+          </w:p>
+        </w:tc>
+        <w:tc>
+          <w:tcPr>
+            <w:tcW w:w="3508" w:type="dxa"/>
+          </w:tcPr>
+          <w:p>
+            <w:pPr>
+              <w:jc w:val="center"/>
+              <w:rPr>
+                <w:sz w:val="24"/>
+                <w:szCs w:val="24"/>
+              </w:rPr>
+            </w:pPr>
+            <w:r>
+              <w:rPr>
+                <w:sz w:val="24"/>
+                <w:szCs w:val="24"/>
+              </w:rPr>
+              <w:t>O(n*b)</w:t>
+            </w:r>
+          </w:p>
+        </w:tc>
+      </w:tr>
+      <w:tr>
+        <w:trPr>
+          <w:trHeight w:val="410"/>
+        </w:trPr>
+        <w:tc>
+          <w:tcPr>
+            <w:tcW w:w="3507" w:type="dxa"/>
+          </w:tcPr>
+          <w:p>
+            <w:pPr>
+              <w:jc w:val="center"/>
+              <w:rPr>
+                <w:b/>
+                <w:bCs/>
+                <w:sz w:val="24"/>
+                <w:szCs w:val="24"/>
+              </w:rPr>
+            </w:pPr>
+            <w:r>
+              <w:rPr>
+                <w:b/>
+                <w:bCs/>
+                <w:sz w:val="24"/>
+                <w:szCs w:val="24"/>
+              </w:rPr>
+              <w:t>Algorytm Zachłanny</w:t>
+            </w:r>
+          </w:p>
+        </w:tc>
+        <w:tc>
+          <w:tcPr>
+            <w:tcW w:w="3508" w:type="dxa"/>
+          </w:tcPr>
+          <w:p>
+            <w:pPr>
+              <w:jc w:val="center"/>
+              <w:rPr>
+                <w:sz w:val="24"/>
+                <w:szCs w:val="24"/>
+              </w:rPr>
+            </w:pPr>
+            <w:r>
+              <w:rPr>
+                <w:sz w:val="24"/>
+                <w:szCs w:val="24"/>
+              </w:rPr>
+              <w:t>O(n logn)</w:t>
+            </w:r>
+          </w:p>
+        </w:tc>
+        <w:tc>
+          <w:tcPr>
+            <w:tcW w:w="3508" w:type="dxa"/>
+          </w:tcPr>
+          <w:p>
+            <w:pPr>
+              <w:jc w:val="center"/>
+              <w:rPr>
+                <w:sz w:val="24"/>
+                <w:szCs w:val="24"/>
+              </w:rPr>
+            </w:pPr>
+            <w:r>
+              <w:rPr>
+                <w:sz w:val="24"/>
+                <w:szCs w:val="24"/>
+              </w:rPr>
+              <w:t>O(n)</w:t>
+            </w:r>
+          </w:p>
+        </w:tc>
+      </w:tr>
+    </w:tbl>
+    <w:p>
+      <w:pPr>
+        <w:jc w:val="both"/>
+        <w:rPr>
+          <w:sz w:val="24"/>
+          <w:szCs w:val="24"/>
+        </w:rPr>
+      </w:pPr>
+    </w:p>
+    <w:p>
+      <w:pPr>
+        <w:pStyle w:val="Akapitzlist"/>
+        <w:numPr>
+          <w:ilvl w:val="0"/>
+          <w:numId w:val="7"/>
+        </w:numPr>
+        <w:jc w:val="both"/>
+        <w:rPr>
+          <w:sz w:val="24"/>
+          <w:szCs w:val="24"/>
+        </w:rPr>
+      </w:pPr>
+      <w:r>
+        <w:rPr>
+          <w:b/>
+          <w:bCs/>
+          <w:sz w:val="24"/>
+          <w:szCs w:val="24"/>
+        </w:rPr>
+        <w:t>Algorytm siłowy</w:t>
+      </w:r>
+      <w:r>
+        <w:rPr>
+          <w:sz w:val="24"/>
+          <w:szCs w:val="24"/>
+        </w:rPr>
+        <w:t xml:space="preserve"> – czas </w:t>
+      </w:r>
+      <w:r>
+        <w:rPr>
+          <w:sz w:val="24"/>
+          <w:szCs w:val="24"/>
+        </w:rPr>
+        <w:t xml:space="preserve">rośnie wykładniczo, ponieważ algorytm musi wygenerować i sprawdzić absolutnie wszystkie </w:t>
+      </w:r>
+      <w:r>
+        <w:rPr>
+          <w:sz w:val="24"/>
+          <w:szCs w:val="24"/>
+        </w:rPr>
+        <w:t>2</w:t>
+      </w:r>
+      <w:r>
+        <w:rPr>
+          <w:sz w:val="24"/>
+          <w:szCs w:val="24"/>
+          <w:vertAlign w:val="superscript"/>
+        </w:rPr>
+        <w:t>n</w:t>
+      </w:r>
+      <w:r>
+        <w:rPr>
+          <w:sz w:val="24"/>
+          <w:szCs w:val="24"/>
+        </w:rPr>
+        <w:t xml:space="preserve"> </w:t>
+      </w:r>
+      <w:r>
+        <w:rPr>
+          <w:sz w:val="24"/>
+          <w:szCs w:val="24"/>
+        </w:rPr>
+        <w:t>możliwych kombinacji wyboru przedmiotów. Złożoność pamięciowa to O(n) ze względu na maksymalną głębokość stosu wywołań rekurencyjnych.</w:t>
+      </w:r>
+    </w:p>
+    <w:p>
+      <w:pPr>
+        <w:pStyle w:val="Akapitzlist"/>
+        <w:numPr>
+          <w:ilvl w:val="0"/>
+          <w:numId w:val="7"/>
+        </w:numPr>
+        <w:jc w:val="both"/>
+        <w:rPr>
+          <w:sz w:val="24"/>
+          <w:szCs w:val="24"/>
+        </w:rPr>
+      </w:pPr>
+      <w:r>
+        <w:rPr>
+          <w:b/>
+          <w:bCs/>
+          <w:sz w:val="24"/>
+          <w:szCs w:val="24"/>
+        </w:rPr>
+        <w:t>Algorytm Dynamiczny</w:t>
+      </w:r>
+      <w:r>
+        <w:rPr>
+          <w:sz w:val="24"/>
+          <w:szCs w:val="24"/>
+        </w:rPr>
+        <w:t xml:space="preserve"> – j</w:t>
+      </w:r>
+      <w:r>
+        <w:rPr>
+          <w:sz w:val="24"/>
+          <w:szCs w:val="24"/>
+        </w:rPr>
+        <w:t xml:space="preserve">est to złożoność pseudowielomianowa. Wynika z konieczności stworzenia macierzy (tablicowania) o wymiarach odpowiadających liczbie przedmiotów </w:t>
+      </w:r>
+      <w:r>
+        <w:rPr>
+          <w:sz w:val="24"/>
+          <w:szCs w:val="24"/>
+        </w:rPr>
+        <w:t>n</w:t>
+      </w:r>
+      <w:r>
+        <w:rPr>
+          <w:sz w:val="24"/>
+          <w:szCs w:val="24"/>
+        </w:rPr>
+        <w:t xml:space="preserve"> oraz pojemności plecaka b w celu zapamiętania wyników podproblemów. </w:t>
+      </w:r>
+    </w:p>
+    <w:p>
+      <w:pPr>
+        <w:pStyle w:val="Akapitzlist"/>
+        <w:numPr>
+          <w:ilvl w:val="0"/>
+          <w:numId w:val="7"/>
+        </w:numPr>
+        <w:jc w:val="both"/>
+        <w:rPr>
+          <w:sz w:val="24"/>
+          <w:szCs w:val="24"/>
+        </w:rPr>
+      </w:pPr>
+      <w:r>
+        <w:rPr>
+          <w:b/>
+          <w:bCs/>
+          <w:sz w:val="24"/>
+          <w:szCs w:val="24"/>
+        </w:rPr>
+        <w:t>Algorytm Zachłanny</w:t>
+      </w:r>
+      <w:r>
+        <w:rPr>
+          <w:sz w:val="24"/>
+          <w:szCs w:val="24"/>
+        </w:rPr>
+        <w:t xml:space="preserve"> – </w:t>
+      </w:r>
+      <w:r>
+        <w:rPr>
+          <w:sz w:val="24"/>
+          <w:szCs w:val="24"/>
+        </w:rPr>
+        <w:t>Złożoność czasowa jest zdominowana przez etap początkowy, w którym algorytm sortuje przedmioty według wskaźnika opłacalności. Pamięć O(n) jest potrzebna do przechowania posortowanej listy elementów.</w:t>
+      </w:r>
+    </w:p>
+    <w:p>
+      <w:pPr>
+        <w:jc w:val="both"/>
+        <w:rPr>
+          <w:sz w:val="24"/>
+          <w:szCs w:val="24"/>
+        </w:rPr>
+      </w:pPr>
+      <w:r>
+        <w:rPr>
+          <w:b/>
+          <w:bCs/>
+          <w:sz w:val="24"/>
+          <w:szCs w:val="24"/>
+        </w:rPr>
+        <w:t>Porównanie z eksperymentami:</w:t>
+      </w:r>
+      <w:r>
+        <w:rPr>
+          <w:sz w:val="24"/>
+          <w:szCs w:val="24"/>
+        </w:rPr>
+        <w:t xml:space="preserve"> Wykresy i tabele pomiarowe z naszego sprawozdania idealnie pokrywają się z teorią. Widać potężny, wykładniczy wystrzał dla algorytmu siłowego przy wzroście n. Płaszczyzny 3D potwierdzają też pseudowielomianowy charakter programu dynamicznego (rampa rosnąca w obu kierunkach ) oraz minimalny, liniowo-logarytmiczny czas wykonania algorytmu zachłannego. </w:t>
+      </w:r>
+    </w:p>
+    <w:p>
+      <w:pPr>
+        <w:jc w:val="both"/>
+        <w:rPr>
+          <w:sz w:val="24"/>
+          <w:szCs w:val="24"/>
+          <w:lang w:val="en-GB"/>
+        </w:rPr>
+      </w:pPr>
+      <w:r>
+        <w:rPr>
+          <w:b/>
+          <w:bCs/>
+          <w:sz w:val="24"/>
+          <w:szCs w:val="24"/>
+          <w:lang w:val="en-GB"/>
+        </w:rPr>
+        <w:t>Klasy złożoności problemu plecakowego:</w:t>
+      </w:r>
+    </w:p>
+    <w:p>
+      <w:pPr>
+        <w:numPr>
+          <w:ilvl w:val="0"/>
+          <w:numId w:val="6"/>
+        </w:numPr>
+        <w:jc w:val="both"/>
+        <w:rPr>
+          <w:sz w:val="24"/>
+          <w:szCs w:val="24"/>
+        </w:rPr>
+      </w:pPr>
+      <w:r>
+        <w:rPr>
+          <w:b/>
+          <w:bCs/>
+          <w:sz w:val="24"/>
+          <w:szCs w:val="24"/>
+        </w:rPr>
+        <w:t>Wersja decyzyjna</w:t>
+      </w:r>
+      <w:r>
+        <w:rPr>
+          <w:sz w:val="24"/>
+          <w:szCs w:val="24"/>
+        </w:rPr>
+        <w:t xml:space="preserve"> (czy istnieje zestaw o zysku co najmniej X mieszczący się w plecaku?) należy do klasy problemów </w:t>
+      </w:r>
+      <w:r>
+        <w:rPr>
+          <w:b/>
+          <w:bCs/>
+          <w:sz w:val="24"/>
+          <w:szCs w:val="24"/>
+        </w:rPr>
+        <w:t>NP-zupełnych</w:t>
+      </w:r>
+      <w:r>
+        <w:rPr>
+          <w:sz w:val="24"/>
+          <w:szCs w:val="24"/>
+        </w:rPr>
+        <w:t xml:space="preserve"> (NP-complete).</w:t>
+      </w:r>
+    </w:p>
+    <w:p>
+      <w:pPr>
+        <w:numPr>
+          <w:ilvl w:val="0"/>
+          <w:numId w:val="6"/>
+        </w:numPr>
+        <w:jc w:val="both"/>
+        <w:rPr>
+          <w:sz w:val="24"/>
+          <w:szCs w:val="24"/>
+        </w:rPr>
+      </w:pPr>
+      <w:r>
+        <w:rPr>
+          <w:b/>
+          <w:bCs/>
+          <w:sz w:val="24"/>
+          <w:szCs w:val="24"/>
+        </w:rPr>
+        <w:t>Wersja optymalizacyjna</w:t>
+      </w:r>
+      <w:r>
+        <w:rPr>
+          <w:sz w:val="24"/>
+          <w:szCs w:val="24"/>
+        </w:rPr>
+        <w:t xml:space="preserve"> (znajdź zestaw o maksymalnym zysku mieszczący się w plecaku) jest problemem </w:t>
+      </w:r>
+      <w:r>
+        <w:rPr>
+          <w:b/>
+          <w:bCs/>
+          <w:sz w:val="24"/>
+          <w:szCs w:val="24"/>
+        </w:rPr>
+        <w:t>NP-trudnym</w:t>
+      </w:r>
+      <w:r>
+        <w:rPr>
+          <w:sz w:val="24"/>
+          <w:szCs w:val="24"/>
+        </w:rPr>
+        <w:t xml:space="preserve"> (NP-hard). Oznacza to, że nie istnieje żaden znany algorytm o wielomianowej złożoności czasowej potrafiący znaleźć rozwiązanie dokładne we wszystkich przypadkach.</w:t>
+      </w:r>
+    </w:p>
+    <w:p>
+      <w:pPr>
+        <w:pStyle w:val="Akapitzlist"/>
+        <w:numPr>
+          <w:ilvl w:val="0"/>
+          <w:numId w:val="1"/>
+        </w:numPr>
+        <w:jc w:val="both"/>
+        <w:rPr>
+          <w:b/>
+          <w:bCs/>
+          <w:sz w:val="24"/>
+          <w:szCs w:val="24"/>
+        </w:rPr>
+      </w:pPr>
+      <w:r>
+        <w:rPr>
+          <w:b/>
+          <w:bCs/>
+          <w:sz w:val="24"/>
+          <w:szCs w:val="24"/>
+        </w:rPr>
+        <w:t>Wnioski końcowe</w:t>
+      </w:r>
+    </w:p>
+    <w:p>
+      <w:pPr>
+        <w:jc w:val="both"/>
+        <w:rPr>
+          <w:sz w:val="24"/>
+          <w:szCs w:val="24"/>
+        </w:rPr>
+      </w:pPr>
+      <w:r>
+        <w:rPr>
+          <w:b/>
+          <w:bCs/>
+          <w:sz w:val="24"/>
+          <w:szCs w:val="24"/>
+        </w:rPr>
+        <w:t>Najbardziej efektywny algorytm w praktyce:</w:t>
+      </w:r>
+      <w:r>
+        <w:rPr>
+          <w:sz w:val="24"/>
+          <w:szCs w:val="24"/>
+        </w:rPr>
+        <w:t xml:space="preserve"> Wybór "najlepszego" algorytmu jest zależny od kontekstu. Dla małych i średnich wielkości magazynowych oraz przy potrzebie znalezienia absolutnego optimum, najlepszym wyborem jest programowanie dynamiczne. Z kolei dla danych masowych zdecydowanie wygrywa heurystyka zachłanna.</w:t>
+      </w:r>
+    </w:p>
+    <w:p>
+      <w:pPr>
+        <w:jc w:val="both"/>
+        <w:rPr>
+          <w:sz w:val="24"/>
+          <w:szCs w:val="24"/>
+        </w:rPr>
+      </w:pPr>
+      <w:r>
+        <w:rPr>
+          <w:b/>
+          <w:bCs/>
+          <w:sz w:val="24"/>
+          <w:szCs w:val="24"/>
+        </w:rPr>
+        <w:t>Kiedy warto stosować programowanie dynamiczne:</w:t>
+      </w:r>
+      <w:r>
+        <w:rPr>
+          <w:sz w:val="24"/>
+          <w:szCs w:val="24"/>
+        </w:rPr>
+        <w:t xml:space="preserve"> Algorytm dynamiczny to potężne narzędzie, ale jego zastosowanie ma sens tylko w przypadku całkowitoliczbowych pojemności plecaka o rozsądnych rozmiarach. Rozmiar pamięci (</w:t>
+      </w:r>
+      <w:r>
+        <w:rPr>
+          <w:sz w:val="24"/>
+          <w:szCs w:val="24"/>
+        </w:rPr>
+        <w:t>O(n*b)</w:t>
+      </w:r>
+      <w:r>
+        <w:rPr>
+          <w:sz w:val="24"/>
+          <w:szCs w:val="24"/>
+        </w:rPr>
+        <w:t>) stanowi tu główny hamulec – przy ekstremalnie dużej pojemności i tysiącach elementów, alokacja pamięci dla tablicy stanie się fizycznie niemożliwa.</w:t>
+      </w:r>
+    </w:p>
+    <w:p>
+      <w:pPr>
+        <w:jc w:val="both"/>
+        <w:rPr>
+          <w:sz w:val="24"/>
+          <w:szCs w:val="24"/>
+        </w:rPr>
+      </w:pPr>
+      <w:r>
+        <w:rPr>
+          <w:b/>
+          <w:bCs/>
+          <w:sz w:val="24"/>
+          <w:szCs w:val="24"/>
+        </w:rPr>
+        <w:lastRenderedPageBreak/>
+        <w:t>Użyteczność algorytmu zachłannego</w:t>
+      </w:r>
+      <w:r>
+        <w:rPr>
+          <w:sz w:val="24"/>
+          <w:szCs w:val="24"/>
+        </w:rPr>
+        <w:t xml:space="preserve">: Jest nieoceniona wszędzie tam, gdzie kluczowy jest czas wykonania (np. optymalizacja w czasie rzeczywistym). Mimo braku gwarancji optymalności, błąd rzędu niespełna 1%  sprawia, że w realiach przemysłowych algorytm ten jest uznawany za całkowicie zadowalający. </w:t>
+      </w:r>
+    </w:p>
+    <w:p>
+      <w:pPr>
+        <w:jc w:val="both"/>
+        <w:rPr>
+          <w:sz w:val="24"/>
+          <w:szCs w:val="24"/>
+        </w:rPr>
+      </w:pPr>
+      <w:r>
+        <w:rPr>
+          <w:b/>
+          <w:bCs/>
+          <w:sz w:val="24"/>
+          <w:szCs w:val="24"/>
+        </w:rPr>
+        <w:t>Ograniczenia algorytmu siłowego:</w:t>
+      </w:r>
+      <w:r>
+        <w:rPr>
+          <w:sz w:val="24"/>
+          <w:szCs w:val="24"/>
+        </w:rPr>
+        <w:t xml:space="preserve"> Z powodu "kombinatorycznej eksplozji" stanów metoda siłowa stanowi narzędzie o wartości czysto akademickiej. Stosuje się ją wyłącznie jako algorytm referencyjny do weryfikacji poprawności wyników dla bardzo małych wejść </w:t>
+      </w:r>
+      <w:r>
+        <w:rPr>
+          <w:sz w:val="24"/>
+          <w:szCs w:val="24"/>
+        </w:rPr>
+        <w:t>(n&lt;=25).</w:t>
+      </w:r>
+    </w:p>
+    <w:p>
+      <w:pPr>
+        <w:jc w:val="both"/>
+        <w:rPr>
+          <w:sz w:val="24"/>
+          <w:szCs w:val="24"/>
+        </w:rPr>
+      </w:pPr>
+      <w:r>
+        <w:rPr>
+          <w:b/>
+          <w:bCs/>
+          <w:sz w:val="24"/>
+          <w:szCs w:val="24"/>
+        </w:rPr>
+        <w:t>Kompromis szybkość vs jakość:</w:t>
+      </w:r>
+      <w:r>
+        <w:rPr>
+          <w:sz w:val="24"/>
+          <w:szCs w:val="24"/>
+        </w:rPr>
+        <w:t xml:space="preserve"> Przeprowadzone pomiary uwypuklają sens stosowania heurystyk. Wykorzystanie algorytmu zachłannego zredukowało czas obliczeń do zaledwie tysięcznych części milisekundy (zyski rzędu tysięcy procent), kosztem błędu wynoszącego zaledwie ułamek procenta w ogólnej masie ładunku. Jest to wysoce korzystny i pożądany w informatyce kompromis.</w:t>
+      </w:r>
+    </w:p>
+    <w:p>
+      <w:pPr>
+        <w:jc w:val="both"/>
         <w:rPr>
           <w:sz w:val="24"/>
           <w:szCs w:val="24"/>
@@ -1820,29 +2746,7 @@
                 <w:lang w:eastAsia="pl-PL"/>
                 <w14:ligatures w14:val="none"/>
               </w:rPr>
-              <w:t xml:space="preserve">AD </w:t>
-            </w:r>
-            <w:proofErr w:type="spellStart"/>
-            <w:r>
-              <w:rPr>
-                <w:rFonts w:ascii="Aptos Narrow" w:eastAsia="Times New Roman" w:hAnsi="Aptos Narrow" w:cs="Times New Roman"/>
-                <w:color w:val="000000"/>
-                <w:kern w:val="0"/>
-                <w:lang w:eastAsia="pl-PL"/>
-                <w14:ligatures w14:val="none"/>
-              </w:rPr>
-              <w:t>Sredni</w:t>
-            </w:r>
-            <w:proofErr w:type="spellEnd"/>
-            <w:r>
-              <w:rPr>
-                <w:rFonts w:ascii="Aptos Narrow" w:eastAsia="Times New Roman" w:hAnsi="Aptos Narrow" w:cs="Times New Roman"/>
-                <w:color w:val="000000"/>
-                <w:kern w:val="0"/>
-                <w:lang w:eastAsia="pl-PL"/>
-                <w14:ligatures w14:val="none"/>
-              </w:rPr>
-              <w:t>[ms]</w:t>
+              <w:t>AD Sredni[ms]</w:t>
             </w:r>
           </w:p>
         </w:tc>
@@ -1872,29 +2776,7 @@
                 <w:lang w:eastAsia="pl-PL"/>
                 <w14:ligatures w14:val="none"/>
               </w:rPr>
-              <w:t xml:space="preserve">AD </w:t>
-            </w:r>
-            <w:proofErr w:type="spellStart"/>
-            <w:r>
-              <w:rPr>
-                <w:rFonts w:ascii="Aptos Narrow" w:eastAsia="Times New Roman" w:hAnsi="Aptos Narrow" w:cs="Times New Roman"/>
-                <w:color w:val="000000"/>
-                <w:kern w:val="0"/>
-                <w:lang w:eastAsia="pl-PL"/>
-                <w14:ligatures w14:val="none"/>
-              </w:rPr>
-              <w:t>odch</w:t>
-            </w:r>
-            <w:proofErr w:type="spellEnd"/>
-            <w:r>
-              <w:rPr>
-                <w:rFonts w:ascii="Aptos Narrow" w:eastAsia="Times New Roman" w:hAnsi="Aptos Narrow" w:cs="Times New Roman"/>
-                <w:color w:val="000000"/>
-                <w:kern w:val="0"/>
-                <w:lang w:eastAsia="pl-PL"/>
-                <w14:ligatures w14:val="none"/>
-              </w:rPr>
-              <w:t>. [ms]</w:t>
+              <w:t>AD odch. [ms]</w:t>
             </w:r>
           </w:p>
         </w:tc>
@@ -2910,7 +3792,6 @@
                 <w:lang w:eastAsia="pl-PL"/>
                 <w14:ligatures w14:val="none"/>
               </w:rPr>
-              <w:lastRenderedPageBreak/>
               <w:t>20</w:t>
             </w:r>
           </w:p>
@@ -3514,29 +4395,7 @@
                 <w:lang w:eastAsia="pl-PL"/>
                 <w14:ligatures w14:val="none"/>
               </w:rPr>
-              <w:t xml:space="preserve">AZ </w:t>
-            </w:r>
-            <w:proofErr w:type="spellStart"/>
-            <w:r>
-              <w:rPr>
-                <w:rFonts w:ascii="Aptos Narrow" w:eastAsia="Times New Roman" w:hAnsi="Aptos Narrow" w:cs="Times New Roman"/>
-                <w:color w:val="000000"/>
-                <w:kern w:val="0"/>
-                <w:lang w:eastAsia="pl-PL"/>
-                <w14:ligatures w14:val="none"/>
-              </w:rPr>
-              <w:t>Sredni</w:t>
-            </w:r>
-            <w:proofErr w:type="spellEnd"/>
-            <w:r>
-              <w:rPr>
-                <w:rFonts w:ascii="Aptos Narrow" w:eastAsia="Times New Roman" w:hAnsi="Aptos Narrow" w:cs="Times New Roman"/>
-                <w:color w:val="000000"/>
-                <w:kern w:val="0"/>
-                <w:lang w:eastAsia="pl-PL"/>
-                <w14:ligatures w14:val="none"/>
-              </w:rPr>
-              <w:t>[ms]</w:t>
+              <w:t>AZ Sredni[ms]</w:t>
             </w:r>
           </w:p>
         </w:tc>
@@ -3566,29 +4425,7 @@
                 <w:lang w:eastAsia="pl-PL"/>
                 <w14:ligatures w14:val="none"/>
               </w:rPr>
-              <w:t xml:space="preserve">AZ </w:t>
-            </w:r>
-            <w:proofErr w:type="spellStart"/>
-            <w:r>
-              <w:rPr>
-                <w:rFonts w:ascii="Aptos Narrow" w:eastAsia="Times New Roman" w:hAnsi="Aptos Narrow" w:cs="Times New Roman"/>
-                <w:color w:val="000000"/>
-                <w:kern w:val="0"/>
-                <w:lang w:eastAsia="pl-PL"/>
-                <w14:ligatures w14:val="none"/>
-              </w:rPr>
-              <w:t>odch</w:t>
-            </w:r>
-            <w:proofErr w:type="spellEnd"/>
-            <w:r>
-              <w:rPr>
-                <w:rFonts w:ascii="Aptos Narrow" w:eastAsia="Times New Roman" w:hAnsi="Aptos Narrow" w:cs="Times New Roman"/>
-                <w:color w:val="000000"/>
-                <w:kern w:val="0"/>
-                <w:lang w:eastAsia="pl-PL"/>
-                <w14:ligatures w14:val="none"/>
-              </w:rPr>
-              <w:t>.[ms]</w:t>
+              <w:t>AZ odch.[ms]</w:t>
             </w:r>
           </w:p>
         </w:tc>
@@ -4212,6 +5049,7 @@
                 <w:lang w:eastAsia="pl-PL"/>
                 <w14:ligatures w14:val="none"/>
               </w:rPr>
+              <w:lastRenderedPageBreak/>
               <w:t>16</w:t>
             </w:r>
           </w:p>
@@ -5147,29 +5985,7 @@
                 <w:lang w:eastAsia="pl-PL"/>
                 <w14:ligatures w14:val="none"/>
               </w:rPr>
-              <w:t xml:space="preserve">AB </w:t>
-            </w:r>
-            <w:proofErr w:type="spellStart"/>
-            <w:r>
-              <w:rPr>
-                <w:rFonts w:ascii="Aptos Narrow" w:eastAsia="Times New Roman" w:hAnsi="Aptos Narrow" w:cs="Times New Roman"/>
-                <w:color w:val="000000"/>
-                <w:kern w:val="0"/>
-                <w:lang w:eastAsia="pl-PL"/>
-                <w14:ligatures w14:val="none"/>
-              </w:rPr>
-              <w:t>sredni</w:t>
-            </w:r>
-            <w:proofErr w:type="spellEnd"/>
-            <w:r>
-              <w:rPr>
-                <w:rFonts w:ascii="Aptos Narrow" w:eastAsia="Times New Roman" w:hAnsi="Aptos Narrow" w:cs="Times New Roman"/>
-                <w:color w:val="000000"/>
-                <w:kern w:val="0"/>
-                <w:lang w:eastAsia="pl-PL"/>
-                <w14:ligatures w14:val="none"/>
-              </w:rPr>
-              <w:t>[ms]</w:t>
+              <w:t>AB sredni[ms]</w:t>
             </w:r>
           </w:p>
         </w:tc>
@@ -5199,29 +6015,7 @@
                 <w:lang w:eastAsia="pl-PL"/>
                 <w14:ligatures w14:val="none"/>
               </w:rPr>
-              <w:t xml:space="preserve">AB </w:t>
-            </w:r>
-            <w:proofErr w:type="spellStart"/>
-            <w:r>
-              <w:rPr>
-                <w:rFonts w:ascii="Aptos Narrow" w:eastAsia="Times New Roman" w:hAnsi="Aptos Narrow" w:cs="Times New Roman"/>
-                <w:color w:val="000000"/>
-                <w:kern w:val="0"/>
-                <w:lang w:eastAsia="pl-PL"/>
-                <w14:ligatures w14:val="none"/>
-              </w:rPr>
-              <w:t>odch</w:t>
-            </w:r>
-            <w:proofErr w:type="spellEnd"/>
-            <w:r>
-              <w:rPr>
-                <w:rFonts w:ascii="Aptos Narrow" w:eastAsia="Times New Roman" w:hAnsi="Aptos Narrow" w:cs="Times New Roman"/>
-                <w:color w:val="000000"/>
-                <w:kern w:val="0"/>
-                <w:lang w:eastAsia="pl-PL"/>
-                <w14:ligatures w14:val="none"/>
-              </w:rPr>
-              <w:t>[ms]</w:t>
+              <w:t>AB odch[ms]</w:t>
             </w:r>
           </w:p>
         </w:tc>
@@ -6700,6 +7494,50 @@
     <w:p>
       <w:pPr>
         <w:rPr>
+          <w:sz w:val="24"/>
+          <w:szCs w:val="24"/>
+        </w:rPr>
+      </w:pPr>
+    </w:p>
+    <w:p>
+      <w:pPr>
+        <w:ind w:left="360"/>
+        <w:rPr>
+          <w:b/>
+          <w:bCs/>
+          <w:sz w:val="24"/>
+          <w:szCs w:val="24"/>
+        </w:rPr>
+      </w:pPr>
+    </w:p>
+    <w:p>
+      <w:pPr>
+        <w:ind w:left="360"/>
+        <w:rPr>
+          <w:b/>
+          <w:bCs/>
+          <w:sz w:val="24"/>
+          <w:szCs w:val="24"/>
+        </w:rPr>
+      </w:pPr>
+    </w:p>
+    <w:p>
+      <w:pPr>
+        <w:ind w:left="360"/>
+        <w:rPr>
+          <w:b/>
+          <w:bCs/>
+          <w:sz w:val="24"/>
+          <w:szCs w:val="24"/>
+        </w:rPr>
+      </w:pPr>
+    </w:p>
+    <w:p>
+      <w:pPr>
+        <w:ind w:left="360"/>
+        <w:rPr>
+          <w:b/>
+          <w:bCs/>
           <w:sz w:val="24"/>
           <w:szCs w:val="24"/>
         </w:rPr>
@@ -6832,29 +7670,7 @@
                 <w:lang w:eastAsia="pl-PL"/>
                 <w14:ligatures w14:val="none"/>
               </w:rPr>
-              <w:t xml:space="preserve">AD  </w:t>
-            </w:r>
-            <w:proofErr w:type="spellStart"/>
-            <w:r>
-              <w:rPr>
-                <w:rFonts w:ascii="Aptos Narrow" w:eastAsia="Times New Roman" w:hAnsi="Aptos Narrow" w:cs="Times New Roman"/>
-                <w:color w:val="000000"/>
-                <w:kern w:val="0"/>
-                <w:lang w:eastAsia="pl-PL"/>
-                <w14:ligatures w14:val="none"/>
-              </w:rPr>
-              <w:t>Sredni</w:t>
-            </w:r>
-            <w:proofErr w:type="spellEnd"/>
-            <w:r>
-              <w:rPr>
-                <w:rFonts w:ascii="Aptos Narrow" w:eastAsia="Times New Roman" w:hAnsi="Aptos Narrow" w:cs="Times New Roman"/>
-                <w:color w:val="000000"/>
-                <w:kern w:val="0"/>
-                <w:lang w:eastAsia="pl-PL"/>
-                <w14:ligatures w14:val="none"/>
-              </w:rPr>
-              <w:t>[ms]</w:t>
+              <w:t>AD  Sredni[ms]</w:t>
             </w:r>
           </w:p>
         </w:tc>
@@ -6884,29 +7700,7 @@
                 <w:lang w:eastAsia="pl-PL"/>
                 <w14:ligatures w14:val="none"/>
               </w:rPr>
-              <w:t xml:space="preserve">AD </w:t>
-            </w:r>
-            <w:proofErr w:type="spellStart"/>
-            <w:r>
-              <w:rPr>
-                <w:rFonts w:ascii="Aptos Narrow" w:eastAsia="Times New Roman" w:hAnsi="Aptos Narrow" w:cs="Times New Roman"/>
-                <w:color w:val="000000"/>
-                <w:kern w:val="0"/>
-                <w:lang w:eastAsia="pl-PL"/>
-                <w14:ligatures w14:val="none"/>
-              </w:rPr>
-              <w:t>odch</w:t>
-            </w:r>
-            <w:proofErr w:type="spellEnd"/>
-            <w:r>
-              <w:rPr>
-                <w:rFonts w:ascii="Aptos Narrow" w:eastAsia="Times New Roman" w:hAnsi="Aptos Narrow" w:cs="Times New Roman"/>
-                <w:color w:val="000000"/>
-                <w:kern w:val="0"/>
-                <w:lang w:eastAsia="pl-PL"/>
-                <w14:ligatures w14:val="none"/>
-              </w:rPr>
-              <w:t>.[ms]</w:t>
+              <w:t>AD odch.[ms]</w:t>
             </w:r>
           </w:p>
         </w:tc>
@@ -8020,7 +8814,6 @@
                 <w:lang w:eastAsia="pl-PL"/>
                 <w14:ligatures w14:val="none"/>
               </w:rPr>
-              <w:lastRenderedPageBreak/>
               <w:t>240</w:t>
             </w:r>
           </w:p>
@@ -8544,29 +9337,7 @@
                 <w:lang w:eastAsia="pl-PL"/>
                 <w14:ligatures w14:val="none"/>
               </w:rPr>
-              <w:t xml:space="preserve">AZ </w:t>
-            </w:r>
-            <w:proofErr w:type="spellStart"/>
-            <w:r>
-              <w:rPr>
-                <w:rFonts w:ascii="Aptos Narrow" w:eastAsia="Times New Roman" w:hAnsi="Aptos Narrow" w:cs="Times New Roman"/>
-                <w:color w:val="000000"/>
-                <w:kern w:val="0"/>
-                <w:lang w:eastAsia="pl-PL"/>
-                <w14:ligatures w14:val="none"/>
-              </w:rPr>
-              <w:t>Sredni</w:t>
-            </w:r>
-            <w:proofErr w:type="spellEnd"/>
-            <w:r>
-              <w:rPr>
-                <w:rFonts w:ascii="Aptos Narrow" w:eastAsia="Times New Roman" w:hAnsi="Aptos Narrow" w:cs="Times New Roman"/>
-                <w:color w:val="000000"/>
-                <w:kern w:val="0"/>
-                <w:lang w:eastAsia="pl-PL"/>
-                <w14:ligatures w14:val="none"/>
-              </w:rPr>
-              <w:t>[ms]</w:t>
+              <w:t>AZ Sredni[ms]</w:t>
             </w:r>
           </w:p>
         </w:tc>
@@ -8596,29 +9367,7 @@
                 <w:lang w:eastAsia="pl-PL"/>
                 <w14:ligatures w14:val="none"/>
               </w:rPr>
-              <w:t xml:space="preserve">AZ </w:t>
-            </w:r>
-            <w:proofErr w:type="spellStart"/>
-            <w:r>
-              <w:rPr>
-                <w:rFonts w:ascii="Aptos Narrow" w:eastAsia="Times New Roman" w:hAnsi="Aptos Narrow" w:cs="Times New Roman"/>
-                <w:color w:val="000000"/>
-                <w:kern w:val="0"/>
-                <w:lang w:eastAsia="pl-PL"/>
-                <w14:ligatures w14:val="none"/>
-              </w:rPr>
-              <w:t>odch</w:t>
-            </w:r>
-            <w:proofErr w:type="spellEnd"/>
-            <w:r>
-              <w:rPr>
-                <w:rFonts w:ascii="Aptos Narrow" w:eastAsia="Times New Roman" w:hAnsi="Aptos Narrow" w:cs="Times New Roman"/>
-                <w:color w:val="000000"/>
-                <w:kern w:val="0"/>
-                <w:lang w:eastAsia="pl-PL"/>
-                <w14:ligatures w14:val="none"/>
-              </w:rPr>
-              <w:t>.[ms]</w:t>
+              <w:t>AZ odch.[ms]</w:t>
             </w:r>
           </w:p>
         </w:tc>
@@ -8850,6 +9599,7 @@
                 <w:lang w:eastAsia="pl-PL"/>
                 <w14:ligatures w14:val="none"/>
               </w:rPr>
+              <w:lastRenderedPageBreak/>
               <w:t>60</w:t>
             </w:r>
           </w:p>
@@ -10177,29 +10927,7 @@
                 <w:lang w:eastAsia="pl-PL"/>
                 <w14:ligatures w14:val="none"/>
               </w:rPr>
-              <w:t xml:space="preserve">AB </w:t>
-            </w:r>
-            <w:proofErr w:type="spellStart"/>
-            <w:r>
-              <w:rPr>
-                <w:rFonts w:ascii="Aptos Narrow" w:eastAsia="Times New Roman" w:hAnsi="Aptos Narrow" w:cs="Times New Roman"/>
-                <w:color w:val="000000"/>
-                <w:kern w:val="0"/>
-                <w:lang w:eastAsia="pl-PL"/>
-                <w14:ligatures w14:val="none"/>
-              </w:rPr>
-              <w:t>Sredni</w:t>
-            </w:r>
-            <w:proofErr w:type="spellEnd"/>
-            <w:r>
-              <w:rPr>
-                <w:rFonts w:ascii="Aptos Narrow" w:eastAsia="Times New Roman" w:hAnsi="Aptos Narrow" w:cs="Times New Roman"/>
-                <w:color w:val="000000"/>
-                <w:kern w:val="0"/>
-                <w:lang w:eastAsia="pl-PL"/>
-                <w14:ligatures w14:val="none"/>
-              </w:rPr>
-              <w:t xml:space="preserve"> [ms]</w:t>
+              <w:t>AB Sredni [ms]</w:t>
             </w:r>
           </w:p>
         </w:tc>
@@ -10229,29 +10957,7 @@
                 <w:lang w:eastAsia="pl-PL"/>
                 <w14:ligatures w14:val="none"/>
               </w:rPr>
-              <w:t xml:space="preserve">AB </w:t>
-            </w:r>
-            <w:proofErr w:type="spellStart"/>
-            <w:r>
-              <w:rPr>
-                <w:rFonts w:ascii="Aptos Narrow" w:eastAsia="Times New Roman" w:hAnsi="Aptos Narrow" w:cs="Times New Roman"/>
-                <w:color w:val="000000"/>
-                <w:kern w:val="0"/>
-                <w:lang w:eastAsia="pl-PL"/>
-                <w14:ligatures w14:val="none"/>
-              </w:rPr>
-              <w:t>odch</w:t>
-            </w:r>
-            <w:proofErr w:type="spellEnd"/>
-            <w:r>
-              <w:rPr>
-                <w:rFonts w:ascii="Aptos Narrow" w:eastAsia="Times New Roman" w:hAnsi="Aptos Narrow" w:cs="Times New Roman"/>
-                <w:color w:val="000000"/>
-                <w:kern w:val="0"/>
-                <w:lang w:eastAsia="pl-PL"/>
-                <w14:ligatures w14:val="none"/>
-              </w:rPr>
-              <w:t>. [ms]</w:t>
+              <w:t>AB odch. [ms]</w:t>
             </w:r>
           </w:p>
         </w:tc>
@@ -12077,7 +12783,6 @@
                 <w:sz w:val="24"/>
                 <w:szCs w:val="24"/>
               </w:rPr>
-              <w:lastRenderedPageBreak/>
               <w:t>Średnia jakość rozwiązania zachłannego</w:t>
             </w:r>
           </w:p>
@@ -12590,6 +13295,7 @@
                 <w:sz w:val="24"/>
                 <w:szCs w:val="24"/>
               </w:rPr>
+              <w:lastRenderedPageBreak/>
               <w:t>10 - 20</w:t>
             </w:r>
           </w:p>
@@ -12778,23 +13484,7 @@
           <w:sz w:val="24"/>
           <w:szCs w:val="24"/>
         </w:rPr>
-        <w:t xml:space="preserve">Procesor: AMD </w:t>
-      </w:r>
-      <w:proofErr w:type="spellStart"/>
-      <w:r>
-        <w:rPr>
-          <w:sz w:val="24"/>
-          <w:szCs w:val="24"/>
-        </w:rPr>
-        <w:t>Ryzen</w:t>
-      </w:r>
-      <w:proofErr w:type="spellEnd"/>
-      <w:r>
-        <w:rPr>
-          <w:sz w:val="24"/>
-          <w:szCs w:val="24"/>
-        </w:rPr>
-        <w:t xml:space="preserve"> 7 </w:t>
+        <w:t xml:space="preserve">Procesor: AMD Ryzen 7 </w:t>
       </w:r>
       <w:r>
         <w:rPr>
@@ -12847,23 +13537,7 @@
           <w:sz w:val="24"/>
           <w:szCs w:val="24"/>
         </w:rPr>
-        <w:t xml:space="preserve">Karta Graficzna: NVIDIA </w:t>
-      </w:r>
-      <w:proofErr w:type="spellStart"/>
-      <w:r>
-        <w:rPr>
-          <w:sz w:val="24"/>
-          <w:szCs w:val="24"/>
-        </w:rPr>
-        <w:t>GeForce</w:t>
-      </w:r>
-      <w:proofErr w:type="spellEnd"/>
-      <w:r>
-        <w:rPr>
-          <w:sz w:val="24"/>
-          <w:szCs w:val="24"/>
-        </w:rPr>
-        <w:t xml:space="preserve"> </w:t>
+        <w:t xml:space="preserve">Karta Graficzna: NVIDIA GeForce </w:t>
       </w:r>
       <w:r>
         <w:rPr>
@@ -12905,7 +13579,7 @@
     </w:p>
     <w:sectPr>
       <w:pgSz w:w="11906" w:h="16838"/>
-      <w:pgMar w:top="1417" w:right="1417" w:bottom="1417" w:left="1417" w:header="708" w:footer="708" w:gutter="0"/>
+      <w:pgMar w:top="720" w:right="720" w:bottom="720" w:left="720" w:header="708" w:footer="708" w:gutter="0"/>
       <w:cols w:space="708"/>
       <w:docGrid w:linePitch="360"/>
     </w:sectPr>
@@ -13065,9 +13739,247 @@
     </w:lvl>
   </w:abstractNum>
   <w:abstractNum w:abstractNumId="1" w15:restartNumberingAfterBreak="0">
-    <w:nsid w:val="17EB3D08"/>
+    <w:nsid w:val="096B7655"/>
     <w:multiLevelType w:val="multilevel"/>
-    <w:tmpl w:val="2DD0FBB8"/>
+    <w:tmpl w:val="E008482A"/>
+    <w:lvl w:ilvl="0">
+      <w:start w:val="5"/>
+      <w:numFmt w:val="decimal"/>
+      <w:lvlText w:val="%1"/>
+      <w:lvlJc w:val="left"/>
+      <w:pPr>
+        <w:ind w:left="360" w:hanging="360"/>
+      </w:pPr>
+      <w:rPr>
+        <w:rFonts w:hint="default"/>
+      </w:rPr>
+    </w:lvl>
+    <w:lvl w:ilvl="1">
+      <w:start w:val="3"/>
+      <w:numFmt w:val="decimal"/>
+      <w:lvlText w:val="%1.%2"/>
+      <w:lvlJc w:val="left"/>
+      <w:pPr>
+        <w:ind w:left="1004" w:hanging="360"/>
+      </w:pPr>
+      <w:rPr>
+        <w:rFonts w:hint="default"/>
+      </w:rPr>
+    </w:lvl>
+    <w:lvl w:ilvl="2">
+      <w:start w:val="1"/>
+      <w:numFmt w:val="decimal"/>
+      <w:lvlText w:val="%1.%2.%3"/>
+      <w:lvlJc w:val="left"/>
+      <w:pPr>
+        <w:ind w:left="2008" w:hanging="720"/>
+      </w:pPr>
+      <w:rPr>
+        <w:rFonts w:hint="default"/>
+      </w:rPr>
+    </w:lvl>
+    <w:lvl w:ilvl="3">
+      <w:start w:val="1"/>
+      <w:numFmt w:val="decimal"/>
+      <w:lvlText w:val="%1.%2.%3.%4"/>
+      <w:lvlJc w:val="left"/>
+      <w:pPr>
+        <w:ind w:left="3012" w:hanging="1080"/>
+      </w:pPr>
+      <w:rPr>
+        <w:rFonts w:hint="default"/>
+      </w:rPr>
+    </w:lvl>
+    <w:lvl w:ilvl="4">
+      <w:start w:val="1"/>
+      <w:numFmt w:val="decimal"/>
+      <w:lvlText w:val="%1.%2.%3.%4.%5"/>
+      <w:lvlJc w:val="left"/>
+      <w:pPr>
+        <w:ind w:left="3656" w:hanging="1080"/>
+      </w:pPr>
+      <w:rPr>
+        <w:rFonts w:hint="default"/>
+      </w:rPr>
+    </w:lvl>
+    <w:lvl w:ilvl="5">
+      <w:start w:val="1"/>
+      <w:numFmt w:val="decimal"/>
+      <w:lvlText w:val="%1.%2.%3.%4.%5.%6"/>
+      <w:lvlJc w:val="left"/>
+      <w:pPr>
+        <w:ind w:left="4660" w:hanging="1440"/>
+      </w:pPr>
+      <w:rPr>
+        <w:rFonts w:hint="default"/>
+      </w:rPr>
+    </w:lvl>
+    <w:lvl w:ilvl="6">
+      <w:start w:val="1"/>
+      <w:numFmt w:val="decimal"/>
+      <w:lvlText w:val="%1.%2.%3.%4.%5.%6.%7"/>
+      <w:lvlJc w:val="left"/>
+      <w:pPr>
+        <w:ind w:left="5304" w:hanging="1440"/>
+      </w:pPr>
+      <w:rPr>
+        <w:rFonts w:hint="default"/>
+      </w:rPr>
+    </w:lvl>
+    <w:lvl w:ilvl="7">
+      <w:start w:val="1"/>
+      <w:numFmt w:val="decimal"/>
+      <w:lvlText w:val="%1.%2.%3.%4.%5.%6.%7.%8"/>
+      <w:lvlJc w:val="left"/>
+      <w:pPr>
+        <w:ind w:left="6308" w:hanging="1800"/>
+      </w:pPr>
+      <w:rPr>
+        <w:rFonts w:hint="default"/>
+      </w:rPr>
+    </w:lvl>
+    <w:lvl w:ilvl="8">
+      <w:start w:val="1"/>
+      <w:numFmt w:val="decimal"/>
+      <w:lvlText w:val="%1.%2.%3.%4.%5.%6.%7.%8.%9"/>
+      <w:lvlJc w:val="left"/>
+      <w:pPr>
+        <w:ind w:left="6952" w:hanging="1800"/>
+      </w:pPr>
+      <w:rPr>
+        <w:rFonts w:hint="default"/>
+      </w:rPr>
+    </w:lvl>
+  </w:abstractNum>
+  <w:abstractNum w:abstractNumId="2" w15:restartNumberingAfterBreak="0">
+    <w:nsid w:val="0DE00A1A"/>
+    <w:multiLevelType w:val="multilevel"/>
+    <w:tmpl w:val="51349BFE"/>
+    <w:lvl w:ilvl="0">
+      <w:start w:val="1"/>
+      <w:numFmt w:val="decimal"/>
+      <w:lvlText w:val="%1."/>
+      <w:lvlJc w:val="left"/>
+      <w:pPr>
+        <w:ind w:left="1080" w:hanging="360"/>
+      </w:pPr>
+      <w:rPr>
+        <w:rFonts w:hint="default"/>
+        <w:b/>
+        <w:bCs/>
+      </w:rPr>
+    </w:lvl>
+    <w:lvl w:ilvl="1">
+      <w:start w:val="1"/>
+      <w:numFmt w:val="decimal"/>
+      <w:isLgl/>
+      <w:lvlText w:val="%1.%2."/>
+      <w:lvlJc w:val="left"/>
+      <w:pPr>
+        <w:ind w:left="1800" w:hanging="720"/>
+      </w:pPr>
+      <w:rPr>
+        <w:rFonts w:cs="Times New Roman" w:hint="default"/>
+        <w:b/>
+        <w:bCs/>
+      </w:rPr>
+    </w:lvl>
+    <w:lvl w:ilvl="2">
+      <w:start w:val="1"/>
+      <w:numFmt w:val="decimal"/>
+      <w:isLgl/>
+      <w:lvlText w:val="%1.%2.%3."/>
+      <w:lvlJc w:val="left"/>
+      <w:pPr>
+        <w:ind w:left="2160" w:hanging="720"/>
+      </w:pPr>
+      <w:rPr>
+        <w:rFonts w:cs="Times New Roman" w:hint="default"/>
+      </w:rPr>
+    </w:lvl>
+    <w:lvl w:ilvl="3">
+      <w:start w:val="1"/>
+      <w:numFmt w:val="decimal"/>
+      <w:isLgl/>
+      <w:lvlText w:val="%1.%2.%3.%4."/>
+      <w:lvlJc w:val="left"/>
+      <w:pPr>
+        <w:ind w:left="2880" w:hanging="1080"/>
+      </w:pPr>
+      <w:rPr>
+        <w:rFonts w:cs="Times New Roman" w:hint="default"/>
+      </w:rPr>
+    </w:lvl>
+    <w:lvl w:ilvl="4">
+      <w:start w:val="1"/>
+      <w:numFmt w:val="decimal"/>
+      <w:isLgl/>
+      <w:lvlText w:val="%1.%2.%3.%4.%5."/>
+      <w:lvlJc w:val="left"/>
+      <w:pPr>
+        <w:ind w:left="3240" w:hanging="1080"/>
+      </w:pPr>
+      <w:rPr>
+        <w:rFonts w:cs="Times New Roman" w:hint="default"/>
+      </w:rPr>
+    </w:lvl>
+    <w:lvl w:ilvl="5">
+      <w:start w:val="1"/>
+      <w:numFmt w:val="decimal"/>
+      <w:isLgl/>
+      <w:lvlText w:val="%1.%2.%3.%4.%5.%6."/>
+      <w:lvlJc w:val="left"/>
+      <w:pPr>
+        <w:ind w:left="3960" w:hanging="1440"/>
+      </w:pPr>
+      <w:rPr>
+        <w:rFonts w:cs="Times New Roman" w:hint="default"/>
+      </w:rPr>
+    </w:lvl>
+    <w:lvl w:ilvl="6">
+      <w:start w:val="1"/>
+      <w:numFmt w:val="decimal"/>
+      <w:isLgl/>
+      <w:lvlText w:val="%1.%2.%3.%4.%5.%6.%7."/>
+      <w:lvlJc w:val="left"/>
+      <w:pPr>
+        <w:ind w:left="4320" w:hanging="1440"/>
+      </w:pPr>
+      <w:rPr>
+        <w:rFonts w:cs="Times New Roman" w:hint="default"/>
+      </w:rPr>
+    </w:lvl>
+    <w:lvl w:ilvl="7">
+      <w:start w:val="1"/>
+      <w:numFmt w:val="decimal"/>
+      <w:isLgl/>
+      <w:lvlText w:val="%1.%2.%3.%4.%5.%6.%7.%8."/>
+      <w:lvlJc w:val="left"/>
+      <w:pPr>
+        <w:ind w:left="5040" w:hanging="1800"/>
+      </w:pPr>
+      <w:rPr>
+        <w:rFonts w:cs="Times New Roman" w:hint="default"/>
+      </w:rPr>
+    </w:lvl>
+    <w:lvl w:ilvl="8">
+      <w:start w:val="1"/>
+      <w:numFmt w:val="decimal"/>
+      <w:isLgl/>
+      <w:lvlText w:val="%1.%2.%3.%4.%5.%6.%7.%8.%9."/>
+      <w:lvlJc w:val="left"/>
+      <w:pPr>
+        <w:ind w:left="5400" w:hanging="1800"/>
+      </w:pPr>
+      <w:rPr>
+        <w:rFonts w:cs="Times New Roman" w:hint="default"/>
+      </w:rPr>
+    </w:lvl>
+  </w:abstractNum>
+  <w:abstractNum w:abstractNumId="3" w15:restartNumberingAfterBreak="0">
+    <w:nsid w:val="0FF1358C"/>
+    <w:multiLevelType w:val="multilevel"/>
+    <w:tmpl w:val="D93EDC04"/>
     <w:lvl w:ilvl="0">
       <w:start w:val="1"/>
       <w:numFmt w:val="bullet"/>
@@ -13213,10 +14125,498 @@
       </w:rPr>
     </w:lvl>
   </w:abstractNum>
-  <w:abstractNum w:abstractNumId="2" w15:restartNumberingAfterBreak="0">
+  <w:abstractNum w:abstractNumId="4" w15:restartNumberingAfterBreak="0">
+    <w:nsid w:val="1121516E"/>
+    <w:multiLevelType w:val="multilevel"/>
+    <w:tmpl w:val="9252EC46"/>
+    <w:lvl w:ilvl="0">
+      <w:start w:val="5"/>
+      <w:numFmt w:val="decimal"/>
+      <w:lvlText w:val="%1"/>
+      <w:lvlJc w:val="left"/>
+      <w:pPr>
+        <w:ind w:left="360" w:hanging="360"/>
+      </w:pPr>
+      <w:rPr>
+        <w:rFonts w:hint="default"/>
+      </w:rPr>
+    </w:lvl>
+    <w:lvl w:ilvl="1">
+      <w:start w:val="2"/>
+      <w:numFmt w:val="decimal"/>
+      <w:lvlText w:val="%1.%2"/>
+      <w:lvlJc w:val="left"/>
+      <w:pPr>
+        <w:ind w:left="360" w:hanging="360"/>
+      </w:pPr>
+      <w:rPr>
+        <w:rFonts w:hint="default"/>
+      </w:rPr>
+    </w:lvl>
+    <w:lvl w:ilvl="2">
+      <w:start w:val="1"/>
+      <w:numFmt w:val="decimal"/>
+      <w:lvlText w:val="%1.%2.%3"/>
+      <w:lvlJc w:val="left"/>
+      <w:pPr>
+        <w:ind w:left="720" w:hanging="720"/>
+      </w:pPr>
+      <w:rPr>
+        <w:rFonts w:hint="default"/>
+      </w:rPr>
+    </w:lvl>
+    <w:lvl w:ilvl="3">
+      <w:start w:val="1"/>
+      <w:numFmt w:val="decimal"/>
+      <w:lvlText w:val="%1.%2.%3.%4"/>
+      <w:lvlJc w:val="left"/>
+      <w:pPr>
+        <w:ind w:left="1080" w:hanging="1080"/>
+      </w:pPr>
+      <w:rPr>
+        <w:rFonts w:hint="default"/>
+      </w:rPr>
+    </w:lvl>
+    <w:lvl w:ilvl="4">
+      <w:start w:val="1"/>
+      <w:numFmt w:val="decimal"/>
+      <w:lvlText w:val="%1.%2.%3.%4.%5"/>
+      <w:lvlJc w:val="left"/>
+      <w:pPr>
+        <w:ind w:left="1080" w:hanging="1080"/>
+      </w:pPr>
+      <w:rPr>
+        <w:rFonts w:hint="default"/>
+      </w:rPr>
+    </w:lvl>
+    <w:lvl w:ilvl="5">
+      <w:start w:val="1"/>
+      <w:numFmt w:val="decimal"/>
+      <w:lvlText w:val="%1.%2.%3.%4.%5.%6"/>
+      <w:lvlJc w:val="left"/>
+      <w:pPr>
+        <w:ind w:left="1440" w:hanging="1440"/>
+      </w:pPr>
+      <w:rPr>
+        <w:rFonts w:hint="default"/>
+      </w:rPr>
+    </w:lvl>
+    <w:lvl w:ilvl="6">
+      <w:start w:val="1"/>
+      <w:numFmt w:val="decimal"/>
+      <w:lvlText w:val="%1.%2.%3.%4.%5.%6.%7"/>
+      <w:lvlJc w:val="left"/>
+      <w:pPr>
+        <w:ind w:left="1440" w:hanging="1440"/>
+      </w:pPr>
+      <w:rPr>
+        <w:rFonts w:hint="default"/>
+      </w:rPr>
+    </w:lvl>
+    <w:lvl w:ilvl="7">
+      <w:start w:val="1"/>
+      <w:numFmt w:val="decimal"/>
+      <w:lvlText w:val="%1.%2.%3.%4.%5.%6.%7.%8"/>
+      <w:lvlJc w:val="left"/>
+      <w:pPr>
+        <w:ind w:left="1800" w:hanging="1800"/>
+      </w:pPr>
+      <w:rPr>
+        <w:rFonts w:hint="default"/>
+      </w:rPr>
+    </w:lvl>
+    <w:lvl w:ilvl="8">
+      <w:start w:val="1"/>
+      <w:numFmt w:val="decimal"/>
+      <w:lvlText w:val="%1.%2.%3.%4.%5.%6.%7.%8.%9"/>
+      <w:lvlJc w:val="left"/>
+      <w:pPr>
+        <w:ind w:left="1800" w:hanging="1800"/>
+      </w:pPr>
+      <w:rPr>
+        <w:rFonts w:hint="default"/>
+      </w:rPr>
+    </w:lvl>
+  </w:abstractNum>
+  <w:abstractNum w:abstractNumId="5" w15:restartNumberingAfterBreak="0">
+    <w:nsid w:val="129D40B9"/>
+    <w:multiLevelType w:val="multilevel"/>
+    <w:tmpl w:val="50E48F54"/>
+    <w:lvl w:ilvl="0">
+      <w:start w:val="5"/>
+      <w:numFmt w:val="decimal"/>
+      <w:lvlText w:val="%1"/>
+      <w:lvlJc w:val="left"/>
+      <w:pPr>
+        <w:ind w:left="360" w:hanging="360"/>
+      </w:pPr>
+      <w:rPr>
+        <w:rFonts w:hint="default"/>
+      </w:rPr>
+    </w:lvl>
+    <w:lvl w:ilvl="1">
+      <w:start w:val="2"/>
+      <w:numFmt w:val="decimal"/>
+      <w:lvlText w:val="%1.%2"/>
+      <w:lvlJc w:val="left"/>
+      <w:pPr>
+        <w:ind w:left="1080" w:hanging="360"/>
+      </w:pPr>
+      <w:rPr>
+        <w:rFonts w:hint="default"/>
+      </w:rPr>
+    </w:lvl>
+    <w:lvl w:ilvl="2">
+      <w:start w:val="1"/>
+      <w:numFmt w:val="decimal"/>
+      <w:lvlText w:val="%1.%2.%3"/>
+      <w:lvlJc w:val="left"/>
+      <w:pPr>
+        <w:ind w:left="2160" w:hanging="720"/>
+      </w:pPr>
+      <w:rPr>
+        <w:rFonts w:hint="default"/>
+      </w:rPr>
+    </w:lvl>
+    <w:lvl w:ilvl="3">
+      <w:start w:val="1"/>
+      <w:numFmt w:val="decimal"/>
+      <w:lvlText w:val="%1.%2.%3.%4"/>
+      <w:lvlJc w:val="left"/>
+      <w:pPr>
+        <w:ind w:left="3240" w:hanging="1080"/>
+      </w:pPr>
+      <w:rPr>
+        <w:rFonts w:hint="default"/>
+      </w:rPr>
+    </w:lvl>
+    <w:lvl w:ilvl="4">
+      <w:start w:val="1"/>
+      <w:numFmt w:val="decimal"/>
+      <w:lvlText w:val="%1.%2.%3.%4.%5"/>
+      <w:lvlJc w:val="left"/>
+      <w:pPr>
+        <w:ind w:left="3960" w:hanging="1080"/>
+      </w:pPr>
+      <w:rPr>
+        <w:rFonts w:hint="default"/>
+      </w:rPr>
+    </w:lvl>
+    <w:lvl w:ilvl="5">
+      <w:start w:val="1"/>
+      <w:numFmt w:val="decimal"/>
+      <w:lvlText w:val="%1.%2.%3.%4.%5.%6"/>
+      <w:lvlJc w:val="left"/>
+      <w:pPr>
+        <w:ind w:left="5040" w:hanging="1440"/>
+      </w:pPr>
+      <w:rPr>
+        <w:rFonts w:hint="default"/>
+      </w:rPr>
+    </w:lvl>
+    <w:lvl w:ilvl="6">
+      <w:start w:val="1"/>
+      <w:numFmt w:val="decimal"/>
+      <w:lvlText w:val="%1.%2.%3.%4.%5.%6.%7"/>
+      <w:lvlJc w:val="left"/>
+      <w:pPr>
+        <w:ind w:left="5760" w:hanging="1440"/>
+      </w:pPr>
+      <w:rPr>
+        <w:rFonts w:hint="default"/>
+      </w:rPr>
+    </w:lvl>
+    <w:lvl w:ilvl="7">
+      <w:start w:val="1"/>
+      <w:numFmt w:val="decimal"/>
+      <w:lvlText w:val="%1.%2.%3.%4.%5.%6.%7.%8"/>
+      <w:lvlJc w:val="left"/>
+      <w:pPr>
+        <w:ind w:left="6840" w:hanging="1800"/>
+      </w:pPr>
+      <w:rPr>
+        <w:rFonts w:hint="default"/>
+      </w:rPr>
+    </w:lvl>
+    <w:lvl w:ilvl="8">
+      <w:start w:val="1"/>
+      <w:numFmt w:val="decimal"/>
+      <w:lvlText w:val="%1.%2.%3.%4.%5.%6.%7.%8.%9"/>
+      <w:lvlJc w:val="left"/>
+      <w:pPr>
+        <w:ind w:left="7560" w:hanging="1800"/>
+      </w:pPr>
+      <w:rPr>
+        <w:rFonts w:hint="default"/>
+      </w:rPr>
+    </w:lvl>
+  </w:abstractNum>
+  <w:abstractNum w:abstractNumId="6" w15:restartNumberingAfterBreak="0">
+    <w:nsid w:val="17EB3D08"/>
+    <w:multiLevelType w:val="multilevel"/>
+    <w:tmpl w:val="2DD0FBB8"/>
+    <w:lvl w:ilvl="0">
+      <w:start w:val="1"/>
+      <w:numFmt w:val="bullet"/>
+      <w:lvlText w:val=""/>
+      <w:lvlJc w:val="left"/>
+      <w:pPr>
+        <w:tabs>
+          <w:tab w:val="num" w:pos="720"/>
+        </w:tabs>
+        <w:ind w:left="720" w:hanging="360"/>
+      </w:pPr>
+      <w:rPr>
+        <w:rFonts w:ascii="Symbol" w:hAnsi="Symbol" w:hint="default"/>
+        <w:sz w:val="20"/>
+      </w:rPr>
+    </w:lvl>
+    <w:lvl w:ilvl="1" w:tentative="1">
+      <w:start w:val="1"/>
+      <w:numFmt w:val="bullet"/>
+      <w:lvlText w:val="o"/>
+      <w:lvlJc w:val="left"/>
+      <w:pPr>
+        <w:tabs>
+          <w:tab w:val="num" w:pos="1440"/>
+        </w:tabs>
+        <w:ind w:left="1440" w:hanging="360"/>
+      </w:pPr>
+      <w:rPr>
+        <w:rFonts w:ascii="Courier New" w:hAnsi="Courier New" w:hint="default"/>
+        <w:sz w:val="20"/>
+      </w:rPr>
+    </w:lvl>
+    <w:lvl w:ilvl="2" w:tentative="1">
+      <w:start w:val="1"/>
+      <w:numFmt w:val="bullet"/>
+      <w:lvlText w:val=""/>
+      <w:lvlJc w:val="left"/>
+      <w:pPr>
+        <w:tabs>
+          <w:tab w:val="num" w:pos="2160"/>
+        </w:tabs>
+        <w:ind w:left="2160" w:hanging="360"/>
+      </w:pPr>
+      <w:rPr>
+        <w:rFonts w:ascii="Wingdings" w:hAnsi="Wingdings" w:hint="default"/>
+        <w:sz w:val="20"/>
+      </w:rPr>
+    </w:lvl>
+    <w:lvl w:ilvl="3" w:tentative="1">
+      <w:start w:val="1"/>
+      <w:numFmt w:val="bullet"/>
+      <w:lvlText w:val=""/>
+      <w:lvlJc w:val="left"/>
+      <w:pPr>
+        <w:tabs>
+          <w:tab w:val="num" w:pos="2880"/>
+        </w:tabs>
+        <w:ind w:left="2880" w:hanging="360"/>
+      </w:pPr>
+      <w:rPr>
+        <w:rFonts w:ascii="Wingdings" w:hAnsi="Wingdings" w:hint="default"/>
+        <w:sz w:val="20"/>
+      </w:rPr>
+    </w:lvl>
+    <w:lvl w:ilvl="4" w:tentative="1">
+      <w:start w:val="1"/>
+      <w:numFmt w:val="bullet"/>
+      <w:lvlText w:val=""/>
+      <w:lvlJc w:val="left"/>
+      <w:pPr>
+        <w:tabs>
+          <w:tab w:val="num" w:pos="3600"/>
+        </w:tabs>
+        <w:ind w:left="3600" w:hanging="360"/>
+      </w:pPr>
+      <w:rPr>
+        <w:rFonts w:ascii="Wingdings" w:hAnsi="Wingdings" w:hint="default"/>
+        <w:sz w:val="20"/>
+      </w:rPr>
+    </w:lvl>
+    <w:lvl w:ilvl="5" w:tentative="1">
+      <w:start w:val="1"/>
+      <w:numFmt w:val="bullet"/>
+      <w:lvlText w:val=""/>
+      <w:lvlJc w:val="left"/>
+      <w:pPr>
+        <w:tabs>
+          <w:tab w:val="num" w:pos="4320"/>
+        </w:tabs>
+        <w:ind w:left="4320" w:hanging="360"/>
+      </w:pPr>
+      <w:rPr>
+        <w:rFonts w:ascii="Wingdings" w:hAnsi="Wingdings" w:hint="default"/>
+        <w:sz w:val="20"/>
+      </w:rPr>
+    </w:lvl>
+    <w:lvl w:ilvl="6" w:tentative="1">
+      <w:start w:val="1"/>
+      <w:numFmt w:val="bullet"/>
+      <w:lvlText w:val=""/>
+      <w:lvlJc w:val="left"/>
+      <w:pPr>
+        <w:tabs>
+          <w:tab w:val="num" w:pos="5040"/>
+        </w:tabs>
+        <w:ind w:left="5040" w:hanging="360"/>
+      </w:pPr>
+      <w:rPr>
+        <w:rFonts w:ascii="Wingdings" w:hAnsi="Wingdings" w:hint="default"/>
+        <w:sz w:val="20"/>
+      </w:rPr>
+    </w:lvl>
+    <w:lvl w:ilvl="7" w:tentative="1">
+      <w:start w:val="1"/>
+      <w:numFmt w:val="bullet"/>
+      <w:lvlText w:val=""/>
+      <w:lvlJc w:val="left"/>
+      <w:pPr>
+        <w:tabs>
+          <w:tab w:val="num" w:pos="5760"/>
+        </w:tabs>
+        <w:ind w:left="5760" w:hanging="360"/>
+      </w:pPr>
+      <w:rPr>
+        <w:rFonts w:ascii="Wingdings" w:hAnsi="Wingdings" w:hint="default"/>
+        <w:sz w:val="20"/>
+      </w:rPr>
+    </w:lvl>
+    <w:lvl w:ilvl="8" w:tentative="1">
+      <w:start w:val="1"/>
+      <w:numFmt w:val="bullet"/>
+      <w:lvlText w:val=""/>
+      <w:lvlJc w:val="left"/>
+      <w:pPr>
+        <w:tabs>
+          <w:tab w:val="num" w:pos="6480"/>
+        </w:tabs>
+        <w:ind w:left="6480" w:hanging="360"/>
+      </w:pPr>
+      <w:rPr>
+        <w:rFonts w:ascii="Wingdings" w:hAnsi="Wingdings" w:hint="default"/>
+        <w:sz w:val="20"/>
+      </w:rPr>
+    </w:lvl>
+  </w:abstractNum>
+  <w:abstractNum w:abstractNumId="7" w15:restartNumberingAfterBreak="0">
+    <w:nsid w:val="281159AD"/>
+    <w:multiLevelType w:val="multilevel"/>
+    <w:tmpl w:val="9252EC46"/>
+    <w:lvl w:ilvl="0">
+      <w:start w:val="5"/>
+      <w:numFmt w:val="decimal"/>
+      <w:lvlText w:val="%1"/>
+      <w:lvlJc w:val="left"/>
+      <w:pPr>
+        <w:ind w:left="360" w:hanging="360"/>
+      </w:pPr>
+      <w:rPr>
+        <w:rFonts w:hint="default"/>
+      </w:rPr>
+    </w:lvl>
+    <w:lvl w:ilvl="1">
+      <w:start w:val="3"/>
+      <w:numFmt w:val="decimal"/>
+      <w:lvlText w:val="%1.%2"/>
+      <w:lvlJc w:val="left"/>
+      <w:pPr>
+        <w:ind w:left="360" w:hanging="360"/>
+      </w:pPr>
+      <w:rPr>
+        <w:rFonts w:hint="default"/>
+      </w:rPr>
+    </w:lvl>
+    <w:lvl w:ilvl="2">
+      <w:start w:val="1"/>
+      <w:numFmt w:val="decimal"/>
+      <w:lvlText w:val="%1.%2.%3"/>
+      <w:lvlJc w:val="left"/>
+      <w:pPr>
+        <w:ind w:left="720" w:hanging="720"/>
+      </w:pPr>
+      <w:rPr>
+        <w:rFonts w:hint="default"/>
+      </w:rPr>
+    </w:lvl>
+    <w:lvl w:ilvl="3">
+      <w:start w:val="1"/>
+      <w:numFmt w:val="decimal"/>
+      <w:lvlText w:val="%1.%2.%3.%4"/>
+      <w:lvlJc w:val="left"/>
+      <w:pPr>
+        <w:ind w:left="1080" w:hanging="1080"/>
+      </w:pPr>
+      <w:rPr>
+        <w:rFonts w:hint="default"/>
+      </w:rPr>
+    </w:lvl>
+    <w:lvl w:ilvl="4">
+      <w:start w:val="1"/>
+      <w:numFmt w:val="decimal"/>
+      <w:lvlText w:val="%1.%2.%3.%4.%5"/>
+      <w:lvlJc w:val="left"/>
+      <w:pPr>
+        <w:ind w:left="1080" w:hanging="1080"/>
+      </w:pPr>
+      <w:rPr>
+        <w:rFonts w:hint="default"/>
+      </w:rPr>
+    </w:lvl>
+    <w:lvl w:ilvl="5">
+      <w:start w:val="1"/>
+      <w:numFmt w:val="decimal"/>
+      <w:lvlText w:val="%1.%2.%3.%4.%5.%6"/>
+      <w:lvlJc w:val="left"/>
+      <w:pPr>
+        <w:ind w:left="1440" w:hanging="1440"/>
+      </w:pPr>
+      <w:rPr>
+        <w:rFonts w:hint="default"/>
+      </w:rPr>
+    </w:lvl>
+    <w:lvl w:ilvl="6">
+      <w:start w:val="1"/>
+      <w:numFmt w:val="decimal"/>
+      <w:lvlText w:val="%1.%2.%3.%4.%5.%6.%7"/>
+      <w:lvlJc w:val="left"/>
+      <w:pPr>
+        <w:ind w:left="1440" w:hanging="1440"/>
+      </w:pPr>
+      <w:rPr>
+        <w:rFonts w:hint="default"/>
+      </w:rPr>
+    </w:lvl>
+    <w:lvl w:ilvl="7">
+      <w:start w:val="1"/>
+      <w:numFmt w:val="decimal"/>
+      <w:lvlText w:val="%1.%2.%3.%4.%5.%6.%7.%8"/>
+      <w:lvlJc w:val="left"/>
+      <w:pPr>
+        <w:ind w:left="1800" w:hanging="1800"/>
+      </w:pPr>
+      <w:rPr>
+        <w:rFonts w:hint="default"/>
+      </w:rPr>
+    </w:lvl>
+    <w:lvl w:ilvl="8">
+      <w:start w:val="1"/>
+      <w:numFmt w:val="decimal"/>
+      <w:lvlText w:val="%1.%2.%3.%4.%5.%6.%7.%8.%9"/>
+      <w:lvlJc w:val="left"/>
+      <w:pPr>
+        <w:ind w:left="1800" w:hanging="1800"/>
+      </w:pPr>
+      <w:rPr>
+        <w:rFonts w:hint="default"/>
+      </w:rPr>
+    </w:lvl>
+  </w:abstractNum>
+  <w:abstractNum w:abstractNumId="8" w15:restartNumberingAfterBreak="0">
     <w:nsid w:val="2B55109D"/>
     <w:multiLevelType w:val="multilevel"/>
-    <w:tmpl w:val="121AEF04"/>
+    <w:tmpl w:val="51349BFE"/>
     <w:lvl w:ilvl="0">
       <w:start w:val="1"/>
       <w:numFmt w:val="decimal"/>
@@ -13227,6 +14627,8 @@
       </w:pPr>
       <w:rPr>
         <w:rFonts w:hint="default"/>
+        <w:b/>
+        <w:bCs/>
       </w:rPr>
     </w:lvl>
     <w:lvl w:ilvl="1">
@@ -13240,6 +14642,8 @@
       </w:pPr>
       <w:rPr>
         <w:rFonts w:cs="Times New Roman" w:hint="default"/>
+        <w:b/>
+        <w:bCs/>
       </w:rPr>
     </w:lvl>
     <w:lvl w:ilvl="2">
@@ -13334,7 +14738,233 @@
       </w:rPr>
     </w:lvl>
   </w:abstractNum>
-  <w:abstractNum w:abstractNumId="3" w15:restartNumberingAfterBreak="0">
+  <w:abstractNum w:abstractNumId="9" w15:restartNumberingAfterBreak="0">
+    <w:nsid w:val="2E76309A"/>
+    <w:multiLevelType w:val="multilevel"/>
+    <w:tmpl w:val="9252EC46"/>
+    <w:lvl w:ilvl="0">
+      <w:start w:val="5"/>
+      <w:numFmt w:val="decimal"/>
+      <w:lvlText w:val="%1"/>
+      <w:lvlJc w:val="left"/>
+      <w:pPr>
+        <w:ind w:left="360" w:hanging="360"/>
+      </w:pPr>
+      <w:rPr>
+        <w:rFonts w:hint="default"/>
+      </w:rPr>
+    </w:lvl>
+    <w:lvl w:ilvl="1">
+      <w:start w:val="3"/>
+      <w:numFmt w:val="decimal"/>
+      <w:lvlText w:val="%1.%2"/>
+      <w:lvlJc w:val="left"/>
+      <w:pPr>
+        <w:ind w:left="360" w:hanging="360"/>
+      </w:pPr>
+      <w:rPr>
+        <w:rFonts w:hint="default"/>
+      </w:rPr>
+    </w:lvl>
+    <w:lvl w:ilvl="2">
+      <w:start w:val="1"/>
+      <w:numFmt w:val="decimal"/>
+      <w:lvlText w:val="%1.%2.%3"/>
+      <w:lvlJc w:val="left"/>
+      <w:pPr>
+        <w:ind w:left="720" w:hanging="720"/>
+      </w:pPr>
+      <w:rPr>
+        <w:rFonts w:hint="default"/>
+      </w:rPr>
+    </w:lvl>
+    <w:lvl w:ilvl="3">
+      <w:start w:val="1"/>
+      <w:numFmt w:val="decimal"/>
+      <w:lvlText w:val="%1.%2.%3.%4"/>
+      <w:lvlJc w:val="left"/>
+      <w:pPr>
+        <w:ind w:left="1080" w:hanging="1080"/>
+      </w:pPr>
+      <w:rPr>
+        <w:rFonts w:hint="default"/>
+      </w:rPr>
+    </w:lvl>
+    <w:lvl w:ilvl="4">
+      <w:start w:val="1"/>
+      <w:numFmt w:val="decimal"/>
+      <w:lvlText w:val="%1.%2.%3.%4.%5"/>
+      <w:lvlJc w:val="left"/>
+      <w:pPr>
+        <w:ind w:left="1080" w:hanging="1080"/>
+      </w:pPr>
+      <w:rPr>
+        <w:rFonts w:hint="default"/>
+      </w:rPr>
+    </w:lvl>
+    <w:lvl w:ilvl="5">
+      <w:start w:val="1"/>
+      <w:numFmt w:val="decimal"/>
+      <w:lvlText w:val="%1.%2.%3.%4.%5.%6"/>
+      <w:lvlJc w:val="left"/>
+      <w:pPr>
+        <w:ind w:left="1440" w:hanging="1440"/>
+      </w:pPr>
+      <w:rPr>
+        <w:rFonts w:hint="default"/>
+      </w:rPr>
+    </w:lvl>
+    <w:lvl w:ilvl="6">
+      <w:start w:val="1"/>
+      <w:numFmt w:val="decimal"/>
+      <w:lvlText w:val="%1.%2.%3.%4.%5.%6.%7"/>
+      <w:lvlJc w:val="left"/>
+      <w:pPr>
+        <w:ind w:left="1440" w:hanging="1440"/>
+      </w:pPr>
+      <w:rPr>
+        <w:rFonts w:hint="default"/>
+      </w:rPr>
+    </w:lvl>
+    <w:lvl w:ilvl="7">
+      <w:start w:val="1"/>
+      <w:numFmt w:val="decimal"/>
+      <w:lvlText w:val="%1.%2.%3.%4.%5.%6.%7.%8"/>
+      <w:lvlJc w:val="left"/>
+      <w:pPr>
+        <w:ind w:left="1800" w:hanging="1800"/>
+      </w:pPr>
+      <w:rPr>
+        <w:rFonts w:hint="default"/>
+      </w:rPr>
+    </w:lvl>
+    <w:lvl w:ilvl="8">
+      <w:start w:val="1"/>
+      <w:numFmt w:val="decimal"/>
+      <w:lvlText w:val="%1.%2.%3.%4.%5.%6.%7.%8.%9"/>
+      <w:lvlJc w:val="left"/>
+      <w:pPr>
+        <w:ind w:left="1800" w:hanging="1800"/>
+      </w:pPr>
+      <w:rPr>
+        <w:rFonts w:hint="default"/>
+      </w:rPr>
+    </w:lvl>
+  </w:abstractNum>
+  <w:abstractNum w:abstractNumId="10" w15:restartNumberingAfterBreak="0">
+    <w:nsid w:val="48134C25"/>
+    <w:multiLevelType w:val="multilevel"/>
+    <w:tmpl w:val="9252EC46"/>
+    <w:lvl w:ilvl="0">
+      <w:start w:val="5"/>
+      <w:numFmt w:val="decimal"/>
+      <w:lvlText w:val="%1"/>
+      <w:lvlJc w:val="left"/>
+      <w:pPr>
+        <w:ind w:left="360" w:hanging="360"/>
+      </w:pPr>
+      <w:rPr>
+        <w:rFonts w:hint="default"/>
+      </w:rPr>
+    </w:lvl>
+    <w:lvl w:ilvl="1">
+      <w:start w:val="2"/>
+      <w:numFmt w:val="decimal"/>
+      <w:lvlText w:val="%1.%2"/>
+      <w:lvlJc w:val="left"/>
+      <w:pPr>
+        <w:ind w:left="360" w:hanging="360"/>
+      </w:pPr>
+      <w:rPr>
+        <w:rFonts w:hint="default"/>
+      </w:rPr>
+    </w:lvl>
+    <w:lvl w:ilvl="2">
+      <w:start w:val="1"/>
+      <w:numFmt w:val="decimal"/>
+      <w:lvlText w:val="%1.%2.%3"/>
+      <w:lvlJc w:val="left"/>
+      <w:pPr>
+        <w:ind w:left="720" w:hanging="720"/>
+      </w:pPr>
+      <w:rPr>
+        <w:rFonts w:hint="default"/>
+      </w:rPr>
+    </w:lvl>
+    <w:lvl w:ilvl="3">
+      <w:start w:val="1"/>
+      <w:numFmt w:val="decimal"/>
+      <w:lvlText w:val="%1.%2.%3.%4"/>
+      <w:lvlJc w:val="left"/>
+      <w:pPr>
+        <w:ind w:left="1080" w:hanging="1080"/>
+      </w:pPr>
+      <w:rPr>
+        <w:rFonts w:hint="default"/>
+      </w:rPr>
+    </w:lvl>
+    <w:lvl w:ilvl="4">
+      <w:start w:val="1"/>
+      <w:numFmt w:val="decimal"/>
+      <w:lvlText w:val="%1.%2.%3.%4.%5"/>
+      <w:lvlJc w:val="left"/>
+      <w:pPr>
+        <w:ind w:left="1080" w:hanging="1080"/>
+      </w:pPr>
+      <w:rPr>
+        <w:rFonts w:hint="default"/>
+      </w:rPr>
+    </w:lvl>
+    <w:lvl w:ilvl="5">
+      <w:start w:val="1"/>
+      <w:numFmt w:val="decimal"/>
+      <w:lvlText w:val="%1.%2.%3.%4.%5.%6"/>
+      <w:lvlJc w:val="left"/>
+      <w:pPr>
+        <w:ind w:left="1440" w:hanging="1440"/>
+      </w:pPr>
+      <w:rPr>
+        <w:rFonts w:hint="default"/>
+      </w:rPr>
+    </w:lvl>
+    <w:lvl w:ilvl="6">
+      <w:start w:val="1"/>
+      <w:numFmt w:val="decimal"/>
+      <w:lvlText w:val="%1.%2.%3.%4.%5.%6.%7"/>
+      <w:lvlJc w:val="left"/>
+      <w:pPr>
+        <w:ind w:left="1440" w:hanging="1440"/>
+      </w:pPr>
+      <w:rPr>
+        <w:rFonts w:hint="default"/>
+      </w:rPr>
+    </w:lvl>
+    <w:lvl w:ilvl="7">
+      <w:start w:val="1"/>
+      <w:numFmt w:val="decimal"/>
+      <w:lvlText w:val="%1.%2.%3.%4.%5.%6.%7.%8"/>
+      <w:lvlJc w:val="left"/>
+      <w:pPr>
+        <w:ind w:left="1800" w:hanging="1800"/>
+      </w:pPr>
+      <w:rPr>
+        <w:rFonts w:hint="default"/>
+      </w:rPr>
+    </w:lvl>
+    <w:lvl w:ilvl="8">
+      <w:start w:val="1"/>
+      <w:numFmt w:val="decimal"/>
+      <w:lvlText w:val="%1.%2.%3.%4.%5.%6.%7.%8.%9"/>
+      <w:lvlJc w:val="left"/>
+      <w:pPr>
+        <w:ind w:left="1800" w:hanging="1800"/>
+      </w:pPr>
+      <w:rPr>
+        <w:rFonts w:hint="default"/>
+      </w:rPr>
+    </w:lvl>
+  </w:abstractNum>
+  <w:abstractNum w:abstractNumId="11" w15:restartNumberingAfterBreak="0">
     <w:nsid w:val="52F425E8"/>
     <w:multiLevelType w:val="multilevel"/>
     <w:tmpl w:val="01C2ACBE"/>
@@ -13483,7 +15113,245 @@
       </w:rPr>
     </w:lvl>
   </w:abstractNum>
-  <w:abstractNum w:abstractNumId="4" w15:restartNumberingAfterBreak="0">
+  <w:abstractNum w:abstractNumId="12" w15:restartNumberingAfterBreak="0">
+    <w:nsid w:val="567B7568"/>
+    <w:multiLevelType w:val="multilevel"/>
+    <w:tmpl w:val="9252EC46"/>
+    <w:lvl w:ilvl="0">
+      <w:start w:val="5"/>
+      <w:numFmt w:val="decimal"/>
+      <w:lvlText w:val="%1"/>
+      <w:lvlJc w:val="left"/>
+      <w:pPr>
+        <w:ind w:left="360" w:hanging="360"/>
+      </w:pPr>
+      <w:rPr>
+        <w:rFonts w:hint="default"/>
+      </w:rPr>
+    </w:lvl>
+    <w:lvl w:ilvl="1">
+      <w:start w:val="3"/>
+      <w:numFmt w:val="decimal"/>
+      <w:lvlText w:val="%1.%2"/>
+      <w:lvlJc w:val="left"/>
+      <w:pPr>
+        <w:ind w:left="360" w:hanging="360"/>
+      </w:pPr>
+      <w:rPr>
+        <w:rFonts w:hint="default"/>
+      </w:rPr>
+    </w:lvl>
+    <w:lvl w:ilvl="2">
+      <w:start w:val="1"/>
+      <w:numFmt w:val="decimal"/>
+      <w:lvlText w:val="%1.%2.%3"/>
+      <w:lvlJc w:val="left"/>
+      <w:pPr>
+        <w:ind w:left="720" w:hanging="720"/>
+      </w:pPr>
+      <w:rPr>
+        <w:rFonts w:hint="default"/>
+      </w:rPr>
+    </w:lvl>
+    <w:lvl w:ilvl="3">
+      <w:start w:val="1"/>
+      <w:numFmt w:val="decimal"/>
+      <w:lvlText w:val="%1.%2.%3.%4"/>
+      <w:lvlJc w:val="left"/>
+      <w:pPr>
+        <w:ind w:left="1080" w:hanging="1080"/>
+      </w:pPr>
+      <w:rPr>
+        <w:rFonts w:hint="default"/>
+      </w:rPr>
+    </w:lvl>
+    <w:lvl w:ilvl="4">
+      <w:start w:val="1"/>
+      <w:numFmt w:val="decimal"/>
+      <w:lvlText w:val="%1.%2.%3.%4.%5"/>
+      <w:lvlJc w:val="left"/>
+      <w:pPr>
+        <w:ind w:left="1080" w:hanging="1080"/>
+      </w:pPr>
+      <w:rPr>
+        <w:rFonts w:hint="default"/>
+      </w:rPr>
+    </w:lvl>
+    <w:lvl w:ilvl="5">
+      <w:start w:val="1"/>
+      <w:numFmt w:val="decimal"/>
+      <w:lvlText w:val="%1.%2.%3.%4.%5.%6"/>
+      <w:lvlJc w:val="left"/>
+      <w:pPr>
+        <w:ind w:left="1440" w:hanging="1440"/>
+      </w:pPr>
+      <w:rPr>
+        <w:rFonts w:hint="default"/>
+      </w:rPr>
+    </w:lvl>
+    <w:lvl w:ilvl="6">
+      <w:start w:val="1"/>
+      <w:numFmt w:val="decimal"/>
+      <w:lvlText w:val="%1.%2.%3.%4.%5.%6.%7"/>
+      <w:lvlJc w:val="left"/>
+      <w:pPr>
+        <w:ind w:left="1440" w:hanging="1440"/>
+      </w:pPr>
+      <w:rPr>
+        <w:rFonts w:hint="default"/>
+      </w:rPr>
+    </w:lvl>
+    <w:lvl w:ilvl="7">
+      <w:start w:val="1"/>
+      <w:numFmt w:val="decimal"/>
+      <w:lvlText w:val="%1.%2.%3.%4.%5.%6.%7.%8"/>
+      <w:lvlJc w:val="left"/>
+      <w:pPr>
+        <w:ind w:left="1800" w:hanging="1800"/>
+      </w:pPr>
+      <w:rPr>
+        <w:rFonts w:hint="default"/>
+      </w:rPr>
+    </w:lvl>
+    <w:lvl w:ilvl="8">
+      <w:start w:val="1"/>
+      <w:numFmt w:val="decimal"/>
+      <w:lvlText w:val="%1.%2.%3.%4.%5.%6.%7.%8.%9"/>
+      <w:lvlJc w:val="left"/>
+      <w:pPr>
+        <w:ind w:left="1800" w:hanging="1800"/>
+      </w:pPr>
+      <w:rPr>
+        <w:rFonts w:hint="default"/>
+      </w:rPr>
+    </w:lvl>
+  </w:abstractNum>
+  <w:abstractNum w:abstractNumId="13" w15:restartNumberingAfterBreak="0">
+    <w:nsid w:val="575A679A"/>
+    <w:multiLevelType w:val="multilevel"/>
+    <w:tmpl w:val="51349BFE"/>
+    <w:lvl w:ilvl="0">
+      <w:start w:val="1"/>
+      <w:numFmt w:val="decimal"/>
+      <w:lvlText w:val="%1."/>
+      <w:lvlJc w:val="left"/>
+      <w:pPr>
+        <w:ind w:left="1080" w:hanging="360"/>
+      </w:pPr>
+      <w:rPr>
+        <w:rFonts w:hint="default"/>
+        <w:b/>
+        <w:bCs/>
+      </w:rPr>
+    </w:lvl>
+    <w:lvl w:ilvl="1">
+      <w:start w:val="1"/>
+      <w:numFmt w:val="decimal"/>
+      <w:isLgl/>
+      <w:lvlText w:val="%1.%2."/>
+      <w:lvlJc w:val="left"/>
+      <w:pPr>
+        <w:ind w:left="1800" w:hanging="720"/>
+      </w:pPr>
+      <w:rPr>
+        <w:rFonts w:cs="Times New Roman" w:hint="default"/>
+        <w:b/>
+        <w:bCs/>
+      </w:rPr>
+    </w:lvl>
+    <w:lvl w:ilvl="2">
+      <w:start w:val="1"/>
+      <w:numFmt w:val="decimal"/>
+      <w:isLgl/>
+      <w:lvlText w:val="%1.%2.%3."/>
+      <w:lvlJc w:val="left"/>
+      <w:pPr>
+        <w:ind w:left="2160" w:hanging="720"/>
+      </w:pPr>
+      <w:rPr>
+        <w:rFonts w:cs="Times New Roman" w:hint="default"/>
+      </w:rPr>
+    </w:lvl>
+    <w:lvl w:ilvl="3">
+      <w:start w:val="1"/>
+      <w:numFmt w:val="decimal"/>
+      <w:isLgl/>
+      <w:lvlText w:val="%1.%2.%3.%4."/>
+      <w:lvlJc w:val="left"/>
+      <w:pPr>
+        <w:ind w:left="2880" w:hanging="1080"/>
+      </w:pPr>
+      <w:rPr>
+        <w:rFonts w:cs="Times New Roman" w:hint="default"/>
+      </w:rPr>
+    </w:lvl>
+    <w:lvl w:ilvl="4">
+      <w:start w:val="1"/>
+      <w:numFmt w:val="decimal"/>
+      <w:isLgl/>
+      <w:lvlText w:val="%1.%2.%3.%4.%5."/>
+      <w:lvlJc w:val="left"/>
+      <w:pPr>
+        <w:ind w:left="3240" w:hanging="1080"/>
+      </w:pPr>
+      <w:rPr>
+        <w:rFonts w:cs="Times New Roman" w:hint="default"/>
+      </w:rPr>
+    </w:lvl>
+    <w:lvl w:ilvl="5">
+      <w:start w:val="1"/>
+      <w:numFmt w:val="decimal"/>
+      <w:isLgl/>
+      <w:lvlText w:val="%1.%2.%3.%4.%5.%6."/>
+      <w:lvlJc w:val="left"/>
+      <w:pPr>
+        <w:ind w:left="3960" w:hanging="1440"/>
+      </w:pPr>
+      <w:rPr>
+        <w:rFonts w:cs="Times New Roman" w:hint="default"/>
+      </w:rPr>
+    </w:lvl>
+    <w:lvl w:ilvl="6">
+      <w:start w:val="1"/>
+      <w:numFmt w:val="decimal"/>
+      <w:isLgl/>
+      <w:lvlText w:val="%1.%2.%3.%4.%5.%6.%7."/>
+      <w:lvlJc w:val="left"/>
+      <w:pPr>
+        <w:ind w:left="4320" w:hanging="1440"/>
+      </w:pPr>
+      <w:rPr>
+        <w:rFonts w:cs="Times New Roman" w:hint="default"/>
+      </w:rPr>
+    </w:lvl>
+    <w:lvl w:ilvl="7">
+      <w:start w:val="1"/>
+      <w:numFmt w:val="decimal"/>
+      <w:isLgl/>
+      <w:lvlText w:val="%1.%2.%3.%4.%5.%6.%7.%8."/>
+      <w:lvlJc w:val="left"/>
+      <w:pPr>
+        <w:ind w:left="5040" w:hanging="1800"/>
+      </w:pPr>
+      <w:rPr>
+        <w:rFonts w:cs="Times New Roman" w:hint="default"/>
+      </w:rPr>
+    </w:lvl>
+    <w:lvl w:ilvl="8">
+      <w:start w:val="1"/>
+      <w:numFmt w:val="decimal"/>
+      <w:isLgl/>
+      <w:lvlText w:val="%1.%2.%3.%4.%5.%6.%7.%8.%9."/>
+      <w:lvlJc w:val="left"/>
+      <w:pPr>
+        <w:ind w:left="5400" w:hanging="1800"/>
+      </w:pPr>
+      <w:rPr>
+        <w:rFonts w:cs="Times New Roman" w:hint="default"/>
+      </w:rPr>
+    </w:lvl>
+  </w:abstractNum>
+  <w:abstractNum w:abstractNumId="14" w15:restartNumberingAfterBreak="0">
     <w:nsid w:val="64E97A2E"/>
     <w:multiLevelType w:val="multilevel"/>
     <w:tmpl w:val="20A233B0"/>
@@ -13632,20 +15500,282 @@
       </w:rPr>
     </w:lvl>
   </w:abstractNum>
+  <w:abstractNum w:abstractNumId="15" w15:restartNumberingAfterBreak="0">
+    <w:nsid w:val="741D3EA1"/>
+    <w:multiLevelType w:val="hybridMultilevel"/>
+    <w:tmpl w:val="DE0621B8"/>
+    <w:lvl w:ilvl="0" w:tplc="08090001">
+      <w:start w:val="1"/>
+      <w:numFmt w:val="bullet"/>
+      <w:lvlText w:val=""/>
+      <w:lvlJc w:val="left"/>
+      <w:pPr>
+        <w:ind w:left="720" w:hanging="360"/>
+      </w:pPr>
+      <w:rPr>
+        <w:rFonts w:ascii="Symbol" w:hAnsi="Symbol" w:hint="default"/>
+      </w:rPr>
+    </w:lvl>
+    <w:lvl w:ilvl="1" w:tplc="08090003" w:tentative="1">
+      <w:start w:val="1"/>
+      <w:numFmt w:val="bullet"/>
+      <w:lvlText w:val="o"/>
+      <w:lvlJc w:val="left"/>
+      <w:pPr>
+        <w:ind w:left="1440" w:hanging="360"/>
+      </w:pPr>
+      <w:rPr>
+        <w:rFonts w:ascii="Courier New" w:hAnsi="Courier New" w:cs="Courier New" w:hint="default"/>
+      </w:rPr>
+    </w:lvl>
+    <w:lvl w:ilvl="2" w:tplc="08090005" w:tentative="1">
+      <w:start w:val="1"/>
+      <w:numFmt w:val="bullet"/>
+      <w:lvlText w:val=""/>
+      <w:lvlJc w:val="left"/>
+      <w:pPr>
+        <w:ind w:left="2160" w:hanging="360"/>
+      </w:pPr>
+      <w:rPr>
+        <w:rFonts w:ascii="Wingdings" w:hAnsi="Wingdings" w:hint="default"/>
+      </w:rPr>
+    </w:lvl>
+    <w:lvl w:ilvl="3" w:tplc="08090001" w:tentative="1">
+      <w:start w:val="1"/>
+      <w:numFmt w:val="bullet"/>
+      <w:lvlText w:val=""/>
+      <w:lvlJc w:val="left"/>
+      <w:pPr>
+        <w:ind w:left="2880" w:hanging="360"/>
+      </w:pPr>
+      <w:rPr>
+        <w:rFonts w:ascii="Symbol" w:hAnsi="Symbol" w:hint="default"/>
+      </w:rPr>
+    </w:lvl>
+    <w:lvl w:ilvl="4" w:tplc="08090003" w:tentative="1">
+      <w:start w:val="1"/>
+      <w:numFmt w:val="bullet"/>
+      <w:lvlText w:val="o"/>
+      <w:lvlJc w:val="left"/>
+      <w:pPr>
+        <w:ind w:left="3600" w:hanging="360"/>
+      </w:pPr>
+      <w:rPr>
+        <w:rFonts w:ascii="Courier New" w:hAnsi="Courier New" w:cs="Courier New" w:hint="default"/>
+      </w:rPr>
+    </w:lvl>
+    <w:lvl w:ilvl="5" w:tplc="08090005" w:tentative="1">
+      <w:start w:val="1"/>
+      <w:numFmt w:val="bullet"/>
+      <w:lvlText w:val=""/>
+      <w:lvlJc w:val="left"/>
+      <w:pPr>
+        <w:ind w:left="4320" w:hanging="360"/>
+      </w:pPr>
+      <w:rPr>
+        <w:rFonts w:ascii="Wingdings" w:hAnsi="Wingdings" w:hint="default"/>
+      </w:rPr>
+    </w:lvl>
+    <w:lvl w:ilvl="6" w:tplc="08090001" w:tentative="1">
+      <w:start w:val="1"/>
+      <w:numFmt w:val="bullet"/>
+      <w:lvlText w:val=""/>
+      <w:lvlJc w:val="left"/>
+      <w:pPr>
+        <w:ind w:left="5040" w:hanging="360"/>
+      </w:pPr>
+      <w:rPr>
+        <w:rFonts w:ascii="Symbol" w:hAnsi="Symbol" w:hint="default"/>
+      </w:rPr>
+    </w:lvl>
+    <w:lvl w:ilvl="7" w:tplc="08090003" w:tentative="1">
+      <w:start w:val="1"/>
+      <w:numFmt w:val="bullet"/>
+      <w:lvlText w:val="o"/>
+      <w:lvlJc w:val="left"/>
+      <w:pPr>
+        <w:ind w:left="5760" w:hanging="360"/>
+      </w:pPr>
+      <w:rPr>
+        <w:rFonts w:ascii="Courier New" w:hAnsi="Courier New" w:cs="Courier New" w:hint="default"/>
+      </w:rPr>
+    </w:lvl>
+    <w:lvl w:ilvl="8" w:tplc="08090005" w:tentative="1">
+      <w:start w:val="1"/>
+      <w:numFmt w:val="bullet"/>
+      <w:lvlText w:val=""/>
+      <w:lvlJc w:val="left"/>
+      <w:pPr>
+        <w:ind w:left="6480" w:hanging="360"/>
+      </w:pPr>
+      <w:rPr>
+        <w:rFonts w:ascii="Wingdings" w:hAnsi="Wingdings" w:hint="default"/>
+      </w:rPr>
+    </w:lvl>
+  </w:abstractNum>
+  <w:abstractNum w:abstractNumId="16" w15:restartNumberingAfterBreak="0">
+    <w:nsid w:val="7A0E4668"/>
+    <w:multiLevelType w:val="multilevel"/>
+    <w:tmpl w:val="9252EC46"/>
+    <w:lvl w:ilvl="0">
+      <w:start w:val="5"/>
+      <w:numFmt w:val="decimal"/>
+      <w:lvlText w:val="%1"/>
+      <w:lvlJc w:val="left"/>
+      <w:pPr>
+        <w:ind w:left="360" w:hanging="360"/>
+      </w:pPr>
+      <w:rPr>
+        <w:rFonts w:hint="default"/>
+      </w:rPr>
+    </w:lvl>
+    <w:lvl w:ilvl="1">
+      <w:start w:val="3"/>
+      <w:numFmt w:val="decimal"/>
+      <w:lvlText w:val="%1.%2"/>
+      <w:lvlJc w:val="left"/>
+      <w:pPr>
+        <w:ind w:left="360" w:hanging="360"/>
+      </w:pPr>
+      <w:rPr>
+        <w:rFonts w:hint="default"/>
+      </w:rPr>
+    </w:lvl>
+    <w:lvl w:ilvl="2">
+      <w:start w:val="1"/>
+      <w:numFmt w:val="decimal"/>
+      <w:lvlText w:val="%1.%2.%3"/>
+      <w:lvlJc w:val="left"/>
+      <w:pPr>
+        <w:ind w:left="720" w:hanging="720"/>
+      </w:pPr>
+      <w:rPr>
+        <w:rFonts w:hint="default"/>
+      </w:rPr>
+    </w:lvl>
+    <w:lvl w:ilvl="3">
+      <w:start w:val="1"/>
+      <w:numFmt w:val="decimal"/>
+      <w:lvlText w:val="%1.%2.%3.%4"/>
+      <w:lvlJc w:val="left"/>
+      <w:pPr>
+        <w:ind w:left="1080" w:hanging="1080"/>
+      </w:pPr>
+      <w:rPr>
+        <w:rFonts w:hint="default"/>
+      </w:rPr>
+    </w:lvl>
+    <w:lvl w:ilvl="4">
+      <w:start w:val="1"/>
+      <w:numFmt w:val="decimal"/>
+      <w:lvlText w:val="%1.%2.%3.%4.%5"/>
+      <w:lvlJc w:val="left"/>
+      <w:pPr>
+        <w:ind w:left="1080" w:hanging="1080"/>
+      </w:pPr>
+      <w:rPr>
+        <w:rFonts w:hint="default"/>
+      </w:rPr>
+    </w:lvl>
+    <w:lvl w:ilvl="5">
+      <w:start w:val="1"/>
+      <w:numFmt w:val="decimal"/>
+      <w:lvlText w:val="%1.%2.%3.%4.%5.%6"/>
+      <w:lvlJc w:val="left"/>
+      <w:pPr>
+        <w:ind w:left="1440" w:hanging="1440"/>
+      </w:pPr>
+      <w:rPr>
+        <w:rFonts w:hint="default"/>
+      </w:rPr>
+    </w:lvl>
+    <w:lvl w:ilvl="6">
+      <w:start w:val="1"/>
+      <w:numFmt w:val="decimal"/>
+      <w:lvlText w:val="%1.%2.%3.%4.%5.%6.%7"/>
+      <w:lvlJc w:val="left"/>
+      <w:pPr>
+        <w:ind w:left="1440" w:hanging="1440"/>
+      </w:pPr>
+      <w:rPr>
+        <w:rFonts w:hint="default"/>
+      </w:rPr>
+    </w:lvl>
+    <w:lvl w:ilvl="7">
+      <w:start w:val="1"/>
+      <w:numFmt w:val="decimal"/>
+      <w:lvlText w:val="%1.%2.%3.%4.%5.%6.%7.%8"/>
+      <w:lvlJc w:val="left"/>
+      <w:pPr>
+        <w:ind w:left="1800" w:hanging="1800"/>
+      </w:pPr>
+      <w:rPr>
+        <w:rFonts w:hint="default"/>
+      </w:rPr>
+    </w:lvl>
+    <w:lvl w:ilvl="8">
+      <w:start w:val="1"/>
+      <w:numFmt w:val="decimal"/>
+      <w:lvlText w:val="%1.%2.%3.%4.%5.%6.%7.%8.%9"/>
+      <w:lvlJc w:val="left"/>
+      <w:pPr>
+        <w:ind w:left="1800" w:hanging="1800"/>
+      </w:pPr>
+      <w:rPr>
+        <w:rFonts w:hint="default"/>
+      </w:rPr>
+    </w:lvl>
+  </w:abstractNum>
   <w:num w:numId="1" w16cid:durableId="223376168">
-    <w:abstractNumId w:val="2"/>
+    <w:abstractNumId w:val="8"/>
   </w:num>
   <w:num w:numId="2" w16cid:durableId="918714215">
     <w:abstractNumId w:val="0"/>
   </w:num>
   <w:num w:numId="3" w16cid:durableId="895313768">
+    <w:abstractNumId w:val="14"/>
+  </w:num>
+  <w:num w:numId="4" w16cid:durableId="967664191">
+    <w:abstractNumId w:val="6"/>
+  </w:num>
+  <w:num w:numId="5" w16cid:durableId="1347488795">
+    <w:abstractNumId w:val="11"/>
+  </w:num>
+  <w:num w:numId="6" w16cid:durableId="476530855">
+    <w:abstractNumId w:val="3"/>
+  </w:num>
+  <w:num w:numId="7" w16cid:durableId="411586774">
+    <w:abstractNumId w:val="15"/>
+  </w:num>
+  <w:num w:numId="8" w16cid:durableId="250164412">
+    <w:abstractNumId w:val="13"/>
+  </w:num>
+  <w:num w:numId="9" w16cid:durableId="1588347432">
+    <w:abstractNumId w:val="16"/>
+  </w:num>
+  <w:num w:numId="10" w16cid:durableId="1481773227">
+    <w:abstractNumId w:val="9"/>
+  </w:num>
+  <w:num w:numId="11" w16cid:durableId="1859587275">
+    <w:abstractNumId w:val="10"/>
+  </w:num>
+  <w:num w:numId="12" w16cid:durableId="1955020455">
+    <w:abstractNumId w:val="12"/>
+  </w:num>
+  <w:num w:numId="13" w16cid:durableId="1045104684">
+    <w:abstractNumId w:val="7"/>
+  </w:num>
+  <w:num w:numId="14" w16cid:durableId="1072779661">
     <w:abstractNumId w:val="4"/>
   </w:num>
-  <w:num w:numId="4" w16cid:durableId="967664191">
+  <w:num w:numId="15" w16cid:durableId="75789236">
+    <w:abstractNumId w:val="2"/>
+  </w:num>
+  <w:num w:numId="16" w16cid:durableId="254825213">
+    <w:abstractNumId w:val="5"/>
+  </w:num>
+  <w:num w:numId="17" w16cid:durableId="1953244011">
     <w:abstractNumId w:val="1"/>
-  </w:num>
-  <w:num w:numId="5" w16cid:durableId="1347488795">
-    <w:abstractNumId w:val="3"/>
   </w:num>
 </w:numbering>
 </file>
@@ -14253,6 +16383,7 @@
   <w:style w:type="character" w:default="1" w:styleId="Domylnaczcionkaakapitu">
     <w:name w:val="Default Paragraph Font"/>
     <w:uiPriority w:val="1"/>
+    <w:semiHidden/>
     <w:unhideWhenUsed/>
   </w:style>
   <w:style w:type="table" w:default="1" w:styleId="Standardowy">
@@ -14589,6 +16720,25 @@
     <w:name w:val="math-inline"/>
     <w:basedOn w:val="Domylnaczcionkaakapitu"/>
     <w:rsid w:val="00990C42"/>
+  </w:style>
+  <w:style w:type="table" w:styleId="Tabela-Siatka">
+    <w:name w:val="Table Grid"/>
+    <w:basedOn w:val="Standardowy"/>
+    <w:uiPriority w:val="39"/>
+    <w:rsid w:val="006F35B8"/>
+    <w:pPr>
+      <w:spacing w:after="0" w:line="240" w:lineRule="auto"/>
+    </w:pPr>
+    <w:tblPr>
+      <w:tblBorders>
+        <w:top w:val="single" w:sz="4" w:space="0" w:color="auto"/>
+        <w:left w:val="single" w:sz="4" w:space="0" w:color="auto"/>
+        <w:bottom w:val="single" w:sz="4" w:space="0" w:color="auto"/>
+        <w:right w:val="single" w:sz="4" w:space="0" w:color="auto"/>
+        <w:insideH w:val="single" w:sz="4" w:space="0" w:color="auto"/>
+        <w:insideV w:val="single" w:sz="4" w:space="0" w:color="auto"/>
+      </w:tblBorders>
+    </w:tblPr>
   </w:style>
 </w:styles>
 </file>

--- a/sprawozdanie5.docx
+++ b/sprawozdanie5.docx
@@ -574,43 +574,23 @@
     </w:p>
     <w:p>
       <w:pPr>
-        <w:ind w:left="360"/>
         <w:jc w:val="both"/>
         <w:rPr>
-          <w:sz w:val="24"/>
-          <w:szCs w:val="24"/>
-        </w:rPr>
-      </w:pPr>
-    </w:p>
-    <w:p>
-      <w:pPr>
-        <w:ind w:left="360"/>
-        <w:jc w:val="both"/>
-        <w:rPr>
-          <w:sz w:val="24"/>
-          <w:szCs w:val="24"/>
-        </w:rPr>
-      </w:pPr>
-    </w:p>
-    <w:p>
-      <w:pPr>
-        <w:ind w:left="360"/>
-        <w:jc w:val="both"/>
-        <w:rPr>
-          <w:sz w:val="24"/>
-          <w:szCs w:val="24"/>
-        </w:rPr>
-      </w:pPr>
-    </w:p>
-    <w:p>
-      <w:pPr>
-        <w:ind w:left="360"/>
-        <w:jc w:val="both"/>
-        <w:rPr>
-          <w:sz w:val="24"/>
-          <w:szCs w:val="24"/>
-        </w:rPr>
-      </w:pPr>
+          <w:i/>
+          <w:iCs/>
+          <w:sz w:val="24"/>
+          <w:szCs w:val="24"/>
+        </w:rPr>
+      </w:pPr>
+      <w:r>
+        <w:rPr>
+          <w:i/>
+          <w:iCs/>
+          <w:sz w:val="24"/>
+          <w:szCs w:val="24"/>
+        </w:rPr>
+        <w:t>Uwaga do wykresów: Zgodnie z wytycznymi, na wykresy zostały naniesione słupki błędu reprezentujące odchylenie standardowe dla każdego punktu pomiarowego. Ze względu na bardzo wysoką powtarzalność czasów wykonania i mikroskopijne wartości odchyleń (często rzędu dziesięciotysięcznych części milisekundy), słupki te są na wykresie wizualnie mniejsze od samych znaczników (kropek) serii danych i mogą być trudne do dostrzeżenia gołym okiem.</w:t>
+      </w:r>
     </w:p>
     <w:p>
       <w:pPr>
@@ -2258,7 +2238,14 @@
           <w:sz w:val="24"/>
           <w:szCs w:val="24"/>
         </w:rPr>
-        <w:t xml:space="preserve"> Wykresy i tabele pomiarowe z naszego sprawozdania idealnie pokrywają się z teorią. Widać potężny, wykładniczy wystrzał dla algorytmu siłowego przy wzroście n. Płaszczyzny 3D potwierdzają też pseudowielomianowy charakter programu dynamicznego (rampa rosnąca w obu kierunkach ) oraz minimalny, liniowo-logarytmiczny czas wykonania algorytmu zachłannego. </w:t>
+        <w:t xml:space="preserve"> </w:t>
+      </w:r>
+      <w:r>
+        <w:rPr>
+          <w:sz w:val="24"/>
+          <w:szCs w:val="24"/>
+        </w:rPr>
+        <w:t>Zarówno wykresy, jak i tabele pomiarowe z naszego eksperymentu w ogromnej mierze pokrywają się z analizą teoretyczną. Warto jednak zaznaczyć, że przy bardzo małych wartościach czasu (rzędu ułamków milisekund) mogą występować minimalne fluktuacje i drobne odchylenia pomiarowe. Wynikają one z czynników niezależnych od samych algorytmów, takich jak narzut systemu operacyjnego (procesy działające w tle) czy mechanizmy przydzielania czasu procesora i zarządzania pamięcią cache.</w:t>
       </w:r>
     </w:p>
     <w:p>
@@ -2267,7 +2254,6 @@
         <w:rPr>
           <w:sz w:val="24"/>
           <w:szCs w:val="24"/>
-          <w:lang w:val="en-GB"/>
         </w:rPr>
       </w:pPr>
       <w:r>
@@ -2276,7 +2262,6 @@
           <w:bCs/>
           <w:sz w:val="24"/>
           <w:szCs w:val="24"/>
-          <w:lang w:val="en-GB"/>
         </w:rPr>
         <w:t>Klasy złożoności problemu plecakowego:</w:t>
       </w:r>
@@ -2443,7 +2428,15 @@
           <w:sz w:val="24"/>
           <w:szCs w:val="24"/>
         </w:rPr>
-        <w:t xml:space="preserve"> Algorytm dynamiczny to potężne narzędzie, ale jego zastosowanie ma sens tylko w przypadku całkowitoliczbowych pojemności plecaka o rozsądnych rozmiarach. Rozmiar pamięci (</w:t>
+        <w:t xml:space="preserve"> Algorytm dynamiczny to potężne narzędzie, ale jego zastosowanie ma sens tylko w przypadku całkowitoliczbowych pojemności plecaka o rozsądnych </w:t>
+      </w:r>
+      <w:r>
+        <w:rPr>
+          <w:sz w:val="24"/>
+          <w:szCs w:val="24"/>
+        </w:rPr>
+        <w:lastRenderedPageBreak/>
+        <w:t>rozmiarach. Rozmiar pamięci (</w:t>
       </w:r>
       <w:r>
         <w:rPr>
@@ -2475,7 +2468,6 @@
           <w:sz w:val="24"/>
           <w:szCs w:val="24"/>
         </w:rPr>
-        <w:lastRenderedPageBreak/>
         <w:t>Użyteczność algorytmu zachłannego</w:t>
       </w:r>
       <w:r>
@@ -4755,6 +4747,7 @@
                 <w:lang w:eastAsia="pl-PL"/>
                 <w14:ligatures w14:val="none"/>
               </w:rPr>
+              <w:lastRenderedPageBreak/>
               <w:t>13</w:t>
             </w:r>
           </w:p>
@@ -5049,7 +5042,6 @@
                 <w:lang w:eastAsia="pl-PL"/>
                 <w14:ligatures w14:val="none"/>
               </w:rPr>
-              <w:lastRenderedPageBreak/>
               <w:t>16</w:t>
             </w:r>
           </w:p>
@@ -9307,6 +9299,7 @@
                 <w:lang w:eastAsia="pl-PL"/>
                 <w14:ligatures w14:val="none"/>
               </w:rPr>
+              <w:lastRenderedPageBreak/>
               <w:t>b</w:t>
             </w:r>
           </w:p>
@@ -9599,7 +9592,6 @@
                 <w:lang w:eastAsia="pl-PL"/>
                 <w14:ligatures w14:val="none"/>
               </w:rPr>
-              <w:lastRenderedPageBreak/>
               <w:t>60</w:t>
             </w:r>
           </w:p>
@@ -13145,6 +13137,7 @@
                 <w:sz w:val="24"/>
                 <w:szCs w:val="24"/>
               </w:rPr>
+              <w:lastRenderedPageBreak/>
               <w:t>0 - 5</w:t>
             </w:r>
           </w:p>
@@ -13295,7 +13288,6 @@
                 <w:sz w:val="24"/>
                 <w:szCs w:val="24"/>
               </w:rPr>
-              <w:lastRenderedPageBreak/>
               <w:t>10 - 20</w:t>
             </w:r>
           </w:p>
@@ -16383,7 +16375,6 @@
   <w:style w:type="character" w:default="1" w:styleId="Domylnaczcionkaakapitu">
     <w:name w:val="Default Paragraph Font"/>
     <w:uiPriority w:val="1"/>
-    <w:semiHidden/>
     <w:unhideWhenUsed/>
   </w:style>
   <w:style w:type="table" w:default="1" w:styleId="Standardowy">
